--- a/Week2_ebd-platform-libraries/1- Create libary SpringBoot.docx
+++ b/Week2_ebd-platform-libraries/1- Create libary SpringBoot.docx
@@ -33,8 +33,11 @@
         <w:jc w:val="center"/>
       </w:pPr>
       <w:r>
+        <w:rPr>
+          <w:noProof/>
+        </w:rPr>
         <w:drawing>
-          <wp:anchor distT="0" distB="0" distL="114300" distR="114300" simplePos="0" relativeHeight="251658240" behindDoc="1" locked="0" layoutInCell="1" allowOverlap="1" wp14:anchorId="259DAE2C" wp14:editId="237050A1">
+          <wp:anchor distT="0" distB="0" distL="114300" distR="114300" simplePos="0" relativeHeight="251657216" behindDoc="1" locked="0" layoutInCell="1" allowOverlap="1" wp14:anchorId="259DAE2C" wp14:editId="6729692E">
             <wp:simplePos x="0" y="0"/>
             <wp:positionH relativeFrom="column">
               <wp:posOffset>1055370</wp:posOffset>
@@ -191,8 +194,19 @@
           <w:sz w:val="22"/>
           <w:szCs w:val="22"/>
         </w:rPr>
-        <w:t xml:space="preserve">        &lt;</w:t>
-      </w:r>
+        <w:t xml:space="preserve">        </w:t>
+      </w:r>
+      <w:proofErr w:type="gramStart"/>
+      <w:r>
+        <w:rPr>
+          <w:rFonts w:ascii="Consolas" w:hAnsi="Consolas"/>
+          <w:color w:val="000000"/>
+          <w:sz w:val="22"/>
+          <w:szCs w:val="22"/>
+        </w:rPr>
+        <w:t>&lt;</w:t>
+      </w:r>
+      <w:proofErr w:type="spellStart"/>
       <w:r>
         <w:rPr>
           <w:rFonts w:ascii="Consolas" w:hAnsi="Consolas"/>
@@ -202,6 +216,7 @@
         </w:rPr>
         <w:t>groupId</w:t>
       </w:r>
+      <w:proofErr w:type="spellEnd"/>
       <w:r>
         <w:rPr>
           <w:rFonts w:ascii="Consolas" w:hAnsi="Consolas"/>
@@ -209,8 +224,30 @@
           <w:sz w:val="22"/>
           <w:szCs w:val="22"/>
         </w:rPr>
-        <w:t>&gt;org.springframework.boot&lt;/</w:t>
-      </w:r>
+        <w:t>&gt;</w:t>
+      </w:r>
+      <w:proofErr w:type="spellStart"/>
+      <w:r>
+        <w:rPr>
+          <w:rFonts w:ascii="Consolas" w:hAnsi="Consolas"/>
+          <w:color w:val="000000"/>
+          <w:sz w:val="22"/>
+          <w:szCs w:val="22"/>
+        </w:rPr>
+        <w:t>org.springframework.boot</w:t>
+      </w:r>
+      <w:proofErr w:type="spellEnd"/>
+      <w:proofErr w:type="gramEnd"/>
+      <w:r>
+        <w:rPr>
+          <w:rFonts w:ascii="Consolas" w:hAnsi="Consolas"/>
+          <w:color w:val="000000"/>
+          <w:sz w:val="22"/>
+          <w:szCs w:val="22"/>
+        </w:rPr>
+        <w:t>&lt;/</w:t>
+      </w:r>
+      <w:proofErr w:type="spellStart"/>
       <w:r>
         <w:rPr>
           <w:rFonts w:ascii="Consolas" w:hAnsi="Consolas"/>
@@ -220,6 +257,7 @@
         </w:rPr>
         <w:t>groupId</w:t>
       </w:r>
+      <w:proofErr w:type="spellEnd"/>
       <w:r>
         <w:rPr>
           <w:rFonts w:ascii="Consolas" w:hAnsi="Consolas"/>
@@ -251,6 +289,7 @@
         </w:rPr>
         <w:t xml:space="preserve">        &lt;</w:t>
       </w:r>
+      <w:proofErr w:type="spellStart"/>
       <w:r>
         <w:rPr>
           <w:rFonts w:ascii="Consolas" w:hAnsi="Consolas"/>
@@ -260,6 +299,7 @@
         </w:rPr>
         <w:t>artifactId</w:t>
       </w:r>
+      <w:proofErr w:type="spellEnd"/>
       <w:r>
         <w:rPr>
           <w:rFonts w:ascii="Consolas" w:hAnsi="Consolas"/>
@@ -269,6 +309,7 @@
         </w:rPr>
         <w:t>&gt;spring-boot-starter-parent&lt;/</w:t>
       </w:r>
+      <w:proofErr w:type="spellStart"/>
       <w:r>
         <w:rPr>
           <w:rFonts w:ascii="Consolas" w:hAnsi="Consolas"/>
@@ -278,6 +319,7 @@
         </w:rPr>
         <w:t>artifactId</w:t>
       </w:r>
+      <w:proofErr w:type="spellEnd"/>
       <w:r>
         <w:rPr>
           <w:rFonts w:ascii="Consolas" w:hAnsi="Consolas"/>
@@ -367,6 +409,7 @@
         </w:rPr>
         <w:t xml:space="preserve">        &lt;</w:t>
       </w:r>
+      <w:proofErr w:type="spellStart"/>
       <w:r>
         <w:rPr>
           <w:rFonts w:ascii="Consolas" w:hAnsi="Consolas"/>
@@ -376,6 +419,7 @@
         </w:rPr>
         <w:t>relativePath</w:t>
       </w:r>
+      <w:proofErr w:type="spellEnd"/>
       <w:r>
         <w:rPr>
           <w:rFonts w:ascii="Consolas" w:hAnsi="Consolas"/>
@@ -456,15 +500,24 @@
           <w:sz w:val="32"/>
           <w:szCs w:val="32"/>
         </w:rPr>
-        <w:t xml:space="preserve">What we can get from access-control project to create platform library </w:t>
-      </w:r>
+        <w:t xml:space="preserve">What we can get from access-control project to create platform </w:t>
+      </w:r>
+      <w:proofErr w:type="gramStart"/>
       <w:r>
         <w:rPr>
           <w:sz w:val="32"/>
           <w:szCs w:val="32"/>
         </w:rPr>
+        <w:t xml:space="preserve">library </w:t>
+      </w:r>
+      <w:r>
+        <w:rPr>
+          <w:sz w:val="32"/>
+          <w:szCs w:val="32"/>
+        </w:rPr>
         <w:t>:</w:t>
       </w:r>
+      <w:proofErr w:type="gramEnd"/>
     </w:p>
     <w:p>
       <w:pPr>
@@ -482,55 +535,73 @@
           <w:numId w:val="1"/>
         </w:numPr>
         <w:rPr>
-          <w:sz w:val="20"/>
-          <w:szCs w:val="20"/>
-        </w:rPr>
-      </w:pPr>
-      <w:r>
-        <w:rPr>
+          <w:rFonts w:ascii="Khmer OS Battambang" w:hAnsi="Khmer OS Battambang" w:cs="Khmer OS Battambang"/>
+          <w:sz w:val="24"/>
+          <w:szCs w:val="24"/>
+        </w:rPr>
+      </w:pPr>
+      <w:proofErr w:type="spellStart"/>
+      <w:r>
+        <w:rPr>
+          <w:rFonts w:ascii="Khmer OS Battambang" w:hAnsi="Khmer OS Battambang" w:cs="Khmer OS Battambang"/>
           <w:sz w:val="24"/>
           <w:szCs w:val="24"/>
         </w:rPr>
         <w:t>AuditableEntity</w:t>
       </w:r>
-      <w:r>
-        <w:rPr>
+      <w:proofErr w:type="spellEnd"/>
+      <w:r>
+        <w:rPr>
+          <w:rFonts w:ascii="Khmer OS Battambang" w:hAnsi="Khmer OS Battambang" w:cs="Khmer OS Battambang"/>
           <w:sz w:val="24"/>
           <w:szCs w:val="24"/>
         </w:rPr>
         <w:t xml:space="preserve"> </w:t>
       </w:r>
-      <w:r>
-        <w:rPr>
-          <w:sz w:val="20"/>
-          <w:szCs w:val="20"/>
+      <w:proofErr w:type="gramStart"/>
+      <w:r>
+        <w:rPr>
+          <w:rFonts w:ascii="Khmer OS Battambang" w:hAnsi="Khmer OS Battambang" w:cs="Khmer OS Battambang"/>
+          <w:sz w:val="24"/>
+          <w:szCs w:val="24"/>
         </w:rPr>
         <w:t xml:space="preserve">( </w:t>
       </w:r>
       <w:r>
         <w:rPr>
-          <w:rFonts w:cstheme="minorBidi" w:hint="cs"/>
-          <w:sz w:val="20"/>
-          <w:szCs w:val="32"/>
+          <w:rFonts w:ascii="Khmer OS Battambang" w:hAnsi="Khmer OS Battambang" w:cs="Khmer OS Battambang"/>
+          <w:sz w:val="24"/>
+          <w:szCs w:val="24"/>
           <w:cs/>
           <w:lang w:bidi="km-KH"/>
         </w:rPr>
-        <w:t xml:space="preserve">ចឹងកន្លែងនឹងវាជា </w:t>
-      </w:r>
-      <w:r>
-        <w:rPr>
-          <w:rFonts w:cstheme="minorBidi"/>
-          <w:sz w:val="20"/>
-          <w:szCs w:val="32"/>
+        <w:t>ចឹងកន្លែងនឹងវាជា</w:t>
+      </w:r>
+      <w:proofErr w:type="gramEnd"/>
+      <w:r>
+        <w:rPr>
+          <w:rFonts w:ascii="Khmer OS Battambang" w:hAnsi="Khmer OS Battambang" w:cs="Khmer OS Battambang"/>
+          <w:sz w:val="24"/>
+          <w:szCs w:val="24"/>
+          <w:cs/>
+          <w:lang w:bidi="km-KH"/>
+        </w:rPr>
+        <w:t xml:space="preserve"> </w:t>
+      </w:r>
+      <w:r>
+        <w:rPr>
+          <w:rFonts w:ascii="Khmer OS Battambang" w:hAnsi="Khmer OS Battambang" w:cs="Khmer OS Battambang"/>
+          <w:sz w:val="24"/>
+          <w:szCs w:val="24"/>
           <w:lang w:bidi="km-KH"/>
         </w:rPr>
         <w:t xml:space="preserve">candidate </w:t>
       </w:r>
       <w:r>
         <w:rPr>
-          <w:rFonts w:cstheme="minorBidi" w:hint="cs"/>
-          <w:sz w:val="20"/>
-          <w:szCs w:val="32"/>
+          <w:rFonts w:ascii="Khmer OS Battambang" w:hAnsi="Khmer OS Battambang" w:cs="Khmer OS Battambang"/>
+          <w:sz w:val="24"/>
+          <w:szCs w:val="24"/>
           <w:cs/>
           <w:lang w:bidi="km-KH"/>
         </w:rPr>
@@ -538,18 +609,18 @@
       </w:r>
       <w:r>
         <w:rPr>
-          <w:rFonts w:cstheme="minorBidi"/>
-          <w:sz w:val="20"/>
-          <w:szCs w:val="32"/>
+          <w:rFonts w:ascii="Khmer OS Battambang" w:hAnsi="Khmer OS Battambang" w:cs="Khmer OS Battambang"/>
+          <w:sz w:val="24"/>
+          <w:szCs w:val="24"/>
           <w:lang w:bidi="km-KH"/>
         </w:rPr>
         <w:t xml:space="preserve">move </w:t>
       </w:r>
       <w:r>
         <w:rPr>
-          <w:rFonts w:cstheme="minorBidi" w:hint="cs"/>
-          <w:sz w:val="20"/>
-          <w:szCs w:val="32"/>
+          <w:rFonts w:ascii="Khmer OS Battambang" w:hAnsi="Khmer OS Battambang" w:cs="Khmer OS Battambang"/>
+          <w:sz w:val="24"/>
+          <w:szCs w:val="24"/>
           <w:cs/>
           <w:lang w:bidi="km-KH"/>
         </w:rPr>
@@ -557,9 +628,9 @@
       </w:r>
       <w:r>
         <w:rPr>
-          <w:rFonts w:cstheme="minorBidi" w:hint="cs"/>
-          <w:sz w:val="20"/>
-          <w:szCs w:val="32"/>
+          <w:rFonts w:ascii="Khmer OS Battambang" w:hAnsi="Khmer OS Battambang" w:cs="Khmer OS Battambang"/>
+          <w:sz w:val="24"/>
+          <w:szCs w:val="24"/>
           <w:cs/>
           <w:lang w:bidi="km-KH"/>
         </w:rPr>
@@ -567,9 +638,9 @@
       </w:r>
       <w:r>
         <w:rPr>
-          <w:rFonts w:cstheme="minorBidi"/>
-          <w:sz w:val="20"/>
-          <w:szCs w:val="32"/>
+          <w:rFonts w:ascii="Khmer OS Battambang" w:hAnsi="Khmer OS Battambang" w:cs="Khmer OS Battambang"/>
+          <w:sz w:val="24"/>
+          <w:szCs w:val="24"/>
           <w:lang w:bidi="km-KH"/>
         </w:rPr>
         <w:t xml:space="preserve">Auto </w:t>
@@ -583,28 +654,60 @@
           <w:numId w:val="1"/>
         </w:numPr>
         <w:rPr>
-          <w:sz w:val="24"/>
-          <w:szCs w:val="24"/>
-        </w:rPr>
-      </w:pPr>
-      <w:r>
-        <w:rPr>
-          <w:b/>
-          <w:bCs/>
-          <w:sz w:val="24"/>
-          <w:szCs w:val="24"/>
-        </w:rPr>
-        <w:t>package</w:t>
-      </w:r>
-      <w:r>
-        <w:rPr>
-          <w:sz w:val="24"/>
-          <w:szCs w:val="24"/>
-        </w:rPr>
-        <w:t xml:space="preserve"> com.pisethjavaschool.accesscontrol.common.exception</w:t>
-      </w:r>
-      <w:r>
-        <w:rPr>
+          <w:rFonts w:ascii="Khmer OS Battambang" w:hAnsi="Khmer OS Battambang" w:cs="Khmer OS Battambang"/>
+          <w:sz w:val="24"/>
+          <w:szCs w:val="24"/>
+        </w:rPr>
+      </w:pPr>
+      <w:r>
+        <w:rPr>
+          <w:rFonts w:ascii="Khmer OS Battambang" w:hAnsi="Khmer OS Battambang" w:cs="Khmer OS Battambang"/>
+          <w:sz w:val="24"/>
+          <w:szCs w:val="24"/>
+        </w:rPr>
+        <w:t xml:space="preserve">package </w:t>
+      </w:r>
+      <w:proofErr w:type="spellStart"/>
+      <w:proofErr w:type="gramStart"/>
+      <w:r>
+        <w:rPr>
+          <w:rFonts w:ascii="Khmer OS Battambang" w:hAnsi="Khmer OS Battambang" w:cs="Khmer OS Battambang"/>
+          <w:sz w:val="24"/>
+          <w:szCs w:val="24"/>
+        </w:rPr>
+        <w:t>com.pisethjavaschool</w:t>
+      </w:r>
+      <w:proofErr w:type="gramEnd"/>
+      <w:r>
+        <w:rPr>
+          <w:rFonts w:ascii="Khmer OS Battambang" w:hAnsi="Khmer OS Battambang" w:cs="Khmer OS Battambang"/>
+          <w:sz w:val="24"/>
+          <w:szCs w:val="24"/>
+        </w:rPr>
+        <w:t>.</w:t>
+      </w:r>
+      <w:proofErr w:type="gramStart"/>
+      <w:r>
+        <w:rPr>
+          <w:rFonts w:ascii="Khmer OS Battambang" w:hAnsi="Khmer OS Battambang" w:cs="Khmer OS Battambang"/>
+          <w:sz w:val="24"/>
+          <w:szCs w:val="24"/>
+        </w:rPr>
+        <w:t>accesscontrol.common</w:t>
+      </w:r>
+      <w:proofErr w:type="gramEnd"/>
+      <w:r>
+        <w:rPr>
+          <w:rFonts w:ascii="Khmer OS Battambang" w:hAnsi="Khmer OS Battambang" w:cs="Khmer OS Battambang"/>
+          <w:sz w:val="24"/>
+          <w:szCs w:val="24"/>
+        </w:rPr>
+        <w:t>.exception</w:t>
+      </w:r>
+      <w:proofErr w:type="spellEnd"/>
+      <w:r>
+        <w:rPr>
+          <w:rFonts w:ascii="Khmer OS Battambang" w:hAnsi="Khmer OS Battambang" w:cs="Khmer OS Battambang"/>
           <w:sz w:val="24"/>
           <w:szCs w:val="24"/>
         </w:rPr>
@@ -612,9 +715,9 @@
       </w:r>
       <w:r>
         <w:rPr>
-          <w:rFonts w:cstheme="minorBidi" w:hint="cs"/>
-          <w:sz w:val="24"/>
-          <w:szCs w:val="44"/>
+          <w:rFonts w:ascii="Khmer OS Battambang" w:hAnsi="Khmer OS Battambang" w:cs="Khmer OS Battambang" w:hint="cs"/>
+          <w:sz w:val="24"/>
+          <w:szCs w:val="24"/>
           <w:cs/>
           <w:lang w:bidi="km-KH"/>
         </w:rPr>
@@ -622,18 +725,17 @@
       </w:r>
       <w:r>
         <w:rPr>
-          <w:rFonts w:cstheme="minorBidi"/>
-          <w:sz w:val="24"/>
-          <w:szCs w:val="44"/>
-          <w:lang w:bidi="km-KH"/>
+          <w:rFonts w:ascii="Khmer OS Battambang" w:hAnsi="Khmer OS Battambang" w:cs="Khmer OS Battambang"/>
+          <w:sz w:val="24"/>
+          <w:szCs w:val="24"/>
         </w:rPr>
         <w:t xml:space="preserve">handle exception </w:t>
       </w:r>
       <w:r>
         <w:rPr>
-          <w:rFonts w:cstheme="minorBidi" w:hint="cs"/>
-          <w:sz w:val="24"/>
-          <w:szCs w:val="44"/>
+          <w:rFonts w:ascii="Khmer OS Battambang" w:hAnsi="Khmer OS Battambang" w:cs="Khmer OS Battambang" w:hint="cs"/>
+          <w:sz w:val="24"/>
+          <w:szCs w:val="24"/>
           <w:cs/>
           <w:lang w:bidi="km-KH"/>
         </w:rPr>
@@ -641,18 +743,17 @@
       </w:r>
       <w:r>
         <w:rPr>
-          <w:rFonts w:cstheme="minorBidi"/>
-          <w:sz w:val="24"/>
-          <w:szCs w:val="44"/>
-          <w:lang w:bidi="km-KH"/>
+          <w:rFonts w:ascii="Khmer OS Battambang" w:hAnsi="Khmer OS Battambang" w:cs="Khmer OS Battambang"/>
+          <w:sz w:val="24"/>
+          <w:szCs w:val="24"/>
         </w:rPr>
         <w:t xml:space="preserve">import </w:t>
       </w:r>
       <w:r>
         <w:rPr>
-          <w:rFonts w:cstheme="minorBidi" w:hint="cs"/>
-          <w:sz w:val="24"/>
-          <w:szCs w:val="44"/>
+          <w:rFonts w:ascii="Khmer OS Battambang" w:hAnsi="Khmer OS Battambang" w:cs="Khmer OS Battambang" w:hint="cs"/>
+          <w:sz w:val="24"/>
+          <w:szCs w:val="24"/>
           <w:cs/>
           <w:lang w:bidi="km-KH"/>
         </w:rPr>
@@ -667,38 +768,70 @@
           <w:numId w:val="1"/>
         </w:numPr>
         <w:rPr>
-          <w:sz w:val="24"/>
-          <w:szCs w:val="24"/>
-        </w:rPr>
-      </w:pPr>
-      <w:r>
-        <w:rPr>
-          <w:b/>
-          <w:bCs/>
-          <w:sz w:val="24"/>
-          <w:szCs w:val="24"/>
-        </w:rPr>
-        <w:t>package</w:t>
-      </w:r>
-      <w:r>
-        <w:rPr>
-          <w:sz w:val="24"/>
-          <w:szCs w:val="24"/>
-        </w:rPr>
-        <w:t xml:space="preserve"> com.pisethjavaschool.accesscontrol.common.security;</w:t>
-      </w:r>
-      <w:r>
-        <w:rPr>
-          <w:sz w:val="24"/>
-          <w:szCs w:val="24"/>
-        </w:rPr>
-        <w:t xml:space="preserve"> </w:t>
-      </w:r>
-      <w:r>
-        <w:rPr>
-          <w:rFonts w:cstheme="minorBidi" w:hint="cs"/>
-          <w:sz w:val="24"/>
-          <w:szCs w:val="44"/>
+          <w:rFonts w:ascii="Khmer OS Battambang" w:hAnsi="Khmer OS Battambang" w:cs="Khmer OS Battambang"/>
+          <w:sz w:val="24"/>
+          <w:szCs w:val="24"/>
+        </w:rPr>
+      </w:pPr>
+      <w:r>
+        <w:rPr>
+          <w:rFonts w:ascii="Khmer OS Battambang" w:hAnsi="Khmer OS Battambang" w:cs="Khmer OS Battambang"/>
+          <w:sz w:val="24"/>
+          <w:szCs w:val="24"/>
+        </w:rPr>
+        <w:t xml:space="preserve">package </w:t>
+      </w:r>
+      <w:proofErr w:type="spellStart"/>
+      <w:proofErr w:type="gramStart"/>
+      <w:r>
+        <w:rPr>
+          <w:rFonts w:ascii="Khmer OS Battambang" w:hAnsi="Khmer OS Battambang" w:cs="Khmer OS Battambang"/>
+          <w:sz w:val="24"/>
+          <w:szCs w:val="24"/>
+        </w:rPr>
+        <w:t>com.pisethjavaschool</w:t>
+      </w:r>
+      <w:proofErr w:type="gramEnd"/>
+      <w:r>
+        <w:rPr>
+          <w:rFonts w:ascii="Khmer OS Battambang" w:hAnsi="Khmer OS Battambang" w:cs="Khmer OS Battambang"/>
+          <w:sz w:val="24"/>
+          <w:szCs w:val="24"/>
+        </w:rPr>
+        <w:t>.</w:t>
+      </w:r>
+      <w:proofErr w:type="gramStart"/>
+      <w:r>
+        <w:rPr>
+          <w:rFonts w:ascii="Khmer OS Battambang" w:hAnsi="Khmer OS Battambang" w:cs="Khmer OS Battambang"/>
+          <w:sz w:val="24"/>
+          <w:szCs w:val="24"/>
+        </w:rPr>
+        <w:t>accesscontrol.common</w:t>
+      </w:r>
+      <w:proofErr w:type="gramEnd"/>
+      <w:r>
+        <w:rPr>
+          <w:rFonts w:ascii="Khmer OS Battambang" w:hAnsi="Khmer OS Battambang" w:cs="Khmer OS Battambang"/>
+          <w:sz w:val="24"/>
+          <w:szCs w:val="24"/>
+        </w:rPr>
+        <w:t>.security</w:t>
+      </w:r>
+      <w:proofErr w:type="spellEnd"/>
+      <w:r>
+        <w:rPr>
+          <w:rFonts w:ascii="Khmer OS Battambang" w:hAnsi="Khmer OS Battambang" w:cs="Khmer OS Battambang"/>
+          <w:sz w:val="24"/>
+          <w:szCs w:val="24"/>
+        </w:rPr>
+        <w:t xml:space="preserve">; </w:t>
+      </w:r>
+      <w:r>
+        <w:rPr>
+          <w:rFonts w:ascii="Khmer OS Battambang" w:hAnsi="Khmer OS Battambang" w:cs="Khmer OS Battambang" w:hint="cs"/>
+          <w:sz w:val="24"/>
+          <w:szCs w:val="24"/>
           <w:cs/>
           <w:lang w:bidi="km-KH"/>
         </w:rPr>
@@ -706,10 +839,9 @@
       </w:r>
       <w:r>
         <w:rPr>
-          <w:rFonts w:cstheme="minorBidi"/>
-          <w:sz w:val="24"/>
-          <w:szCs w:val="44"/>
-          <w:lang w:bidi="km-KH"/>
+          <w:rFonts w:ascii="Khmer OS Battambang" w:hAnsi="Khmer OS Battambang" w:cs="Khmer OS Battambang"/>
+          <w:sz w:val="24"/>
+          <w:szCs w:val="24"/>
         </w:rPr>
         <w:t xml:space="preserve"> security </w:t>
       </w:r>
@@ -722,28 +854,32 @@
           <w:numId w:val="1"/>
         </w:numPr>
         <w:rPr>
-          <w:sz w:val="24"/>
-          <w:szCs w:val="24"/>
-        </w:rPr>
-      </w:pPr>
-      <w:r>
-        <w:rPr>
-          <w:b/>
-          <w:bCs/>
-          <w:sz w:val="24"/>
-          <w:szCs w:val="24"/>
-        </w:rPr>
-        <w:t>package</w:t>
-      </w:r>
-      <w:r>
-        <w:rPr>
-          <w:sz w:val="24"/>
-          <w:szCs w:val="24"/>
-        </w:rPr>
-        <w:t xml:space="preserve"> com.pisethjavaschool.accesscontrol.common.web</w:t>
-      </w:r>
-      <w:r>
-        <w:rPr>
+          <w:rFonts w:ascii="Khmer OS Battambang" w:hAnsi="Khmer OS Battambang" w:cs="Khmer OS Battambang"/>
+          <w:sz w:val="24"/>
+          <w:szCs w:val="24"/>
+        </w:rPr>
+      </w:pPr>
+      <w:r>
+        <w:rPr>
+          <w:rFonts w:ascii="Khmer OS Battambang" w:hAnsi="Khmer OS Battambang" w:cs="Khmer OS Battambang"/>
+          <w:sz w:val="24"/>
+          <w:szCs w:val="24"/>
+        </w:rPr>
+        <w:t xml:space="preserve">package </w:t>
+      </w:r>
+      <w:proofErr w:type="spellStart"/>
+      <w:r>
+        <w:rPr>
+          <w:rFonts w:ascii="Khmer OS Battambang" w:hAnsi="Khmer OS Battambang" w:cs="Khmer OS Battambang"/>
+          <w:sz w:val="24"/>
+          <w:szCs w:val="24"/>
+        </w:rPr>
+        <w:t>com.pisethjavaschool.accesscontrol.common.web</w:t>
+      </w:r>
+      <w:proofErr w:type="spellEnd"/>
+      <w:r>
+        <w:rPr>
+          <w:rFonts w:ascii="Khmer OS Battambang" w:hAnsi="Khmer OS Battambang" w:cs="Khmer OS Battambang"/>
           <w:sz w:val="24"/>
           <w:szCs w:val="24"/>
         </w:rPr>
@@ -751,9 +887,9 @@
       </w:r>
       <w:r>
         <w:rPr>
-          <w:rFonts w:cstheme="minorBidi" w:hint="cs"/>
-          <w:sz w:val="24"/>
-          <w:szCs w:val="44"/>
+          <w:rFonts w:ascii="Khmer OS Battambang" w:hAnsi="Khmer OS Battambang" w:cs="Khmer OS Battambang" w:hint="cs"/>
+          <w:sz w:val="24"/>
+          <w:szCs w:val="24"/>
           <w:cs/>
           <w:lang w:bidi="km-KH"/>
         </w:rPr>
@@ -761,10 +897,9 @@
       </w:r>
       <w:r>
         <w:rPr>
-          <w:rFonts w:cstheme="minorBidi"/>
-          <w:sz w:val="24"/>
-          <w:szCs w:val="44"/>
-          <w:lang w:bidi="km-KH"/>
+          <w:rFonts w:ascii="Khmer OS Battambang" w:hAnsi="Khmer OS Battambang" w:cs="Khmer OS Battambang"/>
+          <w:sz w:val="24"/>
+          <w:szCs w:val="24"/>
         </w:rPr>
         <w:t xml:space="preserve">filter </w:t>
       </w:r>
@@ -777,104 +912,119 @@
           <w:numId w:val="1"/>
         </w:numPr>
         <w:rPr>
-          <w:sz w:val="24"/>
-          <w:szCs w:val="24"/>
-        </w:rPr>
-      </w:pPr>
-      <w:r>
-        <w:rPr>
-          <w:b/>
-          <w:bCs/>
-          <w:sz w:val="24"/>
-          <w:szCs w:val="24"/>
-        </w:rPr>
-        <w:t>package</w:t>
-      </w:r>
-      <w:r>
-        <w:rPr>
-          <w:sz w:val="24"/>
-          <w:szCs w:val="24"/>
-        </w:rPr>
-        <w:t xml:space="preserve"> com.pisethjavaschool.accesscontrol.common.openapi;</w:t>
-      </w:r>
-      <w:r>
-        <w:rPr>
-          <w:sz w:val="24"/>
-          <w:szCs w:val="24"/>
-        </w:rPr>
-        <w:t xml:space="preserve"> </w:t>
-      </w:r>
-      <w:r>
+          <w:rFonts w:ascii="Khmer OS Battambang" w:hAnsi="Khmer OS Battambang" w:cs="Khmer OS Battambang"/>
+          <w:sz w:val="24"/>
+          <w:szCs w:val="24"/>
+        </w:rPr>
+      </w:pPr>
+      <w:r>
+        <w:rPr>
+          <w:rFonts w:ascii="Khmer OS Battambang" w:hAnsi="Khmer OS Battambang" w:cs="Khmer OS Battambang"/>
+          <w:sz w:val="24"/>
+          <w:szCs w:val="24"/>
+        </w:rPr>
+        <w:t xml:space="preserve">package </w:t>
+      </w:r>
+      <w:proofErr w:type="spellStart"/>
+      <w:proofErr w:type="gramStart"/>
+      <w:r>
+        <w:rPr>
+          <w:rFonts w:ascii="Khmer OS Battambang" w:hAnsi="Khmer OS Battambang" w:cs="Khmer OS Battambang"/>
+          <w:sz w:val="24"/>
+          <w:szCs w:val="24"/>
+        </w:rPr>
+        <w:t>com.pisethjavaschool</w:t>
+      </w:r>
+      <w:proofErr w:type="gramEnd"/>
+      <w:r>
+        <w:rPr>
+          <w:rFonts w:ascii="Khmer OS Battambang" w:hAnsi="Khmer OS Battambang" w:cs="Khmer OS Battambang"/>
+          <w:sz w:val="24"/>
+          <w:szCs w:val="24"/>
+        </w:rPr>
+        <w:t>.</w:t>
+      </w:r>
+      <w:proofErr w:type="gramStart"/>
+      <w:r>
+        <w:rPr>
+          <w:rFonts w:ascii="Khmer OS Battambang" w:hAnsi="Khmer OS Battambang" w:cs="Khmer OS Battambang"/>
+          <w:sz w:val="24"/>
+          <w:szCs w:val="24"/>
+        </w:rPr>
+        <w:t>accesscontrol.common</w:t>
+      </w:r>
+      <w:proofErr w:type="gramEnd"/>
+      <w:r>
+        <w:rPr>
+          <w:rFonts w:ascii="Khmer OS Battambang" w:hAnsi="Khmer OS Battambang" w:cs="Khmer OS Battambang"/>
+          <w:sz w:val="24"/>
+          <w:szCs w:val="24"/>
+        </w:rPr>
+        <w:t>.openapi</w:t>
+      </w:r>
+      <w:proofErr w:type="spellEnd"/>
+      <w:r>
+        <w:rPr>
+          <w:rFonts w:ascii="Khmer OS Battambang" w:hAnsi="Khmer OS Battambang" w:cs="Khmer OS Battambang"/>
+          <w:sz w:val="24"/>
+          <w:szCs w:val="24"/>
+        </w:rPr>
+        <w:t xml:space="preserve">; API Swager </w:t>
+      </w:r>
+    </w:p>
+    <w:p>
+      <w:pPr>
+        <w:rPr>
+          <w:sz w:val="32"/>
+          <w:szCs w:val="32"/>
+        </w:rPr>
+      </w:pPr>
+    </w:p>
+    <w:p>
+      <w:pPr>
+        <w:rPr>
+          <w:sz w:val="32"/>
+          <w:szCs w:val="32"/>
+        </w:rPr>
+      </w:pPr>
+    </w:p>
+    <w:p>
+      <w:pPr>
+        <w:rPr>
+          <w:sz w:val="32"/>
+          <w:szCs w:val="32"/>
+        </w:rPr>
+      </w:pPr>
+    </w:p>
+    <w:p>
+      <w:pPr>
+        <w:rPr>
+          <w:sz w:val="32"/>
+          <w:szCs w:val="32"/>
+        </w:rPr>
+      </w:pPr>
+    </w:p>
+    <w:p>
+      <w:pPr>
+        <w:rPr>
+          <w:sz w:val="32"/>
+          <w:szCs w:val="32"/>
+        </w:rPr>
+      </w:pPr>
+    </w:p>
+    <w:p>
+      <w:pPr>
+        <w:rPr>
+          <w:sz w:val="32"/>
+          <w:szCs w:val="32"/>
+        </w:rPr>
+      </w:pPr>
+    </w:p>
+    <w:p>
+      <w:pPr>
+        <w:jc w:val="center"/>
         <w:rPr>
           <w:rFonts w:cstheme="minorBidi"/>
-          <w:sz w:val="24"/>
-          <w:szCs w:val="44"/>
-          <w:lang w:bidi="km-KH"/>
-        </w:rPr>
-        <w:t xml:space="preserve">API Swager </w:t>
-      </w:r>
-    </w:p>
-    <w:p>
-      <w:pPr>
-        <w:rPr>
-          <w:sz w:val="32"/>
-          <w:szCs w:val="32"/>
-        </w:rPr>
-      </w:pPr>
-    </w:p>
-    <w:p>
-      <w:pPr>
-        <w:rPr>
-          <w:sz w:val="32"/>
-          <w:szCs w:val="32"/>
-        </w:rPr>
-      </w:pPr>
-    </w:p>
-    <w:p>
-      <w:pPr>
-        <w:rPr>
-          <w:sz w:val="32"/>
-          <w:szCs w:val="32"/>
-        </w:rPr>
-      </w:pPr>
-    </w:p>
-    <w:p>
-      <w:pPr>
-        <w:rPr>
-          <w:sz w:val="32"/>
-          <w:szCs w:val="32"/>
-        </w:rPr>
-      </w:pPr>
-    </w:p>
-    <w:p>
-      <w:pPr>
-        <w:rPr>
-          <w:sz w:val="32"/>
-          <w:szCs w:val="32"/>
-        </w:rPr>
-      </w:pPr>
-    </w:p>
-    <w:p>
-      <w:pPr>
-        <w:rPr>
-          <w:sz w:val="32"/>
-          <w:szCs w:val="32"/>
-        </w:rPr>
-      </w:pPr>
-    </w:p>
-    <w:p>
-      <w:pPr>
-        <w:rPr>
-          <w:sz w:val="32"/>
-          <w:szCs w:val="32"/>
-        </w:rPr>
-      </w:pPr>
-    </w:p>
-    <w:p>
-      <w:pPr>
-        <w:jc w:val="center"/>
-        <w:rPr>
-          <w:rFonts w:cstheme="minorBidi" w:hint="cs"/>
           <w:color w:val="EE0000"/>
           <w:szCs w:val="72"/>
           <w:lang w:bidi="km-KH"/>
@@ -908,7 +1058,7 @@
           <w:cs/>
           <w:lang w:bidi="km-KH"/>
         </w:rPr>
-        <w:t xml:space="preserve">បង្កើត </w:t>
+        <w:t>បង្កើត</w:t>
       </w:r>
       <w:r>
         <w:rPr>
@@ -917,7 +1067,16 @@
           <w:szCs w:val="72"/>
           <w:lang w:bidi="km-KH"/>
         </w:rPr>
-        <w:t xml:space="preserve">musty module project </w:t>
+        <w:t xml:space="preserve"> multi </w:t>
+      </w:r>
+      <w:r>
+        <w:rPr>
+          <w:rFonts w:cstheme="minorBidi"/>
+          <w:color w:val="EE0000"/>
+          <w:szCs w:val="72"/>
+          <w:lang w:bidi="km-KH"/>
+        </w:rPr>
+        <w:t xml:space="preserve">module project </w:t>
       </w:r>
     </w:p>
     <w:p>
@@ -977,16 +1136,17 @@
           <w:sz w:val="28"/>
           <w:szCs w:val="28"/>
         </w:rPr>
-        <w:t>platform-openapi</w:t>
-      </w:r>
-    </w:p>
-    <w:p>
-      <w:pPr>
+        <w:t>platform-</w:t>
+      </w:r>
+      <w:proofErr w:type="spellStart"/>
+      <w:r>
         <w:rPr>
           <w:sz w:val="28"/>
           <w:szCs w:val="28"/>
         </w:rPr>
-      </w:pPr>
+        <w:t>openapi</w:t>
+      </w:r>
+      <w:proofErr w:type="spellEnd"/>
     </w:p>
     <w:p>
       <w:pPr>
@@ -995,13 +1155,22 @@
           <w:szCs w:val="28"/>
         </w:rPr>
       </w:pPr>
-      <w:r>
+    </w:p>
+    <w:p>
+      <w:pPr>
         <w:rPr>
           <w:sz w:val="28"/>
           <w:szCs w:val="28"/>
         </w:rPr>
+      </w:pPr>
+      <w:r>
+        <w:rPr>
+          <w:sz w:val="28"/>
+          <w:szCs w:val="28"/>
+        </w:rPr>
         <w:t>(</w:t>
       </w:r>
+      <w:proofErr w:type="spellStart"/>
       <w:r>
         <w:rPr>
           <w:sz w:val="32"/>
@@ -1014,7 +1183,15 @@
           <w:sz w:val="32"/>
           <w:szCs w:val="32"/>
         </w:rPr>
-        <w:t>db: Enterprise development</w:t>
+        <w:t>db</w:t>
+      </w:r>
+      <w:proofErr w:type="spellEnd"/>
+      <w:r>
+        <w:rPr>
+          <w:sz w:val="32"/>
+          <w:szCs w:val="32"/>
+        </w:rPr>
+        <w:t>: Enterprise development</w:t>
       </w:r>
       <w:r>
         <w:rPr>
@@ -1175,45 +1352,32 @@
           <w:sz w:val="32"/>
           <w:szCs w:val="32"/>
         </w:rPr>
-        <w:t xml:space="preserve">Creating </w:t>
-      </w:r>
-      <w:r>
+        <w:t xml:space="preserve">Creating parent project </w:t>
+      </w:r>
+    </w:p>
+    <w:p>
+      <w:pPr>
+        <w:rPr>
+          <w:sz w:val="18"/>
+          <w:szCs w:val="18"/>
+        </w:rPr>
+      </w:pPr>
+    </w:p>
+    <w:p>
+      <w:pPr>
         <w:rPr>
           <w:sz w:val="32"/>
           <w:szCs w:val="32"/>
         </w:rPr>
-        <w:t>parent</w:t>
-      </w:r>
-      <w:r>
-        <w:rPr>
+      </w:pPr>
+      <w:r>
+        <w:rPr>
+          <w:noProof/>
           <w:sz w:val="32"/>
           <w:szCs w:val="32"/>
         </w:rPr>
-        <w:t xml:space="preserve"> project </w:t>
-      </w:r>
-    </w:p>
-    <w:p>
-      <w:pPr>
-        <w:rPr>
-          <w:sz w:val="18"/>
-          <w:szCs w:val="18"/>
-        </w:rPr>
-      </w:pPr>
-    </w:p>
-    <w:p>
-      <w:pPr>
-        <w:rPr>
-          <w:sz w:val="32"/>
-          <w:szCs w:val="32"/>
-        </w:rPr>
-      </w:pPr>
-      <w:r>
-        <w:rPr>
-          <w:sz w:val="32"/>
-          <w:szCs w:val="32"/>
-        </w:rPr>
         <w:drawing>
-          <wp:anchor distT="0" distB="0" distL="114300" distR="114300" simplePos="0" relativeHeight="251659264" behindDoc="1" locked="0" layoutInCell="1" allowOverlap="1" wp14:anchorId="51659D58" wp14:editId="53C42F18">
+          <wp:anchor distT="0" distB="0" distL="114300" distR="114300" simplePos="0" relativeHeight="251658240" behindDoc="1" locked="0" layoutInCell="1" allowOverlap="1" wp14:anchorId="51659D58" wp14:editId="3AB4FCA7">
             <wp:simplePos x="0" y="0"/>
             <wp:positionH relativeFrom="column">
               <wp:posOffset>-1905</wp:posOffset>
@@ -1595,12 +1759,13 @@
       </w:pPr>
       <w:r>
         <w:rPr>
+          <w:noProof/>
           <w:sz w:val="32"/>
           <w:szCs w:val="32"/>
         </w:rPr>
         <w:lastRenderedPageBreak/>
         <w:drawing>
-          <wp:anchor distT="0" distB="0" distL="114300" distR="114300" simplePos="0" relativeHeight="251660288" behindDoc="1" locked="0" layoutInCell="1" allowOverlap="1" wp14:anchorId="0ED18572" wp14:editId="54D603C3">
+          <wp:anchor distT="0" distB="0" distL="114300" distR="114300" simplePos="0" relativeHeight="251659264" behindDoc="1" locked="0" layoutInCell="1" allowOverlap="1" wp14:anchorId="0ED18572" wp14:editId="4C4D5E92">
             <wp:simplePos x="0" y="0"/>
             <wp:positionH relativeFrom="column">
               <wp:posOffset>220400</wp:posOffset>
@@ -1694,7 +1859,6 @@
     <w:p>
       <w:pPr>
         <w:rPr>
-          <w:rFonts w:hint="cs"/>
           <w:sz w:val="32"/>
           <w:szCs w:val="32"/>
         </w:rPr>
@@ -1727,7 +1891,6 @@
     <w:p>
       <w:pPr>
         <w:rPr>
-          <w:rFonts w:hint="cs"/>
           <w:sz w:val="32"/>
           <w:szCs w:val="32"/>
         </w:rPr>
@@ -1750,13 +1913,14 @@
       <w:r>
         <w:rPr>
           <w:rFonts w:cs="DaunPenh"/>
+          <w:noProof/>
           <w:sz w:val="32"/>
           <w:szCs w:val="52"/>
           <w:cs/>
           <w:lang w:bidi="km-KH"/>
         </w:rPr>
         <w:drawing>
-          <wp:anchor distT="0" distB="0" distL="114300" distR="114300" simplePos="0" relativeHeight="251661312" behindDoc="1" locked="0" layoutInCell="1" allowOverlap="1" wp14:anchorId="132571F7" wp14:editId="2CA5C370">
+          <wp:anchor distT="0" distB="0" distL="114300" distR="114300" simplePos="0" relativeHeight="251660288" behindDoc="1" locked="0" layoutInCell="1" allowOverlap="1" wp14:anchorId="132571F7" wp14:editId="4F31E0F4">
             <wp:simplePos x="0" y="0"/>
             <wp:positionH relativeFrom="column">
               <wp:posOffset>220124</wp:posOffset>
@@ -2142,12 +2306,13 @@
       <w:r>
         <w:rPr>
           <w:rFonts w:cs="DaunPenh"/>
+          <w:noProof/>
           <w:sz w:val="32"/>
           <w:szCs w:val="52"/>
           <w:lang w:bidi="km-KH"/>
         </w:rPr>
         <w:drawing>
-          <wp:anchor distT="0" distB="0" distL="114300" distR="114300" simplePos="0" relativeHeight="251662336" behindDoc="1" locked="0" layoutInCell="1" allowOverlap="1" wp14:anchorId="14EB45E8" wp14:editId="5680FF08">
+          <wp:anchor distT="0" distB="0" distL="114300" distR="114300" simplePos="0" relativeHeight="251661312" behindDoc="1" locked="0" layoutInCell="1" allowOverlap="1" wp14:anchorId="14EB45E8" wp14:editId="478FC948">
             <wp:simplePos x="0" y="0"/>
             <wp:positionH relativeFrom="column">
               <wp:posOffset>450988</wp:posOffset>
@@ -2400,6 +2565,7 @@
       <w:r>
         <w:rPr>
           <w:rFonts w:cs="DaunPenh"/>
+          <w:noProof/>
           <w:sz w:val="32"/>
           <w:szCs w:val="52"/>
           <w:cs/>
@@ -2407,7 +2573,7 @@
         </w:rPr>
         <w:lastRenderedPageBreak/>
         <w:drawing>
-          <wp:anchor distT="0" distB="0" distL="114300" distR="114300" simplePos="0" relativeHeight="251663360" behindDoc="1" locked="0" layoutInCell="1" allowOverlap="1" wp14:anchorId="174943FE" wp14:editId="737A38BF">
+          <wp:anchor distT="0" distB="0" distL="114300" distR="114300" simplePos="0" relativeHeight="251662336" behindDoc="1" locked="0" layoutInCell="1" allowOverlap="1" wp14:anchorId="174943FE" wp14:editId="7229A46C">
             <wp:simplePos x="0" y="0"/>
             <wp:positionH relativeFrom="column">
               <wp:posOffset>450988</wp:posOffset>
@@ -2764,112 +2930,327 @@
           <w:szCs w:val="18"/>
           <w:lang w:bidi="km-KH"/>
         </w:rPr>
-        <w:t>&lt;project xmlns="http://maven.apache.org/POM/4.0.0"</w:t>
-      </w:r>
-    </w:p>
-    <w:p>
-      <w:pPr>
-        <w:rPr>
-          <w:rFonts w:cs="DaunPenh"/>
-          <w:sz w:val="8"/>
-          <w:szCs w:val="18"/>
-          <w:lang w:bidi="km-KH"/>
-        </w:rPr>
-      </w:pPr>
-      <w:r>
-        <w:rPr>
-          <w:rFonts w:cs="DaunPenh"/>
-          <w:sz w:val="8"/>
-          <w:szCs w:val="18"/>
-          <w:lang w:bidi="km-KH"/>
-        </w:rPr>
-        <w:t>         xmlns:xsi="http://www.w3.org/2001/XMLSchema-instance"</w:t>
-      </w:r>
-    </w:p>
-    <w:p>
-      <w:pPr>
-        <w:rPr>
-          <w:rFonts w:cs="DaunPenh"/>
-          <w:sz w:val="8"/>
-          <w:szCs w:val="18"/>
-          <w:lang w:bidi="km-KH"/>
-        </w:rPr>
-      </w:pPr>
-      <w:r>
-        <w:rPr>
-          <w:rFonts w:cs="DaunPenh"/>
-          <w:sz w:val="8"/>
-          <w:szCs w:val="18"/>
-          <w:lang w:bidi="km-KH"/>
-        </w:rPr>
-        <w:t>         xsi:schemaLocation="http://maven.apache.org/POM/4.0.0 https://maven.apache.org/xsd/maven-4.0.0.xsd"&gt;</w:t>
-      </w:r>
-    </w:p>
-    <w:p>
-      <w:pPr>
-        <w:rPr>
-          <w:rFonts w:cs="DaunPenh"/>
-          <w:sz w:val="8"/>
-          <w:szCs w:val="18"/>
-          <w:lang w:bidi="km-KH"/>
-        </w:rPr>
-      </w:pPr>
-      <w:r>
-        <w:rPr>
-          <w:rFonts w:cs="DaunPenh"/>
-          <w:sz w:val="8"/>
-          <w:szCs w:val="18"/>
-          <w:lang w:bidi="km-KH"/>
-        </w:rPr>
-        <w:t>    &lt;modelVersion&gt;4.0.0&lt;/modelVersion&gt;</w:t>
-      </w:r>
-    </w:p>
-    <w:p>
-      <w:pPr>
-        <w:rPr>
-          <w:rFonts w:cs="DaunPenh"/>
-          <w:sz w:val="8"/>
-          <w:szCs w:val="18"/>
-          <w:lang w:bidi="km-KH"/>
-        </w:rPr>
-      </w:pPr>
-    </w:p>
-    <w:p>
-      <w:pPr>
-        <w:rPr>
-          <w:rFonts w:cs="DaunPenh"/>
-          <w:sz w:val="8"/>
-          <w:szCs w:val="18"/>
-          <w:lang w:bidi="km-KH"/>
-        </w:rPr>
-      </w:pPr>
-      <w:r>
-        <w:rPr>
-          <w:rFonts w:cs="DaunPenh"/>
-          <w:sz w:val="8"/>
-          <w:szCs w:val="18"/>
-          <w:lang w:bidi="km-KH"/>
-        </w:rPr>
-        <w:t>    &lt;groupId&gt;com.pisethjavaschool.platform&lt;/groupId&gt;</w:t>
-      </w:r>
-    </w:p>
-    <w:p>
-      <w:pPr>
-        <w:rPr>
-          <w:rFonts w:cs="DaunPenh"/>
-          <w:sz w:val="8"/>
-          <w:szCs w:val="18"/>
-          <w:lang w:bidi="km-KH"/>
-        </w:rPr>
-      </w:pPr>
-      <w:r>
-        <w:rPr>
-          <w:rFonts w:cs="DaunPenh"/>
-          <w:sz w:val="8"/>
-          <w:szCs w:val="18"/>
-          <w:lang w:bidi="km-KH"/>
-        </w:rPr>
-        <w:t>    &lt;artifactId&gt;platform-libraries&lt;/artifactId&gt;</w:t>
+        <w:t xml:space="preserve">&lt;project </w:t>
+      </w:r>
+      <w:proofErr w:type="spellStart"/>
+      <w:r>
+        <w:rPr>
+          <w:rFonts w:cs="DaunPenh"/>
+          <w:sz w:val="8"/>
+          <w:szCs w:val="18"/>
+          <w:lang w:bidi="km-KH"/>
+        </w:rPr>
+        <w:t>xmlns</w:t>
+      </w:r>
+      <w:proofErr w:type="spellEnd"/>
+      <w:r>
+        <w:rPr>
+          <w:rFonts w:cs="DaunPenh"/>
+          <w:sz w:val="8"/>
+          <w:szCs w:val="18"/>
+          <w:lang w:bidi="km-KH"/>
+        </w:rPr>
+        <w:t>="http://maven.apache.org/POM/4.0.0"</w:t>
+      </w:r>
+    </w:p>
+    <w:p>
+      <w:pPr>
+        <w:rPr>
+          <w:rFonts w:cs="DaunPenh"/>
+          <w:sz w:val="8"/>
+          <w:szCs w:val="18"/>
+          <w:lang w:bidi="km-KH"/>
+        </w:rPr>
+      </w:pPr>
+      <w:r>
+        <w:rPr>
+          <w:rFonts w:cs="DaunPenh"/>
+          <w:sz w:val="8"/>
+          <w:szCs w:val="18"/>
+          <w:lang w:bidi="km-KH"/>
+        </w:rPr>
+        <w:t>         </w:t>
+      </w:r>
+      <w:proofErr w:type="spellStart"/>
+      <w:proofErr w:type="gramStart"/>
+      <w:r>
+        <w:rPr>
+          <w:rFonts w:cs="DaunPenh"/>
+          <w:sz w:val="8"/>
+          <w:szCs w:val="18"/>
+          <w:lang w:bidi="km-KH"/>
+        </w:rPr>
+        <w:t>xmlns:xsi</w:t>
+      </w:r>
+      <w:proofErr w:type="spellEnd"/>
+      <w:proofErr w:type="gramEnd"/>
+      <w:r>
+        <w:rPr>
+          <w:rFonts w:cs="DaunPenh"/>
+          <w:sz w:val="8"/>
+          <w:szCs w:val="18"/>
+          <w:lang w:bidi="km-KH"/>
+        </w:rPr>
+        <w:t>="http://www.w3.org/2001/XMLSchema-instance"</w:t>
+      </w:r>
+    </w:p>
+    <w:p>
+      <w:pPr>
+        <w:rPr>
+          <w:rFonts w:cs="DaunPenh"/>
+          <w:sz w:val="8"/>
+          <w:szCs w:val="18"/>
+          <w:lang w:bidi="km-KH"/>
+        </w:rPr>
+      </w:pPr>
+      <w:r>
+        <w:rPr>
+          <w:rFonts w:cs="DaunPenh"/>
+          <w:sz w:val="8"/>
+          <w:szCs w:val="18"/>
+          <w:lang w:bidi="km-KH"/>
+        </w:rPr>
+        <w:t>         </w:t>
+      </w:r>
+      <w:proofErr w:type="spellStart"/>
+      <w:proofErr w:type="gramStart"/>
+      <w:r>
+        <w:rPr>
+          <w:rFonts w:cs="DaunPenh"/>
+          <w:sz w:val="8"/>
+          <w:szCs w:val="18"/>
+          <w:lang w:bidi="km-KH"/>
+        </w:rPr>
+        <w:t>xsi:schemaLocation</w:t>
+      </w:r>
+      <w:proofErr w:type="spellEnd"/>
+      <w:proofErr w:type="gramEnd"/>
+      <w:r>
+        <w:rPr>
+          <w:rFonts w:cs="DaunPenh"/>
+          <w:sz w:val="8"/>
+          <w:szCs w:val="18"/>
+          <w:lang w:bidi="km-KH"/>
+        </w:rPr>
+        <w:t>="http://maven.apache.org/POM/4.0.0 https://maven.apache.org/xsd/maven-4.0.0.xsd"&gt;</w:t>
+      </w:r>
+    </w:p>
+    <w:p>
+      <w:pPr>
+        <w:rPr>
+          <w:rFonts w:cs="DaunPenh"/>
+          <w:sz w:val="8"/>
+          <w:szCs w:val="18"/>
+          <w:lang w:bidi="km-KH"/>
+        </w:rPr>
+      </w:pPr>
+      <w:r>
+        <w:rPr>
+          <w:rFonts w:cs="DaunPenh"/>
+          <w:sz w:val="8"/>
+          <w:szCs w:val="18"/>
+          <w:lang w:bidi="km-KH"/>
+        </w:rPr>
+        <w:t>    &lt;</w:t>
+      </w:r>
+      <w:proofErr w:type="spellStart"/>
+      <w:r>
+        <w:rPr>
+          <w:rFonts w:cs="DaunPenh"/>
+          <w:sz w:val="8"/>
+          <w:szCs w:val="18"/>
+          <w:lang w:bidi="km-KH"/>
+        </w:rPr>
+        <w:t>modelVersion</w:t>
+      </w:r>
+      <w:proofErr w:type="spellEnd"/>
+      <w:r>
+        <w:rPr>
+          <w:rFonts w:cs="DaunPenh"/>
+          <w:sz w:val="8"/>
+          <w:szCs w:val="18"/>
+          <w:lang w:bidi="km-KH"/>
+        </w:rPr>
+        <w:t>&gt;4.0.0&lt;/</w:t>
+      </w:r>
+      <w:proofErr w:type="spellStart"/>
+      <w:r>
+        <w:rPr>
+          <w:rFonts w:cs="DaunPenh"/>
+          <w:sz w:val="8"/>
+          <w:szCs w:val="18"/>
+          <w:lang w:bidi="km-KH"/>
+        </w:rPr>
+        <w:t>modelVersion</w:t>
+      </w:r>
+      <w:proofErr w:type="spellEnd"/>
+      <w:r>
+        <w:rPr>
+          <w:rFonts w:cs="DaunPenh"/>
+          <w:sz w:val="8"/>
+          <w:szCs w:val="18"/>
+          <w:lang w:bidi="km-KH"/>
+        </w:rPr>
+        <w:t>&gt;</w:t>
+      </w:r>
+    </w:p>
+    <w:p>
+      <w:pPr>
+        <w:rPr>
+          <w:rFonts w:cs="DaunPenh"/>
+          <w:sz w:val="8"/>
+          <w:szCs w:val="18"/>
+          <w:lang w:bidi="km-KH"/>
+        </w:rPr>
+      </w:pPr>
+    </w:p>
+    <w:p>
+      <w:pPr>
+        <w:rPr>
+          <w:rFonts w:cs="DaunPenh"/>
+          <w:sz w:val="8"/>
+          <w:szCs w:val="18"/>
+          <w:lang w:bidi="km-KH"/>
+        </w:rPr>
+      </w:pPr>
+      <w:r>
+        <w:rPr>
+          <w:rFonts w:cs="DaunPenh"/>
+          <w:sz w:val="8"/>
+          <w:szCs w:val="18"/>
+          <w:lang w:bidi="km-KH"/>
+        </w:rPr>
+        <w:t xml:space="preserve">    </w:t>
+      </w:r>
+      <w:proofErr w:type="gramStart"/>
+      <w:r>
+        <w:rPr>
+          <w:rFonts w:cs="DaunPenh"/>
+          <w:sz w:val="8"/>
+          <w:szCs w:val="18"/>
+          <w:lang w:bidi="km-KH"/>
+        </w:rPr>
+        <w:t>&lt;</w:t>
+      </w:r>
+      <w:proofErr w:type="spellStart"/>
+      <w:r>
+        <w:rPr>
+          <w:rFonts w:cs="DaunPenh"/>
+          <w:sz w:val="8"/>
+          <w:szCs w:val="18"/>
+          <w:lang w:bidi="km-KH"/>
+        </w:rPr>
+        <w:t>groupId</w:t>
+      </w:r>
+      <w:proofErr w:type="spellEnd"/>
+      <w:r>
+        <w:rPr>
+          <w:rFonts w:cs="DaunPenh"/>
+          <w:sz w:val="8"/>
+          <w:szCs w:val="18"/>
+          <w:lang w:bidi="km-KH"/>
+        </w:rPr>
+        <w:t>&gt;</w:t>
+      </w:r>
+      <w:proofErr w:type="spellStart"/>
+      <w:r>
+        <w:rPr>
+          <w:rFonts w:cs="DaunPenh"/>
+          <w:sz w:val="8"/>
+          <w:szCs w:val="18"/>
+          <w:lang w:bidi="km-KH"/>
+        </w:rPr>
+        <w:t>com.pisethjavaschool.platform</w:t>
+      </w:r>
+      <w:proofErr w:type="spellEnd"/>
+      <w:proofErr w:type="gramEnd"/>
+      <w:r>
+        <w:rPr>
+          <w:rFonts w:cs="DaunPenh"/>
+          <w:sz w:val="8"/>
+          <w:szCs w:val="18"/>
+          <w:lang w:bidi="km-KH"/>
+        </w:rPr>
+        <w:t>&lt;/</w:t>
+      </w:r>
+      <w:proofErr w:type="spellStart"/>
+      <w:r>
+        <w:rPr>
+          <w:rFonts w:cs="DaunPenh"/>
+          <w:sz w:val="8"/>
+          <w:szCs w:val="18"/>
+          <w:lang w:bidi="km-KH"/>
+        </w:rPr>
+        <w:t>groupId</w:t>
+      </w:r>
+      <w:proofErr w:type="spellEnd"/>
+      <w:r>
+        <w:rPr>
+          <w:rFonts w:cs="DaunPenh"/>
+          <w:sz w:val="8"/>
+          <w:szCs w:val="18"/>
+          <w:lang w:bidi="km-KH"/>
+        </w:rPr>
+        <w:t>&gt;</w:t>
+      </w:r>
+    </w:p>
+    <w:p>
+      <w:pPr>
+        <w:rPr>
+          <w:rFonts w:cs="DaunPenh"/>
+          <w:sz w:val="8"/>
+          <w:szCs w:val="18"/>
+          <w:lang w:bidi="km-KH"/>
+        </w:rPr>
+      </w:pPr>
+      <w:r>
+        <w:rPr>
+          <w:rFonts w:cs="DaunPenh"/>
+          <w:sz w:val="8"/>
+          <w:szCs w:val="18"/>
+          <w:lang w:bidi="km-KH"/>
+        </w:rPr>
+        <w:t>    &lt;</w:t>
+      </w:r>
+      <w:proofErr w:type="spellStart"/>
+      <w:r>
+        <w:rPr>
+          <w:rFonts w:cs="DaunPenh"/>
+          <w:sz w:val="8"/>
+          <w:szCs w:val="18"/>
+          <w:lang w:bidi="km-KH"/>
+        </w:rPr>
+        <w:t>artifactId</w:t>
+      </w:r>
+      <w:proofErr w:type="spellEnd"/>
+      <w:r>
+        <w:rPr>
+          <w:rFonts w:cs="DaunPenh"/>
+          <w:sz w:val="8"/>
+          <w:szCs w:val="18"/>
+          <w:lang w:bidi="km-KH"/>
+        </w:rPr>
+        <w:t>&gt;platform-libraries&lt;/</w:t>
+      </w:r>
+      <w:proofErr w:type="spellStart"/>
+      <w:r>
+        <w:rPr>
+          <w:rFonts w:cs="DaunPenh"/>
+          <w:sz w:val="8"/>
+          <w:szCs w:val="18"/>
+          <w:lang w:bidi="km-KH"/>
+        </w:rPr>
+        <w:t>artifactId</w:t>
+      </w:r>
+      <w:proofErr w:type="spellEnd"/>
+      <w:r>
+        <w:rPr>
+          <w:rFonts w:cs="DaunPenh"/>
+          <w:sz w:val="8"/>
+          <w:szCs w:val="18"/>
+          <w:lang w:bidi="km-KH"/>
+        </w:rPr>
+        <w:t>&gt;</w:t>
       </w:r>
     </w:p>
     <w:p>
@@ -2955,7 +3336,27 @@
           <w:szCs w:val="18"/>
           <w:lang w:bidi="km-KH"/>
         </w:rPr>
-        <w:t>    &lt;description&gt;Reusable platform libraries for the Restaurant and KTV enterprise course.&lt;/description&gt;</w:t>
+        <w:t xml:space="preserve">    &lt;description&gt;Reusable platform libraries for the Restaurant and KTV enterprise </w:t>
+      </w:r>
+      <w:proofErr w:type="gramStart"/>
+      <w:r>
+        <w:rPr>
+          <w:rFonts w:cs="DaunPenh"/>
+          <w:sz w:val="8"/>
+          <w:szCs w:val="18"/>
+          <w:lang w:bidi="km-KH"/>
+        </w:rPr>
+        <w:t>course.&lt;</w:t>
+      </w:r>
+      <w:proofErr w:type="gramEnd"/>
+      <w:r>
+        <w:rPr>
+          <w:rFonts w:cs="DaunPenh"/>
+          <w:sz w:val="8"/>
+          <w:szCs w:val="18"/>
+          <w:lang w:bidi="km-KH"/>
+        </w:rPr>
+        <w:t>/description&gt;</w:t>
       </w:r>
     </w:p>
     <w:p>
@@ -3080,140 +3481,520 @@
           <w:szCs w:val="18"/>
           <w:lang w:bidi="km-KH"/>
         </w:rPr>
-        <w:t>        &lt;java.version&gt;25&lt;/java.version&gt;</w:t>
-      </w:r>
-    </w:p>
-    <w:p>
-      <w:pPr>
-        <w:rPr>
-          <w:rFonts w:cs="DaunPenh"/>
-          <w:sz w:val="8"/>
-          <w:szCs w:val="18"/>
-          <w:lang w:bidi="km-KH"/>
-        </w:rPr>
-      </w:pPr>
-      <w:r>
-        <w:rPr>
-          <w:rFonts w:cs="DaunPenh"/>
-          <w:sz w:val="8"/>
-          <w:szCs w:val="18"/>
-          <w:lang w:bidi="km-KH"/>
-        </w:rPr>
-        <w:t>        &lt;spring.boot.version&gt;4.0.0&lt;/spring.boot.version&gt;</w:t>
-      </w:r>
-    </w:p>
-    <w:p>
-      <w:pPr>
-        <w:rPr>
-          <w:rFonts w:cs="DaunPenh"/>
-          <w:sz w:val="8"/>
-          <w:szCs w:val="18"/>
-          <w:lang w:bidi="km-KH"/>
-        </w:rPr>
-      </w:pPr>
-      <w:r>
-        <w:rPr>
-          <w:rFonts w:cs="DaunPenh"/>
-          <w:sz w:val="8"/>
-          <w:szCs w:val="18"/>
-          <w:lang w:bidi="km-KH"/>
-        </w:rPr>
-        <w:t>        &lt;spring.cloud.version&gt;2025.1.0&lt;/spring.cloud.version&gt;</w:t>
-      </w:r>
-    </w:p>
-    <w:p>
-      <w:pPr>
-        <w:rPr>
-          <w:rFonts w:cs="DaunPenh"/>
-          <w:sz w:val="8"/>
-          <w:szCs w:val="18"/>
-          <w:lang w:bidi="km-KH"/>
-        </w:rPr>
-      </w:pPr>
-      <w:r>
-        <w:rPr>
-          <w:rFonts w:cs="DaunPenh"/>
-          <w:sz w:val="8"/>
-          <w:szCs w:val="18"/>
-          <w:lang w:bidi="km-KH"/>
-        </w:rPr>
-        <w:t>        &lt;springdoc.version&gt;3.0.0&lt;/springdoc.version&gt;</w:t>
-      </w:r>
-    </w:p>
-    <w:p>
-      <w:pPr>
-        <w:rPr>
-          <w:rFonts w:cs="DaunPenh"/>
-          <w:sz w:val="8"/>
-          <w:szCs w:val="18"/>
-          <w:lang w:bidi="km-KH"/>
-        </w:rPr>
-      </w:pPr>
-      <w:r>
-        <w:rPr>
-          <w:rFonts w:cs="DaunPenh"/>
-          <w:sz w:val="8"/>
-          <w:szCs w:val="18"/>
-          <w:lang w:bidi="km-KH"/>
-        </w:rPr>
-        <w:t>        &lt;mapstruct.version&gt;1.6.3&lt;/mapstruct.version&gt;</w:t>
-      </w:r>
-    </w:p>
-    <w:p>
-      <w:pPr>
-        <w:rPr>
-          <w:rFonts w:cs="DaunPenh"/>
-          <w:sz w:val="8"/>
-          <w:szCs w:val="18"/>
-          <w:lang w:bidi="km-KH"/>
-        </w:rPr>
-      </w:pPr>
-      <w:r>
-        <w:rPr>
-          <w:rFonts w:cs="DaunPenh"/>
-          <w:sz w:val="8"/>
-          <w:szCs w:val="18"/>
-          <w:lang w:bidi="km-KH"/>
-        </w:rPr>
-        <w:t>        &lt;lombok.version&gt;1.18.42&lt;/lombok.version&gt;</w:t>
-      </w:r>
-    </w:p>
-    <w:p>
-      <w:pPr>
-        <w:rPr>
-          <w:rFonts w:cs="DaunPenh"/>
-          <w:sz w:val="8"/>
-          <w:szCs w:val="18"/>
-          <w:lang w:bidi="km-KH"/>
-        </w:rPr>
-      </w:pPr>
-      <w:r>
-        <w:rPr>
-          <w:rFonts w:cs="DaunPenh"/>
-          <w:sz w:val="8"/>
-          <w:szCs w:val="18"/>
-          <w:lang w:bidi="km-KH"/>
-        </w:rPr>
-        <w:t>        &lt;project.build.sourceEncoding&gt;UTF-8&lt;/project.build.sourceEncoding&gt;</w:t>
-      </w:r>
-    </w:p>
-    <w:p>
-      <w:pPr>
-        <w:rPr>
-          <w:rFonts w:cs="DaunPenh"/>
-          <w:sz w:val="8"/>
-          <w:szCs w:val="18"/>
-          <w:lang w:bidi="km-KH"/>
-        </w:rPr>
-      </w:pPr>
-      <w:r>
-        <w:rPr>
-          <w:rFonts w:cs="DaunPenh"/>
-          <w:sz w:val="8"/>
-          <w:szCs w:val="18"/>
-          <w:lang w:bidi="km-KH"/>
-        </w:rPr>
-        <w:t>        &lt;project.reporting.outputEncoding&gt;UTF-8&lt;/project.reporting.outputEncoding&gt;</w:t>
+        <w:t>        &lt;</w:t>
+      </w:r>
+      <w:proofErr w:type="spellStart"/>
+      <w:proofErr w:type="gramStart"/>
+      <w:r>
+        <w:rPr>
+          <w:rFonts w:cs="DaunPenh"/>
+          <w:sz w:val="8"/>
+          <w:szCs w:val="18"/>
+          <w:lang w:bidi="km-KH"/>
+        </w:rPr>
+        <w:t>java.version</w:t>
+      </w:r>
+      <w:proofErr w:type="spellEnd"/>
+      <w:proofErr w:type="gramEnd"/>
+      <w:r>
+        <w:rPr>
+          <w:rFonts w:cs="DaunPenh"/>
+          <w:sz w:val="8"/>
+          <w:szCs w:val="18"/>
+          <w:lang w:bidi="km-KH"/>
+        </w:rPr>
+        <w:t>&gt;25&lt;/</w:t>
+      </w:r>
+      <w:proofErr w:type="spellStart"/>
+      <w:proofErr w:type="gramStart"/>
+      <w:r>
+        <w:rPr>
+          <w:rFonts w:cs="DaunPenh"/>
+          <w:sz w:val="8"/>
+          <w:szCs w:val="18"/>
+          <w:lang w:bidi="km-KH"/>
+        </w:rPr>
+        <w:t>java.version</w:t>
+      </w:r>
+      <w:proofErr w:type="spellEnd"/>
+      <w:proofErr w:type="gramEnd"/>
+      <w:r>
+        <w:rPr>
+          <w:rFonts w:cs="DaunPenh"/>
+          <w:sz w:val="8"/>
+          <w:szCs w:val="18"/>
+          <w:lang w:bidi="km-KH"/>
+        </w:rPr>
+        <w:t>&gt;</w:t>
+      </w:r>
+    </w:p>
+    <w:p>
+      <w:pPr>
+        <w:rPr>
+          <w:rFonts w:cs="DaunPenh"/>
+          <w:sz w:val="8"/>
+          <w:szCs w:val="18"/>
+          <w:lang w:bidi="km-KH"/>
+        </w:rPr>
+      </w:pPr>
+      <w:r>
+        <w:rPr>
+          <w:rFonts w:cs="DaunPenh"/>
+          <w:sz w:val="8"/>
+          <w:szCs w:val="18"/>
+          <w:lang w:bidi="km-KH"/>
+        </w:rPr>
+        <w:t>        &lt;</w:t>
+      </w:r>
+      <w:proofErr w:type="spellStart"/>
+      <w:proofErr w:type="gramStart"/>
+      <w:r>
+        <w:rPr>
+          <w:rFonts w:cs="DaunPenh"/>
+          <w:sz w:val="8"/>
+          <w:szCs w:val="18"/>
+          <w:lang w:bidi="km-KH"/>
+        </w:rPr>
+        <w:t>spring.boot</w:t>
+      </w:r>
+      <w:proofErr w:type="gramEnd"/>
+      <w:r>
+        <w:rPr>
+          <w:rFonts w:cs="DaunPenh"/>
+          <w:sz w:val="8"/>
+          <w:szCs w:val="18"/>
+          <w:lang w:bidi="km-KH"/>
+        </w:rPr>
+        <w:t>.version</w:t>
+      </w:r>
+      <w:proofErr w:type="spellEnd"/>
+      <w:r>
+        <w:rPr>
+          <w:rFonts w:cs="DaunPenh"/>
+          <w:sz w:val="8"/>
+          <w:szCs w:val="18"/>
+          <w:lang w:bidi="km-KH"/>
+        </w:rPr>
+        <w:t>&gt;4.0.0&lt;/</w:t>
+      </w:r>
+      <w:proofErr w:type="spellStart"/>
+      <w:proofErr w:type="gramStart"/>
+      <w:r>
+        <w:rPr>
+          <w:rFonts w:cs="DaunPenh"/>
+          <w:sz w:val="8"/>
+          <w:szCs w:val="18"/>
+          <w:lang w:bidi="km-KH"/>
+        </w:rPr>
+        <w:t>spring.boot</w:t>
+      </w:r>
+      <w:proofErr w:type="gramEnd"/>
+      <w:r>
+        <w:rPr>
+          <w:rFonts w:cs="DaunPenh"/>
+          <w:sz w:val="8"/>
+          <w:szCs w:val="18"/>
+          <w:lang w:bidi="km-KH"/>
+        </w:rPr>
+        <w:t>.version</w:t>
+      </w:r>
+      <w:proofErr w:type="spellEnd"/>
+      <w:r>
+        <w:rPr>
+          <w:rFonts w:cs="DaunPenh"/>
+          <w:sz w:val="8"/>
+          <w:szCs w:val="18"/>
+          <w:lang w:bidi="km-KH"/>
+        </w:rPr>
+        <w:t>&gt;</w:t>
+      </w:r>
+    </w:p>
+    <w:p>
+      <w:pPr>
+        <w:rPr>
+          <w:rFonts w:cs="DaunPenh"/>
+          <w:sz w:val="8"/>
+          <w:szCs w:val="18"/>
+          <w:lang w:bidi="km-KH"/>
+        </w:rPr>
+      </w:pPr>
+      <w:r>
+        <w:rPr>
+          <w:rFonts w:cs="DaunPenh"/>
+          <w:sz w:val="8"/>
+          <w:szCs w:val="18"/>
+          <w:lang w:bidi="km-KH"/>
+        </w:rPr>
+        <w:t>        &lt;</w:t>
+      </w:r>
+      <w:proofErr w:type="spellStart"/>
+      <w:proofErr w:type="gramStart"/>
+      <w:r>
+        <w:rPr>
+          <w:rFonts w:cs="DaunPenh"/>
+          <w:sz w:val="8"/>
+          <w:szCs w:val="18"/>
+          <w:lang w:bidi="km-KH"/>
+        </w:rPr>
+        <w:t>spring.cloud</w:t>
+      </w:r>
+      <w:proofErr w:type="gramEnd"/>
+      <w:r>
+        <w:rPr>
+          <w:rFonts w:cs="DaunPenh"/>
+          <w:sz w:val="8"/>
+          <w:szCs w:val="18"/>
+          <w:lang w:bidi="km-KH"/>
+        </w:rPr>
+        <w:t>.version</w:t>
+      </w:r>
+      <w:proofErr w:type="spellEnd"/>
+      <w:r>
+        <w:rPr>
+          <w:rFonts w:cs="DaunPenh"/>
+          <w:sz w:val="8"/>
+          <w:szCs w:val="18"/>
+          <w:lang w:bidi="km-KH"/>
+        </w:rPr>
+        <w:t>&gt;2025.1.0&lt;/</w:t>
+      </w:r>
+      <w:proofErr w:type="spellStart"/>
+      <w:proofErr w:type="gramStart"/>
+      <w:r>
+        <w:rPr>
+          <w:rFonts w:cs="DaunPenh"/>
+          <w:sz w:val="8"/>
+          <w:szCs w:val="18"/>
+          <w:lang w:bidi="km-KH"/>
+        </w:rPr>
+        <w:t>spring.cloud</w:t>
+      </w:r>
+      <w:proofErr w:type="gramEnd"/>
+      <w:r>
+        <w:rPr>
+          <w:rFonts w:cs="DaunPenh"/>
+          <w:sz w:val="8"/>
+          <w:szCs w:val="18"/>
+          <w:lang w:bidi="km-KH"/>
+        </w:rPr>
+        <w:t>.version</w:t>
+      </w:r>
+      <w:proofErr w:type="spellEnd"/>
+      <w:r>
+        <w:rPr>
+          <w:rFonts w:cs="DaunPenh"/>
+          <w:sz w:val="8"/>
+          <w:szCs w:val="18"/>
+          <w:lang w:bidi="km-KH"/>
+        </w:rPr>
+        <w:t>&gt;</w:t>
+      </w:r>
+    </w:p>
+    <w:p>
+      <w:pPr>
+        <w:rPr>
+          <w:rFonts w:cs="DaunPenh"/>
+          <w:sz w:val="8"/>
+          <w:szCs w:val="18"/>
+          <w:lang w:bidi="km-KH"/>
+        </w:rPr>
+      </w:pPr>
+      <w:r>
+        <w:rPr>
+          <w:rFonts w:cs="DaunPenh"/>
+          <w:sz w:val="8"/>
+          <w:szCs w:val="18"/>
+          <w:lang w:bidi="km-KH"/>
+        </w:rPr>
+        <w:t>        &lt;</w:t>
+      </w:r>
+      <w:proofErr w:type="spellStart"/>
+      <w:proofErr w:type="gramStart"/>
+      <w:r>
+        <w:rPr>
+          <w:rFonts w:cs="DaunPenh"/>
+          <w:sz w:val="8"/>
+          <w:szCs w:val="18"/>
+          <w:lang w:bidi="km-KH"/>
+        </w:rPr>
+        <w:t>springdoc.version</w:t>
+      </w:r>
+      <w:proofErr w:type="spellEnd"/>
+      <w:proofErr w:type="gramEnd"/>
+      <w:r>
+        <w:rPr>
+          <w:rFonts w:cs="DaunPenh"/>
+          <w:sz w:val="8"/>
+          <w:szCs w:val="18"/>
+          <w:lang w:bidi="km-KH"/>
+        </w:rPr>
+        <w:t>&gt;3.0.0&lt;/</w:t>
+      </w:r>
+      <w:proofErr w:type="spellStart"/>
+      <w:proofErr w:type="gramStart"/>
+      <w:r>
+        <w:rPr>
+          <w:rFonts w:cs="DaunPenh"/>
+          <w:sz w:val="8"/>
+          <w:szCs w:val="18"/>
+          <w:lang w:bidi="km-KH"/>
+        </w:rPr>
+        <w:t>springdoc.version</w:t>
+      </w:r>
+      <w:proofErr w:type="spellEnd"/>
+      <w:proofErr w:type="gramEnd"/>
+      <w:r>
+        <w:rPr>
+          <w:rFonts w:cs="DaunPenh"/>
+          <w:sz w:val="8"/>
+          <w:szCs w:val="18"/>
+          <w:lang w:bidi="km-KH"/>
+        </w:rPr>
+        <w:t>&gt;</w:t>
+      </w:r>
+    </w:p>
+    <w:p>
+      <w:pPr>
+        <w:rPr>
+          <w:rFonts w:cs="DaunPenh"/>
+          <w:sz w:val="8"/>
+          <w:szCs w:val="18"/>
+          <w:lang w:bidi="km-KH"/>
+        </w:rPr>
+      </w:pPr>
+      <w:r>
+        <w:rPr>
+          <w:rFonts w:cs="DaunPenh"/>
+          <w:sz w:val="8"/>
+          <w:szCs w:val="18"/>
+          <w:lang w:bidi="km-KH"/>
+        </w:rPr>
+        <w:t>        &lt;</w:t>
+      </w:r>
+      <w:proofErr w:type="spellStart"/>
+      <w:proofErr w:type="gramStart"/>
+      <w:r>
+        <w:rPr>
+          <w:rFonts w:cs="DaunPenh"/>
+          <w:sz w:val="8"/>
+          <w:szCs w:val="18"/>
+          <w:lang w:bidi="km-KH"/>
+        </w:rPr>
+        <w:t>mapstruct.version</w:t>
+      </w:r>
+      <w:proofErr w:type="spellEnd"/>
+      <w:proofErr w:type="gramEnd"/>
+      <w:r>
+        <w:rPr>
+          <w:rFonts w:cs="DaunPenh"/>
+          <w:sz w:val="8"/>
+          <w:szCs w:val="18"/>
+          <w:lang w:bidi="km-KH"/>
+        </w:rPr>
+        <w:t>&gt;1.6.3&lt;/</w:t>
+      </w:r>
+      <w:proofErr w:type="spellStart"/>
+      <w:proofErr w:type="gramStart"/>
+      <w:r>
+        <w:rPr>
+          <w:rFonts w:cs="DaunPenh"/>
+          <w:sz w:val="8"/>
+          <w:szCs w:val="18"/>
+          <w:lang w:bidi="km-KH"/>
+        </w:rPr>
+        <w:t>mapstruct.version</w:t>
+      </w:r>
+      <w:proofErr w:type="spellEnd"/>
+      <w:proofErr w:type="gramEnd"/>
+      <w:r>
+        <w:rPr>
+          <w:rFonts w:cs="DaunPenh"/>
+          <w:sz w:val="8"/>
+          <w:szCs w:val="18"/>
+          <w:lang w:bidi="km-KH"/>
+        </w:rPr>
+        <w:t>&gt;</w:t>
+      </w:r>
+    </w:p>
+    <w:p>
+      <w:pPr>
+        <w:rPr>
+          <w:rFonts w:cs="DaunPenh"/>
+          <w:sz w:val="8"/>
+          <w:szCs w:val="18"/>
+          <w:lang w:bidi="km-KH"/>
+        </w:rPr>
+      </w:pPr>
+      <w:r>
+        <w:rPr>
+          <w:rFonts w:cs="DaunPenh"/>
+          <w:sz w:val="8"/>
+          <w:szCs w:val="18"/>
+          <w:lang w:bidi="km-KH"/>
+        </w:rPr>
+        <w:t>        &lt;</w:t>
+      </w:r>
+      <w:proofErr w:type="spellStart"/>
+      <w:proofErr w:type="gramStart"/>
+      <w:r>
+        <w:rPr>
+          <w:rFonts w:cs="DaunPenh"/>
+          <w:sz w:val="8"/>
+          <w:szCs w:val="18"/>
+          <w:lang w:bidi="km-KH"/>
+        </w:rPr>
+        <w:t>lombok.version</w:t>
+      </w:r>
+      <w:proofErr w:type="spellEnd"/>
+      <w:proofErr w:type="gramEnd"/>
+      <w:r>
+        <w:rPr>
+          <w:rFonts w:cs="DaunPenh"/>
+          <w:sz w:val="8"/>
+          <w:szCs w:val="18"/>
+          <w:lang w:bidi="km-KH"/>
+        </w:rPr>
+        <w:t>&gt;1.18.42&lt;/</w:t>
+      </w:r>
+      <w:proofErr w:type="spellStart"/>
+      <w:proofErr w:type="gramStart"/>
+      <w:r>
+        <w:rPr>
+          <w:rFonts w:cs="DaunPenh"/>
+          <w:sz w:val="8"/>
+          <w:szCs w:val="18"/>
+          <w:lang w:bidi="km-KH"/>
+        </w:rPr>
+        <w:t>lombok.version</w:t>
+      </w:r>
+      <w:proofErr w:type="spellEnd"/>
+      <w:proofErr w:type="gramEnd"/>
+      <w:r>
+        <w:rPr>
+          <w:rFonts w:cs="DaunPenh"/>
+          <w:sz w:val="8"/>
+          <w:szCs w:val="18"/>
+          <w:lang w:bidi="km-KH"/>
+        </w:rPr>
+        <w:t>&gt;</w:t>
+      </w:r>
+    </w:p>
+    <w:p>
+      <w:pPr>
+        <w:rPr>
+          <w:rFonts w:cs="DaunPenh"/>
+          <w:sz w:val="8"/>
+          <w:szCs w:val="18"/>
+          <w:lang w:bidi="km-KH"/>
+        </w:rPr>
+      </w:pPr>
+      <w:r>
+        <w:rPr>
+          <w:rFonts w:cs="DaunPenh"/>
+          <w:sz w:val="8"/>
+          <w:szCs w:val="18"/>
+          <w:lang w:bidi="km-KH"/>
+        </w:rPr>
+        <w:t>        &lt;</w:t>
+      </w:r>
+      <w:proofErr w:type="gramStart"/>
+      <w:r>
+        <w:rPr>
+          <w:rFonts w:cs="DaunPenh"/>
+          <w:sz w:val="8"/>
+          <w:szCs w:val="18"/>
+          <w:lang w:bidi="km-KH"/>
+        </w:rPr>
+        <w:t>project.build</w:t>
+      </w:r>
+      <w:proofErr w:type="gramEnd"/>
+      <w:r>
+        <w:rPr>
+          <w:rFonts w:cs="DaunPenh"/>
+          <w:sz w:val="8"/>
+          <w:szCs w:val="18"/>
+          <w:lang w:bidi="km-KH"/>
+        </w:rPr>
+        <w:t>.sourceEncoding&gt;UTF-8&lt;/</w:t>
+      </w:r>
+      <w:proofErr w:type="gramStart"/>
+      <w:r>
+        <w:rPr>
+          <w:rFonts w:cs="DaunPenh"/>
+          <w:sz w:val="8"/>
+          <w:szCs w:val="18"/>
+          <w:lang w:bidi="km-KH"/>
+        </w:rPr>
+        <w:t>project.build</w:t>
+      </w:r>
+      <w:proofErr w:type="gramEnd"/>
+      <w:r>
+        <w:rPr>
+          <w:rFonts w:cs="DaunPenh"/>
+          <w:sz w:val="8"/>
+          <w:szCs w:val="18"/>
+          <w:lang w:bidi="km-KH"/>
+        </w:rPr>
+        <w:t>.sourceEncoding&gt;</w:t>
+      </w:r>
+    </w:p>
+    <w:p>
+      <w:pPr>
+        <w:rPr>
+          <w:rFonts w:cs="DaunPenh"/>
+          <w:sz w:val="8"/>
+          <w:szCs w:val="18"/>
+          <w:lang w:bidi="km-KH"/>
+        </w:rPr>
+      </w:pPr>
+      <w:r>
+        <w:rPr>
+          <w:rFonts w:cs="DaunPenh"/>
+          <w:sz w:val="8"/>
+          <w:szCs w:val="18"/>
+          <w:lang w:bidi="km-KH"/>
+        </w:rPr>
+        <w:t>        &lt;</w:t>
+      </w:r>
+      <w:proofErr w:type="gramStart"/>
+      <w:r>
+        <w:rPr>
+          <w:rFonts w:cs="DaunPenh"/>
+          <w:sz w:val="8"/>
+          <w:szCs w:val="18"/>
+          <w:lang w:bidi="km-KH"/>
+        </w:rPr>
+        <w:t>project.reporting</w:t>
+      </w:r>
+      <w:proofErr w:type="gramEnd"/>
+      <w:r>
+        <w:rPr>
+          <w:rFonts w:cs="DaunPenh"/>
+          <w:sz w:val="8"/>
+          <w:szCs w:val="18"/>
+          <w:lang w:bidi="km-KH"/>
+        </w:rPr>
+        <w:t>.outputEncoding&gt;UTF-8&lt;/</w:t>
+      </w:r>
+      <w:proofErr w:type="gramStart"/>
+      <w:r>
+        <w:rPr>
+          <w:rFonts w:cs="DaunPenh"/>
+          <w:sz w:val="8"/>
+          <w:szCs w:val="18"/>
+          <w:lang w:bidi="km-KH"/>
+        </w:rPr>
+        <w:t>project.reporting</w:t>
+      </w:r>
+      <w:proofErr w:type="gramEnd"/>
+      <w:r>
+        <w:rPr>
+          <w:rFonts w:cs="DaunPenh"/>
+          <w:sz w:val="8"/>
+          <w:szCs w:val="18"/>
+          <w:lang w:bidi="km-KH"/>
+        </w:rPr>
+        <w:t>.outputEncoding&gt;</w:t>
       </w:r>
     </w:p>
     <w:p>
@@ -3261,7 +4042,27 @@
           <w:szCs w:val="18"/>
           <w:lang w:bidi="km-KH"/>
         </w:rPr>
-        <w:t>    &lt;dependencyManagement&gt;</w:t>
+        <w:t>    &lt;</w:t>
+      </w:r>
+      <w:proofErr w:type="spellStart"/>
+      <w:r>
+        <w:rPr>
+          <w:rFonts w:cs="DaunPenh"/>
+          <w:sz w:val="8"/>
+          <w:szCs w:val="18"/>
+          <w:lang w:bidi="km-KH"/>
+        </w:rPr>
+        <w:t>dependencyManagement</w:t>
+      </w:r>
+      <w:proofErr w:type="spellEnd"/>
+      <w:r>
+        <w:rPr>
+          <w:rFonts w:cs="DaunPenh"/>
+          <w:sz w:val="8"/>
+          <w:szCs w:val="18"/>
+          <w:lang w:bidi="km-KH"/>
+        </w:rPr>
+        <w:t>&gt;</w:t>
       </w:r>
     </w:p>
     <w:p>
@@ -3318,45 +4119,207 @@
           <w:szCs w:val="18"/>
           <w:lang w:bidi="km-KH"/>
         </w:rPr>
-        <w:t>                &lt;groupId&gt;org.springframework.boot&lt;/groupId&gt;</w:t>
-      </w:r>
-    </w:p>
-    <w:p>
-      <w:pPr>
-        <w:rPr>
-          <w:rFonts w:cs="DaunPenh"/>
-          <w:sz w:val="8"/>
-          <w:szCs w:val="18"/>
-          <w:lang w:bidi="km-KH"/>
-        </w:rPr>
-      </w:pPr>
-      <w:r>
-        <w:rPr>
-          <w:rFonts w:cs="DaunPenh"/>
-          <w:sz w:val="8"/>
-          <w:szCs w:val="18"/>
-          <w:lang w:bidi="km-KH"/>
-        </w:rPr>
-        <w:t>                &lt;artifactId&gt;spring-boot-dependencies&lt;/artifactId&gt;</w:t>
-      </w:r>
-    </w:p>
-    <w:p>
-      <w:pPr>
-        <w:rPr>
-          <w:rFonts w:cs="DaunPenh"/>
-          <w:sz w:val="8"/>
-          <w:szCs w:val="18"/>
-          <w:lang w:bidi="km-KH"/>
-        </w:rPr>
-      </w:pPr>
-      <w:r>
-        <w:rPr>
-          <w:rFonts w:cs="DaunPenh"/>
-          <w:sz w:val="8"/>
-          <w:szCs w:val="18"/>
-          <w:lang w:bidi="km-KH"/>
-        </w:rPr>
-        <w:t>                &lt;version&gt;${spring.boot.version}&lt;/version&gt;</w:t>
+        <w:t xml:space="preserve">                </w:t>
+      </w:r>
+      <w:proofErr w:type="gramStart"/>
+      <w:r>
+        <w:rPr>
+          <w:rFonts w:cs="DaunPenh"/>
+          <w:sz w:val="8"/>
+          <w:szCs w:val="18"/>
+          <w:lang w:bidi="km-KH"/>
+        </w:rPr>
+        <w:t>&lt;</w:t>
+      </w:r>
+      <w:proofErr w:type="spellStart"/>
+      <w:r>
+        <w:rPr>
+          <w:rFonts w:cs="DaunPenh"/>
+          <w:sz w:val="8"/>
+          <w:szCs w:val="18"/>
+          <w:lang w:bidi="km-KH"/>
+        </w:rPr>
+        <w:t>groupId</w:t>
+      </w:r>
+      <w:proofErr w:type="spellEnd"/>
+      <w:r>
+        <w:rPr>
+          <w:rFonts w:cs="DaunPenh"/>
+          <w:sz w:val="8"/>
+          <w:szCs w:val="18"/>
+          <w:lang w:bidi="km-KH"/>
+        </w:rPr>
+        <w:t>&gt;</w:t>
+      </w:r>
+      <w:proofErr w:type="spellStart"/>
+      <w:r>
+        <w:rPr>
+          <w:rFonts w:cs="DaunPenh"/>
+          <w:sz w:val="8"/>
+          <w:szCs w:val="18"/>
+          <w:lang w:bidi="km-KH"/>
+        </w:rPr>
+        <w:t>org.springframework.boot</w:t>
+      </w:r>
+      <w:proofErr w:type="spellEnd"/>
+      <w:proofErr w:type="gramEnd"/>
+      <w:r>
+        <w:rPr>
+          <w:rFonts w:cs="DaunPenh"/>
+          <w:sz w:val="8"/>
+          <w:szCs w:val="18"/>
+          <w:lang w:bidi="km-KH"/>
+        </w:rPr>
+        <w:t>&lt;/</w:t>
+      </w:r>
+      <w:proofErr w:type="spellStart"/>
+      <w:r>
+        <w:rPr>
+          <w:rFonts w:cs="DaunPenh"/>
+          <w:sz w:val="8"/>
+          <w:szCs w:val="18"/>
+          <w:lang w:bidi="km-KH"/>
+        </w:rPr>
+        <w:t>groupId</w:t>
+      </w:r>
+      <w:proofErr w:type="spellEnd"/>
+      <w:r>
+        <w:rPr>
+          <w:rFonts w:cs="DaunPenh"/>
+          <w:sz w:val="8"/>
+          <w:szCs w:val="18"/>
+          <w:lang w:bidi="km-KH"/>
+        </w:rPr>
+        <w:t>&gt;</w:t>
+      </w:r>
+    </w:p>
+    <w:p>
+      <w:pPr>
+        <w:rPr>
+          <w:rFonts w:cs="DaunPenh"/>
+          <w:sz w:val="8"/>
+          <w:szCs w:val="18"/>
+          <w:lang w:bidi="km-KH"/>
+        </w:rPr>
+      </w:pPr>
+      <w:r>
+        <w:rPr>
+          <w:rFonts w:cs="DaunPenh"/>
+          <w:sz w:val="8"/>
+          <w:szCs w:val="18"/>
+          <w:lang w:bidi="km-KH"/>
+        </w:rPr>
+        <w:t>                &lt;</w:t>
+      </w:r>
+      <w:proofErr w:type="spellStart"/>
+      <w:r>
+        <w:rPr>
+          <w:rFonts w:cs="DaunPenh"/>
+          <w:sz w:val="8"/>
+          <w:szCs w:val="18"/>
+          <w:lang w:bidi="km-KH"/>
+        </w:rPr>
+        <w:t>artifactId</w:t>
+      </w:r>
+      <w:proofErr w:type="spellEnd"/>
+      <w:r>
+        <w:rPr>
+          <w:rFonts w:cs="DaunPenh"/>
+          <w:sz w:val="8"/>
+          <w:szCs w:val="18"/>
+          <w:lang w:bidi="km-KH"/>
+        </w:rPr>
+        <w:t>&gt;spring-boot-dependencies&lt;/</w:t>
+      </w:r>
+      <w:proofErr w:type="spellStart"/>
+      <w:r>
+        <w:rPr>
+          <w:rFonts w:cs="DaunPenh"/>
+          <w:sz w:val="8"/>
+          <w:szCs w:val="18"/>
+          <w:lang w:bidi="km-KH"/>
+        </w:rPr>
+        <w:t>artifactId</w:t>
+      </w:r>
+      <w:proofErr w:type="spellEnd"/>
+      <w:r>
+        <w:rPr>
+          <w:rFonts w:cs="DaunPenh"/>
+          <w:sz w:val="8"/>
+          <w:szCs w:val="18"/>
+          <w:lang w:bidi="km-KH"/>
+        </w:rPr>
+        <w:t>&gt;</w:t>
+      </w:r>
+    </w:p>
+    <w:p>
+      <w:pPr>
+        <w:rPr>
+          <w:rFonts w:cs="DaunPenh"/>
+          <w:sz w:val="8"/>
+          <w:szCs w:val="18"/>
+          <w:lang w:bidi="km-KH"/>
+        </w:rPr>
+      </w:pPr>
+      <w:r>
+        <w:rPr>
+          <w:rFonts w:cs="DaunPenh"/>
+          <w:sz w:val="8"/>
+          <w:szCs w:val="18"/>
+          <w:lang w:bidi="km-KH"/>
+        </w:rPr>
+        <w:t>                &lt;version&gt;${</w:t>
+      </w:r>
+      <w:proofErr w:type="spellStart"/>
+      <w:proofErr w:type="gramStart"/>
+      <w:r>
+        <w:rPr>
+          <w:rFonts w:cs="DaunPenh"/>
+          <w:sz w:val="8"/>
+          <w:szCs w:val="18"/>
+          <w:lang w:bidi="km-KH"/>
+        </w:rPr>
+        <w:t>spring.boot</w:t>
+      </w:r>
+      <w:proofErr w:type="gramEnd"/>
+      <w:r>
+        <w:rPr>
+          <w:rFonts w:cs="DaunPenh"/>
+          <w:sz w:val="8"/>
+          <w:szCs w:val="18"/>
+          <w:lang w:bidi="km-KH"/>
+        </w:rPr>
+        <w:t>.</w:t>
+      </w:r>
+      <w:proofErr w:type="gramStart"/>
+      <w:r>
+        <w:rPr>
+          <w:rFonts w:cs="DaunPenh"/>
+          <w:sz w:val="8"/>
+          <w:szCs w:val="18"/>
+          <w:lang w:bidi="km-KH"/>
+        </w:rPr>
+        <w:t>version</w:t>
+      </w:r>
+      <w:proofErr w:type="spellEnd"/>
+      <w:r>
+        <w:rPr>
+          <w:rFonts w:cs="DaunPenh"/>
+          <w:sz w:val="8"/>
+          <w:szCs w:val="18"/>
+          <w:lang w:bidi="km-KH"/>
+        </w:rPr>
+        <w:t>}&lt;</w:t>
+      </w:r>
+      <w:proofErr w:type="gramEnd"/>
+      <w:r>
+        <w:rPr>
+          <w:rFonts w:cs="DaunPenh"/>
+          <w:sz w:val="8"/>
+          <w:szCs w:val="18"/>
+          <w:lang w:bidi="km-KH"/>
+        </w:rPr>
+        <w:t>/version&gt;</w:t>
       </w:r>
     </w:p>
     <w:p>
@@ -3451,45 +4414,207 @@
           <w:szCs w:val="18"/>
           <w:lang w:bidi="km-KH"/>
         </w:rPr>
-        <w:t>                &lt;groupId&gt;org.springframework.cloud&lt;/groupId&gt;</w:t>
-      </w:r>
-    </w:p>
-    <w:p>
-      <w:pPr>
-        <w:rPr>
-          <w:rFonts w:cs="DaunPenh"/>
-          <w:sz w:val="8"/>
-          <w:szCs w:val="18"/>
-          <w:lang w:bidi="km-KH"/>
-        </w:rPr>
-      </w:pPr>
-      <w:r>
-        <w:rPr>
-          <w:rFonts w:cs="DaunPenh"/>
-          <w:sz w:val="8"/>
-          <w:szCs w:val="18"/>
-          <w:lang w:bidi="km-KH"/>
-        </w:rPr>
-        <w:t>                &lt;artifactId&gt;spring-cloud-dependencies&lt;/artifactId&gt;</w:t>
-      </w:r>
-    </w:p>
-    <w:p>
-      <w:pPr>
-        <w:rPr>
-          <w:rFonts w:cs="DaunPenh"/>
-          <w:sz w:val="8"/>
-          <w:szCs w:val="18"/>
-          <w:lang w:bidi="km-KH"/>
-        </w:rPr>
-      </w:pPr>
-      <w:r>
-        <w:rPr>
-          <w:rFonts w:cs="DaunPenh"/>
-          <w:sz w:val="8"/>
-          <w:szCs w:val="18"/>
-          <w:lang w:bidi="km-KH"/>
-        </w:rPr>
-        <w:t>                &lt;version&gt;${spring.cloud.version}&lt;/version&gt;</w:t>
+        <w:t xml:space="preserve">                </w:t>
+      </w:r>
+      <w:proofErr w:type="gramStart"/>
+      <w:r>
+        <w:rPr>
+          <w:rFonts w:cs="DaunPenh"/>
+          <w:sz w:val="8"/>
+          <w:szCs w:val="18"/>
+          <w:lang w:bidi="km-KH"/>
+        </w:rPr>
+        <w:t>&lt;</w:t>
+      </w:r>
+      <w:proofErr w:type="spellStart"/>
+      <w:r>
+        <w:rPr>
+          <w:rFonts w:cs="DaunPenh"/>
+          <w:sz w:val="8"/>
+          <w:szCs w:val="18"/>
+          <w:lang w:bidi="km-KH"/>
+        </w:rPr>
+        <w:t>groupId</w:t>
+      </w:r>
+      <w:proofErr w:type="spellEnd"/>
+      <w:r>
+        <w:rPr>
+          <w:rFonts w:cs="DaunPenh"/>
+          <w:sz w:val="8"/>
+          <w:szCs w:val="18"/>
+          <w:lang w:bidi="km-KH"/>
+        </w:rPr>
+        <w:t>&gt;</w:t>
+      </w:r>
+      <w:proofErr w:type="spellStart"/>
+      <w:r>
+        <w:rPr>
+          <w:rFonts w:cs="DaunPenh"/>
+          <w:sz w:val="8"/>
+          <w:szCs w:val="18"/>
+          <w:lang w:bidi="km-KH"/>
+        </w:rPr>
+        <w:t>org.springframework.cloud</w:t>
+      </w:r>
+      <w:proofErr w:type="spellEnd"/>
+      <w:proofErr w:type="gramEnd"/>
+      <w:r>
+        <w:rPr>
+          <w:rFonts w:cs="DaunPenh"/>
+          <w:sz w:val="8"/>
+          <w:szCs w:val="18"/>
+          <w:lang w:bidi="km-KH"/>
+        </w:rPr>
+        <w:t>&lt;/</w:t>
+      </w:r>
+      <w:proofErr w:type="spellStart"/>
+      <w:r>
+        <w:rPr>
+          <w:rFonts w:cs="DaunPenh"/>
+          <w:sz w:val="8"/>
+          <w:szCs w:val="18"/>
+          <w:lang w:bidi="km-KH"/>
+        </w:rPr>
+        <w:t>groupId</w:t>
+      </w:r>
+      <w:proofErr w:type="spellEnd"/>
+      <w:r>
+        <w:rPr>
+          <w:rFonts w:cs="DaunPenh"/>
+          <w:sz w:val="8"/>
+          <w:szCs w:val="18"/>
+          <w:lang w:bidi="km-KH"/>
+        </w:rPr>
+        <w:t>&gt;</w:t>
+      </w:r>
+    </w:p>
+    <w:p>
+      <w:pPr>
+        <w:rPr>
+          <w:rFonts w:cs="DaunPenh"/>
+          <w:sz w:val="8"/>
+          <w:szCs w:val="18"/>
+          <w:lang w:bidi="km-KH"/>
+        </w:rPr>
+      </w:pPr>
+      <w:r>
+        <w:rPr>
+          <w:rFonts w:cs="DaunPenh"/>
+          <w:sz w:val="8"/>
+          <w:szCs w:val="18"/>
+          <w:lang w:bidi="km-KH"/>
+        </w:rPr>
+        <w:t>                &lt;</w:t>
+      </w:r>
+      <w:proofErr w:type="spellStart"/>
+      <w:r>
+        <w:rPr>
+          <w:rFonts w:cs="DaunPenh"/>
+          <w:sz w:val="8"/>
+          <w:szCs w:val="18"/>
+          <w:lang w:bidi="km-KH"/>
+        </w:rPr>
+        <w:t>artifactId</w:t>
+      </w:r>
+      <w:proofErr w:type="spellEnd"/>
+      <w:r>
+        <w:rPr>
+          <w:rFonts w:cs="DaunPenh"/>
+          <w:sz w:val="8"/>
+          <w:szCs w:val="18"/>
+          <w:lang w:bidi="km-KH"/>
+        </w:rPr>
+        <w:t>&gt;spring-cloud-dependencies&lt;/</w:t>
+      </w:r>
+      <w:proofErr w:type="spellStart"/>
+      <w:r>
+        <w:rPr>
+          <w:rFonts w:cs="DaunPenh"/>
+          <w:sz w:val="8"/>
+          <w:szCs w:val="18"/>
+          <w:lang w:bidi="km-KH"/>
+        </w:rPr>
+        <w:t>artifactId</w:t>
+      </w:r>
+      <w:proofErr w:type="spellEnd"/>
+      <w:r>
+        <w:rPr>
+          <w:rFonts w:cs="DaunPenh"/>
+          <w:sz w:val="8"/>
+          <w:szCs w:val="18"/>
+          <w:lang w:bidi="km-KH"/>
+        </w:rPr>
+        <w:t>&gt;</w:t>
+      </w:r>
+    </w:p>
+    <w:p>
+      <w:pPr>
+        <w:rPr>
+          <w:rFonts w:cs="DaunPenh"/>
+          <w:sz w:val="8"/>
+          <w:szCs w:val="18"/>
+          <w:lang w:bidi="km-KH"/>
+        </w:rPr>
+      </w:pPr>
+      <w:r>
+        <w:rPr>
+          <w:rFonts w:cs="DaunPenh"/>
+          <w:sz w:val="8"/>
+          <w:szCs w:val="18"/>
+          <w:lang w:bidi="km-KH"/>
+        </w:rPr>
+        <w:t>                &lt;version&gt;${</w:t>
+      </w:r>
+      <w:proofErr w:type="spellStart"/>
+      <w:proofErr w:type="gramStart"/>
+      <w:r>
+        <w:rPr>
+          <w:rFonts w:cs="DaunPenh"/>
+          <w:sz w:val="8"/>
+          <w:szCs w:val="18"/>
+          <w:lang w:bidi="km-KH"/>
+        </w:rPr>
+        <w:t>spring.cloud</w:t>
+      </w:r>
+      <w:proofErr w:type="gramEnd"/>
+      <w:r>
+        <w:rPr>
+          <w:rFonts w:cs="DaunPenh"/>
+          <w:sz w:val="8"/>
+          <w:szCs w:val="18"/>
+          <w:lang w:bidi="km-KH"/>
+        </w:rPr>
+        <w:t>.</w:t>
+      </w:r>
+      <w:proofErr w:type="gramStart"/>
+      <w:r>
+        <w:rPr>
+          <w:rFonts w:cs="DaunPenh"/>
+          <w:sz w:val="8"/>
+          <w:szCs w:val="18"/>
+          <w:lang w:bidi="km-KH"/>
+        </w:rPr>
+        <w:t>version</w:t>
+      </w:r>
+      <w:proofErr w:type="spellEnd"/>
+      <w:r>
+        <w:rPr>
+          <w:rFonts w:cs="DaunPenh"/>
+          <w:sz w:val="8"/>
+          <w:szCs w:val="18"/>
+          <w:lang w:bidi="km-KH"/>
+        </w:rPr>
+        <w:t>}&lt;</w:t>
+      </w:r>
+      <w:proofErr w:type="gramEnd"/>
+      <w:r>
+        <w:rPr>
+          <w:rFonts w:cs="DaunPenh"/>
+          <w:sz w:val="8"/>
+          <w:szCs w:val="18"/>
+          <w:lang w:bidi="km-KH"/>
+        </w:rPr>
+        <w:t>/version&gt;</w:t>
       </w:r>
     </w:p>
     <w:p>
@@ -3584,7 +4709,27 @@
           <w:szCs w:val="18"/>
           <w:lang w:bidi="km-KH"/>
         </w:rPr>
-        <w:t>    &lt;/dependencyManagement&gt;</w:t>
+        <w:t>    &lt;/</w:t>
+      </w:r>
+      <w:proofErr w:type="spellStart"/>
+      <w:r>
+        <w:rPr>
+          <w:rFonts w:cs="DaunPenh"/>
+          <w:sz w:val="8"/>
+          <w:szCs w:val="18"/>
+          <w:lang w:bidi="km-KH"/>
+        </w:rPr>
+        <w:t>dependencyManagement</w:t>
+      </w:r>
+      <w:proofErr w:type="spellEnd"/>
+      <w:r>
+        <w:rPr>
+          <w:rFonts w:cs="DaunPenh"/>
+          <w:sz w:val="8"/>
+          <w:szCs w:val="18"/>
+          <w:lang w:bidi="km-KH"/>
+        </w:rPr>
+        <w:t>&gt;</w:t>
       </w:r>
     </w:p>
     <w:p>
@@ -3632,7 +4777,27 @@
           <w:szCs w:val="18"/>
           <w:lang w:bidi="km-KH"/>
         </w:rPr>
-        <w:t>        &lt;pluginManagement&gt;</w:t>
+        <w:t>        &lt;</w:t>
+      </w:r>
+      <w:proofErr w:type="spellStart"/>
+      <w:r>
+        <w:rPr>
+          <w:rFonts w:cs="DaunPenh"/>
+          <w:sz w:val="8"/>
+          <w:szCs w:val="18"/>
+          <w:lang w:bidi="km-KH"/>
+        </w:rPr>
+        <w:t>pluginManagement</w:t>
+      </w:r>
+      <w:proofErr w:type="spellEnd"/>
+      <w:r>
+        <w:rPr>
+          <w:rFonts w:cs="DaunPenh"/>
+          <w:sz w:val="8"/>
+          <w:szCs w:val="18"/>
+          <w:lang w:bidi="km-KH"/>
+        </w:rPr>
+        <w:t>&gt;</w:t>
       </w:r>
     </w:p>
     <w:p>
@@ -3689,26 +4854,146 @@
           <w:szCs w:val="18"/>
           <w:lang w:bidi="km-KH"/>
         </w:rPr>
-        <w:t>                    &lt;groupId&gt;org.apache.maven.plugins&lt;/groupId&gt;</w:t>
-      </w:r>
-    </w:p>
-    <w:p>
-      <w:pPr>
-        <w:rPr>
-          <w:rFonts w:cs="DaunPenh"/>
-          <w:sz w:val="8"/>
-          <w:szCs w:val="18"/>
-          <w:lang w:bidi="km-KH"/>
-        </w:rPr>
-      </w:pPr>
-      <w:r>
-        <w:rPr>
-          <w:rFonts w:cs="DaunPenh"/>
-          <w:sz w:val="8"/>
-          <w:szCs w:val="18"/>
-          <w:lang w:bidi="km-KH"/>
-        </w:rPr>
-        <w:t>                    &lt;artifactId&gt;maven-compiler-plugin&lt;/artifactId&gt;</w:t>
+        <w:t xml:space="preserve">                    </w:t>
+      </w:r>
+      <w:proofErr w:type="gramStart"/>
+      <w:r>
+        <w:rPr>
+          <w:rFonts w:cs="DaunPenh"/>
+          <w:sz w:val="8"/>
+          <w:szCs w:val="18"/>
+          <w:lang w:bidi="km-KH"/>
+        </w:rPr>
+        <w:t>&lt;</w:t>
+      </w:r>
+      <w:proofErr w:type="spellStart"/>
+      <w:r>
+        <w:rPr>
+          <w:rFonts w:cs="DaunPenh"/>
+          <w:sz w:val="8"/>
+          <w:szCs w:val="18"/>
+          <w:lang w:bidi="km-KH"/>
+        </w:rPr>
+        <w:t>groupId</w:t>
+      </w:r>
+      <w:proofErr w:type="spellEnd"/>
+      <w:r>
+        <w:rPr>
+          <w:rFonts w:cs="DaunPenh"/>
+          <w:sz w:val="8"/>
+          <w:szCs w:val="18"/>
+          <w:lang w:bidi="km-KH"/>
+        </w:rPr>
+        <w:t>&gt;</w:t>
+      </w:r>
+      <w:proofErr w:type="spellStart"/>
+      <w:r>
+        <w:rPr>
+          <w:rFonts w:cs="DaunPenh"/>
+          <w:sz w:val="8"/>
+          <w:szCs w:val="18"/>
+          <w:lang w:bidi="km-KH"/>
+        </w:rPr>
+        <w:t>org.apache.maven</w:t>
+      </w:r>
+      <w:proofErr w:type="gramEnd"/>
+      <w:r>
+        <w:rPr>
+          <w:rFonts w:cs="DaunPenh"/>
+          <w:sz w:val="8"/>
+          <w:szCs w:val="18"/>
+          <w:lang w:bidi="km-KH"/>
+        </w:rPr>
+        <w:t>.plugins</w:t>
+      </w:r>
+      <w:proofErr w:type="spellEnd"/>
+      <w:r>
+        <w:rPr>
+          <w:rFonts w:cs="DaunPenh"/>
+          <w:sz w:val="8"/>
+          <w:szCs w:val="18"/>
+          <w:lang w:bidi="km-KH"/>
+        </w:rPr>
+        <w:t>&lt;/</w:t>
+      </w:r>
+      <w:proofErr w:type="spellStart"/>
+      <w:r>
+        <w:rPr>
+          <w:rFonts w:cs="DaunPenh"/>
+          <w:sz w:val="8"/>
+          <w:szCs w:val="18"/>
+          <w:lang w:bidi="km-KH"/>
+        </w:rPr>
+        <w:t>groupId</w:t>
+      </w:r>
+      <w:proofErr w:type="spellEnd"/>
+      <w:r>
+        <w:rPr>
+          <w:rFonts w:cs="DaunPenh"/>
+          <w:sz w:val="8"/>
+          <w:szCs w:val="18"/>
+          <w:lang w:bidi="km-KH"/>
+        </w:rPr>
+        <w:t>&gt;</w:t>
+      </w:r>
+    </w:p>
+    <w:p>
+      <w:pPr>
+        <w:rPr>
+          <w:rFonts w:cs="DaunPenh"/>
+          <w:sz w:val="8"/>
+          <w:szCs w:val="18"/>
+          <w:lang w:bidi="km-KH"/>
+        </w:rPr>
+      </w:pPr>
+      <w:r>
+        <w:rPr>
+          <w:rFonts w:cs="DaunPenh"/>
+          <w:sz w:val="8"/>
+          <w:szCs w:val="18"/>
+          <w:lang w:bidi="km-KH"/>
+        </w:rPr>
+        <w:t>                    &lt;</w:t>
+      </w:r>
+      <w:proofErr w:type="spellStart"/>
+      <w:r>
+        <w:rPr>
+          <w:rFonts w:cs="DaunPenh"/>
+          <w:sz w:val="8"/>
+          <w:szCs w:val="18"/>
+          <w:lang w:bidi="km-KH"/>
+        </w:rPr>
+        <w:t>artifactId</w:t>
+      </w:r>
+      <w:proofErr w:type="spellEnd"/>
+      <w:r>
+        <w:rPr>
+          <w:rFonts w:cs="DaunPenh"/>
+          <w:sz w:val="8"/>
+          <w:szCs w:val="18"/>
+          <w:lang w:bidi="km-KH"/>
+        </w:rPr>
+        <w:t>&gt;maven-compiler-plugin&lt;/</w:t>
+      </w:r>
+      <w:proofErr w:type="spellStart"/>
+      <w:r>
+        <w:rPr>
+          <w:rFonts w:cs="DaunPenh"/>
+          <w:sz w:val="8"/>
+          <w:szCs w:val="18"/>
+          <w:lang w:bidi="km-KH"/>
+        </w:rPr>
+        <w:t>artifactId</w:t>
+      </w:r>
+      <w:proofErr w:type="spellEnd"/>
+      <w:r>
+        <w:rPr>
+          <w:rFonts w:cs="DaunPenh"/>
+          <w:sz w:val="8"/>
+          <w:szCs w:val="18"/>
+          <w:lang w:bidi="km-KH"/>
+        </w:rPr>
+        <w:t>&gt;</w:t>
       </w:r>
     </w:p>
     <w:p>
@@ -3746,7 +5031,29 @@
           <w:szCs w:val="18"/>
           <w:lang w:bidi="km-KH"/>
         </w:rPr>
-        <w:t>                        &lt;release&gt;${java.version}&lt;/release&gt;</w:t>
+        <w:t>                        &lt;release&gt;${</w:t>
+      </w:r>
+      <w:proofErr w:type="spellStart"/>
+      <w:proofErr w:type="gramStart"/>
+      <w:r>
+        <w:rPr>
+          <w:rFonts w:cs="DaunPenh"/>
+          <w:sz w:val="8"/>
+          <w:szCs w:val="18"/>
+          <w:lang w:bidi="km-KH"/>
+        </w:rPr>
+        <w:t>java.version</w:t>
+      </w:r>
+      <w:proofErr w:type="spellEnd"/>
+      <w:proofErr w:type="gramEnd"/>
+      <w:r>
+        <w:rPr>
+          <w:rFonts w:cs="DaunPenh"/>
+          <w:sz w:val="8"/>
+          <w:szCs w:val="18"/>
+          <w:lang w:bidi="km-KH"/>
+        </w:rPr>
+        <w:t>}&lt;/release&gt;</w:t>
       </w:r>
     </w:p>
     <w:p>
@@ -3784,7 +5091,27 @@
           <w:szCs w:val="18"/>
           <w:lang w:bidi="km-KH"/>
         </w:rPr>
-        <w:t>                        &lt;annotationProcessorPaths&gt;</w:t>
+        <w:t>                        &lt;</w:t>
+      </w:r>
+      <w:proofErr w:type="spellStart"/>
+      <w:r>
+        <w:rPr>
+          <w:rFonts w:cs="DaunPenh"/>
+          <w:sz w:val="8"/>
+          <w:szCs w:val="18"/>
+          <w:lang w:bidi="km-KH"/>
+        </w:rPr>
+        <w:t>annotationProcessorPaths</w:t>
+      </w:r>
+      <w:proofErr w:type="spellEnd"/>
+      <w:r>
+        <w:rPr>
+          <w:rFonts w:cs="DaunPenh"/>
+          <w:sz w:val="8"/>
+          <w:szCs w:val="18"/>
+          <w:lang w:bidi="km-KH"/>
+        </w:rPr>
+        <w:t>&gt;</w:t>
       </w:r>
     </w:p>
     <w:p>
@@ -3822,45 +5149,187 @@
           <w:szCs w:val="18"/>
           <w:lang w:bidi="km-KH"/>
         </w:rPr>
-        <w:t>                                &lt;groupId&gt;org.projectlombok&lt;/groupId&gt;</w:t>
-      </w:r>
-    </w:p>
-    <w:p>
-      <w:pPr>
-        <w:rPr>
-          <w:rFonts w:cs="DaunPenh"/>
-          <w:sz w:val="8"/>
-          <w:szCs w:val="18"/>
-          <w:lang w:bidi="km-KH"/>
-        </w:rPr>
-      </w:pPr>
-      <w:r>
-        <w:rPr>
-          <w:rFonts w:cs="DaunPenh"/>
-          <w:sz w:val="8"/>
-          <w:szCs w:val="18"/>
-          <w:lang w:bidi="km-KH"/>
-        </w:rPr>
-        <w:t>                                &lt;artifactId&gt;lombok&lt;/artifactId&gt;</w:t>
-      </w:r>
-    </w:p>
-    <w:p>
-      <w:pPr>
-        <w:rPr>
-          <w:rFonts w:cs="DaunPenh"/>
-          <w:sz w:val="8"/>
-          <w:szCs w:val="18"/>
-          <w:lang w:bidi="km-KH"/>
-        </w:rPr>
-      </w:pPr>
-      <w:r>
-        <w:rPr>
-          <w:rFonts w:cs="DaunPenh"/>
-          <w:sz w:val="8"/>
-          <w:szCs w:val="18"/>
-          <w:lang w:bidi="km-KH"/>
-        </w:rPr>
-        <w:t>                                &lt;version&gt;${lombok.version}&lt;/version&gt;</w:t>
+        <w:t>                                &lt;</w:t>
+      </w:r>
+      <w:proofErr w:type="spellStart"/>
+      <w:r>
+        <w:rPr>
+          <w:rFonts w:cs="DaunPenh"/>
+          <w:sz w:val="8"/>
+          <w:szCs w:val="18"/>
+          <w:lang w:bidi="km-KH"/>
+        </w:rPr>
+        <w:t>groupId</w:t>
+      </w:r>
+      <w:proofErr w:type="spellEnd"/>
+      <w:r>
+        <w:rPr>
+          <w:rFonts w:cs="DaunPenh"/>
+          <w:sz w:val="8"/>
+          <w:szCs w:val="18"/>
+          <w:lang w:bidi="km-KH"/>
+        </w:rPr>
+        <w:t>&gt;</w:t>
+      </w:r>
+      <w:proofErr w:type="spellStart"/>
+      <w:r>
+        <w:rPr>
+          <w:rFonts w:cs="DaunPenh"/>
+          <w:sz w:val="8"/>
+          <w:szCs w:val="18"/>
+          <w:lang w:bidi="km-KH"/>
+        </w:rPr>
+        <w:t>org.projectlombok</w:t>
+      </w:r>
+      <w:proofErr w:type="spellEnd"/>
+      <w:r>
+        <w:rPr>
+          <w:rFonts w:cs="DaunPenh"/>
+          <w:sz w:val="8"/>
+          <w:szCs w:val="18"/>
+          <w:lang w:bidi="km-KH"/>
+        </w:rPr>
+        <w:t>&lt;/</w:t>
+      </w:r>
+      <w:proofErr w:type="spellStart"/>
+      <w:r>
+        <w:rPr>
+          <w:rFonts w:cs="DaunPenh"/>
+          <w:sz w:val="8"/>
+          <w:szCs w:val="18"/>
+          <w:lang w:bidi="km-KH"/>
+        </w:rPr>
+        <w:t>groupId</w:t>
+      </w:r>
+      <w:proofErr w:type="spellEnd"/>
+      <w:r>
+        <w:rPr>
+          <w:rFonts w:cs="DaunPenh"/>
+          <w:sz w:val="8"/>
+          <w:szCs w:val="18"/>
+          <w:lang w:bidi="km-KH"/>
+        </w:rPr>
+        <w:t>&gt;</w:t>
+      </w:r>
+    </w:p>
+    <w:p>
+      <w:pPr>
+        <w:rPr>
+          <w:rFonts w:cs="DaunPenh"/>
+          <w:sz w:val="8"/>
+          <w:szCs w:val="18"/>
+          <w:lang w:bidi="km-KH"/>
+        </w:rPr>
+      </w:pPr>
+      <w:r>
+        <w:rPr>
+          <w:rFonts w:cs="DaunPenh"/>
+          <w:sz w:val="8"/>
+          <w:szCs w:val="18"/>
+          <w:lang w:bidi="km-KH"/>
+        </w:rPr>
+        <w:t>                                &lt;</w:t>
+      </w:r>
+      <w:proofErr w:type="spellStart"/>
+      <w:r>
+        <w:rPr>
+          <w:rFonts w:cs="DaunPenh"/>
+          <w:sz w:val="8"/>
+          <w:szCs w:val="18"/>
+          <w:lang w:bidi="km-KH"/>
+        </w:rPr>
+        <w:t>artifactId</w:t>
+      </w:r>
+      <w:proofErr w:type="spellEnd"/>
+      <w:r>
+        <w:rPr>
+          <w:rFonts w:cs="DaunPenh"/>
+          <w:sz w:val="8"/>
+          <w:szCs w:val="18"/>
+          <w:lang w:bidi="km-KH"/>
+        </w:rPr>
+        <w:t>&gt;</w:t>
+      </w:r>
+      <w:proofErr w:type="spellStart"/>
+      <w:r>
+        <w:rPr>
+          <w:rFonts w:cs="DaunPenh"/>
+          <w:sz w:val="8"/>
+          <w:szCs w:val="18"/>
+          <w:lang w:bidi="km-KH"/>
+        </w:rPr>
+        <w:t>lombok</w:t>
+      </w:r>
+      <w:proofErr w:type="spellEnd"/>
+      <w:r>
+        <w:rPr>
+          <w:rFonts w:cs="DaunPenh"/>
+          <w:sz w:val="8"/>
+          <w:szCs w:val="18"/>
+          <w:lang w:bidi="km-KH"/>
+        </w:rPr>
+        <w:t>&lt;/</w:t>
+      </w:r>
+      <w:proofErr w:type="spellStart"/>
+      <w:r>
+        <w:rPr>
+          <w:rFonts w:cs="DaunPenh"/>
+          <w:sz w:val="8"/>
+          <w:szCs w:val="18"/>
+          <w:lang w:bidi="km-KH"/>
+        </w:rPr>
+        <w:t>artifactId</w:t>
+      </w:r>
+      <w:proofErr w:type="spellEnd"/>
+      <w:r>
+        <w:rPr>
+          <w:rFonts w:cs="DaunPenh"/>
+          <w:sz w:val="8"/>
+          <w:szCs w:val="18"/>
+          <w:lang w:bidi="km-KH"/>
+        </w:rPr>
+        <w:t>&gt;</w:t>
+      </w:r>
+    </w:p>
+    <w:p>
+      <w:pPr>
+        <w:rPr>
+          <w:rFonts w:cs="DaunPenh"/>
+          <w:sz w:val="8"/>
+          <w:szCs w:val="18"/>
+          <w:lang w:bidi="km-KH"/>
+        </w:rPr>
+      </w:pPr>
+      <w:r>
+        <w:rPr>
+          <w:rFonts w:cs="DaunPenh"/>
+          <w:sz w:val="8"/>
+          <w:szCs w:val="18"/>
+          <w:lang w:bidi="km-KH"/>
+        </w:rPr>
+        <w:t>                                &lt;version&gt;${</w:t>
+      </w:r>
+      <w:proofErr w:type="spellStart"/>
+      <w:proofErr w:type="gramStart"/>
+      <w:r>
+        <w:rPr>
+          <w:rFonts w:cs="DaunPenh"/>
+          <w:sz w:val="8"/>
+          <w:szCs w:val="18"/>
+          <w:lang w:bidi="km-KH"/>
+        </w:rPr>
+        <w:t>lombok.version</w:t>
+      </w:r>
+      <w:proofErr w:type="spellEnd"/>
+      <w:proofErr w:type="gramEnd"/>
+      <w:r>
+        <w:rPr>
+          <w:rFonts w:cs="DaunPenh"/>
+          <w:sz w:val="8"/>
+          <w:szCs w:val="18"/>
+          <w:lang w:bidi="km-KH"/>
+        </w:rPr>
+        <w:t>}&lt;/version&gt;</w:t>
       </w:r>
     </w:p>
     <w:p>
@@ -3917,45 +5386,187 @@
           <w:szCs w:val="18"/>
           <w:lang w:bidi="km-KH"/>
         </w:rPr>
-        <w:t>                                &lt;groupId&gt;org.mapstruct&lt;/groupId&gt;</w:t>
-      </w:r>
-    </w:p>
-    <w:p>
-      <w:pPr>
-        <w:rPr>
-          <w:rFonts w:cs="DaunPenh"/>
-          <w:sz w:val="8"/>
-          <w:szCs w:val="18"/>
-          <w:lang w:bidi="km-KH"/>
-        </w:rPr>
-      </w:pPr>
-      <w:r>
-        <w:rPr>
-          <w:rFonts w:cs="DaunPenh"/>
-          <w:sz w:val="8"/>
-          <w:szCs w:val="18"/>
-          <w:lang w:bidi="km-KH"/>
-        </w:rPr>
-        <w:t>                                &lt;artifactId&gt;mapstruct-processor&lt;/artifactId&gt;</w:t>
-      </w:r>
-    </w:p>
-    <w:p>
-      <w:pPr>
-        <w:rPr>
-          <w:rFonts w:cs="DaunPenh"/>
-          <w:sz w:val="8"/>
-          <w:szCs w:val="18"/>
-          <w:lang w:bidi="km-KH"/>
-        </w:rPr>
-      </w:pPr>
-      <w:r>
-        <w:rPr>
-          <w:rFonts w:cs="DaunPenh"/>
-          <w:sz w:val="8"/>
-          <w:szCs w:val="18"/>
-          <w:lang w:bidi="km-KH"/>
-        </w:rPr>
-        <w:t>                                &lt;version&gt;${mapstruct.version}&lt;/version&gt;</w:t>
+        <w:t>                                &lt;</w:t>
+      </w:r>
+      <w:proofErr w:type="spellStart"/>
+      <w:r>
+        <w:rPr>
+          <w:rFonts w:cs="DaunPenh"/>
+          <w:sz w:val="8"/>
+          <w:szCs w:val="18"/>
+          <w:lang w:bidi="km-KH"/>
+        </w:rPr>
+        <w:t>groupId</w:t>
+      </w:r>
+      <w:proofErr w:type="spellEnd"/>
+      <w:r>
+        <w:rPr>
+          <w:rFonts w:cs="DaunPenh"/>
+          <w:sz w:val="8"/>
+          <w:szCs w:val="18"/>
+          <w:lang w:bidi="km-KH"/>
+        </w:rPr>
+        <w:t>&gt;</w:t>
+      </w:r>
+      <w:proofErr w:type="spellStart"/>
+      <w:r>
+        <w:rPr>
+          <w:rFonts w:cs="DaunPenh"/>
+          <w:sz w:val="8"/>
+          <w:szCs w:val="18"/>
+          <w:lang w:bidi="km-KH"/>
+        </w:rPr>
+        <w:t>org.mapstruct</w:t>
+      </w:r>
+      <w:proofErr w:type="spellEnd"/>
+      <w:r>
+        <w:rPr>
+          <w:rFonts w:cs="DaunPenh"/>
+          <w:sz w:val="8"/>
+          <w:szCs w:val="18"/>
+          <w:lang w:bidi="km-KH"/>
+        </w:rPr>
+        <w:t>&lt;/</w:t>
+      </w:r>
+      <w:proofErr w:type="spellStart"/>
+      <w:r>
+        <w:rPr>
+          <w:rFonts w:cs="DaunPenh"/>
+          <w:sz w:val="8"/>
+          <w:szCs w:val="18"/>
+          <w:lang w:bidi="km-KH"/>
+        </w:rPr>
+        <w:t>groupId</w:t>
+      </w:r>
+      <w:proofErr w:type="spellEnd"/>
+      <w:r>
+        <w:rPr>
+          <w:rFonts w:cs="DaunPenh"/>
+          <w:sz w:val="8"/>
+          <w:szCs w:val="18"/>
+          <w:lang w:bidi="km-KH"/>
+        </w:rPr>
+        <w:t>&gt;</w:t>
+      </w:r>
+    </w:p>
+    <w:p>
+      <w:pPr>
+        <w:rPr>
+          <w:rFonts w:cs="DaunPenh"/>
+          <w:sz w:val="8"/>
+          <w:szCs w:val="18"/>
+          <w:lang w:bidi="km-KH"/>
+        </w:rPr>
+      </w:pPr>
+      <w:r>
+        <w:rPr>
+          <w:rFonts w:cs="DaunPenh"/>
+          <w:sz w:val="8"/>
+          <w:szCs w:val="18"/>
+          <w:lang w:bidi="km-KH"/>
+        </w:rPr>
+        <w:t>                                &lt;</w:t>
+      </w:r>
+      <w:proofErr w:type="spellStart"/>
+      <w:r>
+        <w:rPr>
+          <w:rFonts w:cs="DaunPenh"/>
+          <w:sz w:val="8"/>
+          <w:szCs w:val="18"/>
+          <w:lang w:bidi="km-KH"/>
+        </w:rPr>
+        <w:t>artifactId</w:t>
+      </w:r>
+      <w:proofErr w:type="spellEnd"/>
+      <w:r>
+        <w:rPr>
+          <w:rFonts w:cs="DaunPenh"/>
+          <w:sz w:val="8"/>
+          <w:szCs w:val="18"/>
+          <w:lang w:bidi="km-KH"/>
+        </w:rPr>
+        <w:t>&gt;</w:t>
+      </w:r>
+      <w:proofErr w:type="spellStart"/>
+      <w:r>
+        <w:rPr>
+          <w:rFonts w:cs="DaunPenh"/>
+          <w:sz w:val="8"/>
+          <w:szCs w:val="18"/>
+          <w:lang w:bidi="km-KH"/>
+        </w:rPr>
+        <w:t>mapstruct</w:t>
+      </w:r>
+      <w:proofErr w:type="spellEnd"/>
+      <w:r>
+        <w:rPr>
+          <w:rFonts w:cs="DaunPenh"/>
+          <w:sz w:val="8"/>
+          <w:szCs w:val="18"/>
+          <w:lang w:bidi="km-KH"/>
+        </w:rPr>
+        <w:t>-processor&lt;/</w:t>
+      </w:r>
+      <w:proofErr w:type="spellStart"/>
+      <w:r>
+        <w:rPr>
+          <w:rFonts w:cs="DaunPenh"/>
+          <w:sz w:val="8"/>
+          <w:szCs w:val="18"/>
+          <w:lang w:bidi="km-KH"/>
+        </w:rPr>
+        <w:t>artifactId</w:t>
+      </w:r>
+      <w:proofErr w:type="spellEnd"/>
+      <w:r>
+        <w:rPr>
+          <w:rFonts w:cs="DaunPenh"/>
+          <w:sz w:val="8"/>
+          <w:szCs w:val="18"/>
+          <w:lang w:bidi="km-KH"/>
+        </w:rPr>
+        <w:t>&gt;</w:t>
+      </w:r>
+    </w:p>
+    <w:p>
+      <w:pPr>
+        <w:rPr>
+          <w:rFonts w:cs="DaunPenh"/>
+          <w:sz w:val="8"/>
+          <w:szCs w:val="18"/>
+          <w:lang w:bidi="km-KH"/>
+        </w:rPr>
+      </w:pPr>
+      <w:r>
+        <w:rPr>
+          <w:rFonts w:cs="DaunPenh"/>
+          <w:sz w:val="8"/>
+          <w:szCs w:val="18"/>
+          <w:lang w:bidi="km-KH"/>
+        </w:rPr>
+        <w:t>                                &lt;version&gt;${</w:t>
+      </w:r>
+      <w:proofErr w:type="spellStart"/>
+      <w:proofErr w:type="gramStart"/>
+      <w:r>
+        <w:rPr>
+          <w:rFonts w:cs="DaunPenh"/>
+          <w:sz w:val="8"/>
+          <w:szCs w:val="18"/>
+          <w:lang w:bidi="km-KH"/>
+        </w:rPr>
+        <w:t>mapstruct.version</w:t>
+      </w:r>
+      <w:proofErr w:type="spellEnd"/>
+      <w:proofErr w:type="gramEnd"/>
+      <w:r>
+        <w:rPr>
+          <w:rFonts w:cs="DaunPenh"/>
+          <w:sz w:val="8"/>
+          <w:szCs w:val="18"/>
+          <w:lang w:bidi="km-KH"/>
+        </w:rPr>
+        <w:t>}&lt;/version&gt;</w:t>
       </w:r>
     </w:p>
     <w:p>
@@ -4012,45 +5623,207 @@
           <w:szCs w:val="18"/>
           <w:lang w:bidi="km-KH"/>
         </w:rPr>
-        <w:t>                                &lt;groupId&gt;org.springframework.boot&lt;/groupId&gt;</w:t>
-      </w:r>
-    </w:p>
-    <w:p>
-      <w:pPr>
-        <w:rPr>
-          <w:rFonts w:cs="DaunPenh"/>
-          <w:sz w:val="8"/>
-          <w:szCs w:val="18"/>
-          <w:lang w:bidi="km-KH"/>
-        </w:rPr>
-      </w:pPr>
-      <w:r>
-        <w:rPr>
-          <w:rFonts w:cs="DaunPenh"/>
-          <w:sz w:val="8"/>
-          <w:szCs w:val="18"/>
-          <w:lang w:bidi="km-KH"/>
-        </w:rPr>
-        <w:t>                                &lt;artifactId&gt;spring-boot-configuration-processor&lt;/artifactId&gt;</w:t>
-      </w:r>
-    </w:p>
-    <w:p>
-      <w:pPr>
-        <w:rPr>
-          <w:rFonts w:cs="DaunPenh"/>
-          <w:sz w:val="8"/>
-          <w:szCs w:val="18"/>
-          <w:lang w:bidi="km-KH"/>
-        </w:rPr>
-      </w:pPr>
-      <w:r>
-        <w:rPr>
-          <w:rFonts w:cs="DaunPenh"/>
-          <w:sz w:val="8"/>
-          <w:szCs w:val="18"/>
-          <w:lang w:bidi="km-KH"/>
-        </w:rPr>
-        <w:t>                                &lt;version&gt;${spring.boot.version}&lt;/version&gt;</w:t>
+        <w:t xml:space="preserve">                                </w:t>
+      </w:r>
+      <w:proofErr w:type="gramStart"/>
+      <w:r>
+        <w:rPr>
+          <w:rFonts w:cs="DaunPenh"/>
+          <w:sz w:val="8"/>
+          <w:szCs w:val="18"/>
+          <w:lang w:bidi="km-KH"/>
+        </w:rPr>
+        <w:t>&lt;</w:t>
+      </w:r>
+      <w:proofErr w:type="spellStart"/>
+      <w:r>
+        <w:rPr>
+          <w:rFonts w:cs="DaunPenh"/>
+          <w:sz w:val="8"/>
+          <w:szCs w:val="18"/>
+          <w:lang w:bidi="km-KH"/>
+        </w:rPr>
+        <w:t>groupId</w:t>
+      </w:r>
+      <w:proofErr w:type="spellEnd"/>
+      <w:r>
+        <w:rPr>
+          <w:rFonts w:cs="DaunPenh"/>
+          <w:sz w:val="8"/>
+          <w:szCs w:val="18"/>
+          <w:lang w:bidi="km-KH"/>
+        </w:rPr>
+        <w:t>&gt;</w:t>
+      </w:r>
+      <w:proofErr w:type="spellStart"/>
+      <w:r>
+        <w:rPr>
+          <w:rFonts w:cs="DaunPenh"/>
+          <w:sz w:val="8"/>
+          <w:szCs w:val="18"/>
+          <w:lang w:bidi="km-KH"/>
+        </w:rPr>
+        <w:t>org.springframework.boot</w:t>
+      </w:r>
+      <w:proofErr w:type="spellEnd"/>
+      <w:proofErr w:type="gramEnd"/>
+      <w:r>
+        <w:rPr>
+          <w:rFonts w:cs="DaunPenh"/>
+          <w:sz w:val="8"/>
+          <w:szCs w:val="18"/>
+          <w:lang w:bidi="km-KH"/>
+        </w:rPr>
+        <w:t>&lt;/</w:t>
+      </w:r>
+      <w:proofErr w:type="spellStart"/>
+      <w:r>
+        <w:rPr>
+          <w:rFonts w:cs="DaunPenh"/>
+          <w:sz w:val="8"/>
+          <w:szCs w:val="18"/>
+          <w:lang w:bidi="km-KH"/>
+        </w:rPr>
+        <w:t>groupId</w:t>
+      </w:r>
+      <w:proofErr w:type="spellEnd"/>
+      <w:r>
+        <w:rPr>
+          <w:rFonts w:cs="DaunPenh"/>
+          <w:sz w:val="8"/>
+          <w:szCs w:val="18"/>
+          <w:lang w:bidi="km-KH"/>
+        </w:rPr>
+        <w:t>&gt;</w:t>
+      </w:r>
+    </w:p>
+    <w:p>
+      <w:pPr>
+        <w:rPr>
+          <w:rFonts w:cs="DaunPenh"/>
+          <w:sz w:val="8"/>
+          <w:szCs w:val="18"/>
+          <w:lang w:bidi="km-KH"/>
+        </w:rPr>
+      </w:pPr>
+      <w:r>
+        <w:rPr>
+          <w:rFonts w:cs="DaunPenh"/>
+          <w:sz w:val="8"/>
+          <w:szCs w:val="18"/>
+          <w:lang w:bidi="km-KH"/>
+        </w:rPr>
+        <w:t>                                &lt;</w:t>
+      </w:r>
+      <w:proofErr w:type="spellStart"/>
+      <w:r>
+        <w:rPr>
+          <w:rFonts w:cs="DaunPenh"/>
+          <w:sz w:val="8"/>
+          <w:szCs w:val="18"/>
+          <w:lang w:bidi="km-KH"/>
+        </w:rPr>
+        <w:t>artifactId</w:t>
+      </w:r>
+      <w:proofErr w:type="spellEnd"/>
+      <w:r>
+        <w:rPr>
+          <w:rFonts w:cs="DaunPenh"/>
+          <w:sz w:val="8"/>
+          <w:szCs w:val="18"/>
+          <w:lang w:bidi="km-KH"/>
+        </w:rPr>
+        <w:t>&gt;spring-boot-configuration-processor&lt;/</w:t>
+      </w:r>
+      <w:proofErr w:type="spellStart"/>
+      <w:r>
+        <w:rPr>
+          <w:rFonts w:cs="DaunPenh"/>
+          <w:sz w:val="8"/>
+          <w:szCs w:val="18"/>
+          <w:lang w:bidi="km-KH"/>
+        </w:rPr>
+        <w:t>artifactId</w:t>
+      </w:r>
+      <w:proofErr w:type="spellEnd"/>
+      <w:r>
+        <w:rPr>
+          <w:rFonts w:cs="DaunPenh"/>
+          <w:sz w:val="8"/>
+          <w:szCs w:val="18"/>
+          <w:lang w:bidi="km-KH"/>
+        </w:rPr>
+        <w:t>&gt;</w:t>
+      </w:r>
+    </w:p>
+    <w:p>
+      <w:pPr>
+        <w:rPr>
+          <w:rFonts w:cs="DaunPenh"/>
+          <w:sz w:val="8"/>
+          <w:szCs w:val="18"/>
+          <w:lang w:bidi="km-KH"/>
+        </w:rPr>
+      </w:pPr>
+      <w:r>
+        <w:rPr>
+          <w:rFonts w:cs="DaunPenh"/>
+          <w:sz w:val="8"/>
+          <w:szCs w:val="18"/>
+          <w:lang w:bidi="km-KH"/>
+        </w:rPr>
+        <w:t>                                &lt;version&gt;${</w:t>
+      </w:r>
+      <w:proofErr w:type="spellStart"/>
+      <w:proofErr w:type="gramStart"/>
+      <w:r>
+        <w:rPr>
+          <w:rFonts w:cs="DaunPenh"/>
+          <w:sz w:val="8"/>
+          <w:szCs w:val="18"/>
+          <w:lang w:bidi="km-KH"/>
+        </w:rPr>
+        <w:t>spring.boot</w:t>
+      </w:r>
+      <w:proofErr w:type="gramEnd"/>
+      <w:r>
+        <w:rPr>
+          <w:rFonts w:cs="DaunPenh"/>
+          <w:sz w:val="8"/>
+          <w:szCs w:val="18"/>
+          <w:lang w:bidi="km-KH"/>
+        </w:rPr>
+        <w:t>.</w:t>
+      </w:r>
+      <w:proofErr w:type="gramStart"/>
+      <w:r>
+        <w:rPr>
+          <w:rFonts w:cs="DaunPenh"/>
+          <w:sz w:val="8"/>
+          <w:szCs w:val="18"/>
+          <w:lang w:bidi="km-KH"/>
+        </w:rPr>
+        <w:t>version</w:t>
+      </w:r>
+      <w:proofErr w:type="spellEnd"/>
+      <w:r>
+        <w:rPr>
+          <w:rFonts w:cs="DaunPenh"/>
+          <w:sz w:val="8"/>
+          <w:szCs w:val="18"/>
+          <w:lang w:bidi="km-KH"/>
+        </w:rPr>
+        <w:t>}&lt;</w:t>
+      </w:r>
+      <w:proofErr w:type="gramEnd"/>
+      <w:r>
+        <w:rPr>
+          <w:rFonts w:cs="DaunPenh"/>
+          <w:sz w:val="8"/>
+          <w:szCs w:val="18"/>
+          <w:lang w:bidi="km-KH"/>
+        </w:rPr>
+        <w:t>/version&gt;</w:t>
       </w:r>
     </w:p>
     <w:p>
@@ -4088,7 +5861,27 @@
           <w:szCs w:val="18"/>
           <w:lang w:bidi="km-KH"/>
         </w:rPr>
-        <w:t>                        &lt;/annotationProcessorPaths&gt;</w:t>
+        <w:t>                        &lt;/</w:t>
+      </w:r>
+      <w:proofErr w:type="spellStart"/>
+      <w:r>
+        <w:rPr>
+          <w:rFonts w:cs="DaunPenh"/>
+          <w:sz w:val="8"/>
+          <w:szCs w:val="18"/>
+          <w:lang w:bidi="km-KH"/>
+        </w:rPr>
+        <w:t>annotationProcessorPaths</w:t>
+      </w:r>
+      <w:proofErr w:type="spellEnd"/>
+      <w:r>
+        <w:rPr>
+          <w:rFonts w:cs="DaunPenh"/>
+          <w:sz w:val="8"/>
+          <w:szCs w:val="18"/>
+          <w:lang w:bidi="km-KH"/>
+        </w:rPr>
+        <w:t>&gt;</w:t>
       </w:r>
     </w:p>
     <w:p>
@@ -4164,7 +5957,27 @@
           <w:szCs w:val="18"/>
           <w:lang w:bidi="km-KH"/>
         </w:rPr>
-        <w:t>        &lt;/pluginManagement&gt;</w:t>
+        <w:t>        &lt;/</w:t>
+      </w:r>
+      <w:proofErr w:type="spellStart"/>
+      <w:r>
+        <w:rPr>
+          <w:rFonts w:cs="DaunPenh"/>
+          <w:sz w:val="8"/>
+          <w:szCs w:val="18"/>
+          <w:lang w:bidi="km-KH"/>
+        </w:rPr>
+        <w:t>pluginManagement</w:t>
+      </w:r>
+      <w:proofErr w:type="spellEnd"/>
+      <w:r>
+        <w:rPr>
+          <w:rFonts w:cs="DaunPenh"/>
+          <w:sz w:val="8"/>
+          <w:szCs w:val="18"/>
+          <w:lang w:bidi="km-KH"/>
+        </w:rPr>
+        <w:t>&gt;</w:t>
       </w:r>
     </w:p>
     <w:p>
@@ -4270,7 +6083,7 @@
     <w:p>
       <w:pPr>
         <w:rPr>
-          <w:rFonts w:cs="DaunPenh" w:hint="cs"/>
+          <w:rFonts w:cs="DaunPenh"/>
           <w:sz w:val="32"/>
           <w:szCs w:val="52"/>
           <w:cs/>
@@ -4280,13 +6093,14 @@
       <w:r>
         <w:rPr>
           <w:rFonts w:cs="DaunPenh"/>
+          <w:noProof/>
           <w:sz w:val="32"/>
           <w:szCs w:val="52"/>
           <w:cs/>
           <w:lang w:bidi="km-KH"/>
         </w:rPr>
         <w:drawing>
-          <wp:anchor distT="0" distB="0" distL="114300" distR="114300" simplePos="0" relativeHeight="251664384" behindDoc="1" locked="0" layoutInCell="1" allowOverlap="1" wp14:anchorId="13BA8A8D" wp14:editId="71F43B84">
+          <wp:anchor distT="0" distB="0" distL="114300" distR="114300" simplePos="0" relativeHeight="251663360" behindDoc="1" locked="0" layoutInCell="1" allowOverlap="1" wp14:anchorId="13BA8A8D" wp14:editId="4295B833">
             <wp:simplePos x="0" y="0"/>
             <wp:positionH relativeFrom="column">
               <wp:posOffset>69657</wp:posOffset>
@@ -4452,12 +6266,13 @@
       <w:r>
         <w:rPr>
           <w:rFonts w:cs="DaunPenh"/>
+          <w:noProof/>
           <w:sz w:val="32"/>
           <w:szCs w:val="52"/>
           <w:lang w:bidi="km-KH"/>
         </w:rPr>
         <w:drawing>
-          <wp:anchor distT="0" distB="0" distL="114300" distR="114300" simplePos="0" relativeHeight="251665408" behindDoc="1" locked="0" layoutInCell="1" allowOverlap="1" wp14:anchorId="12CCB6AF" wp14:editId="595DFBB1">
+          <wp:anchor distT="0" distB="0" distL="114300" distR="114300" simplePos="0" relativeHeight="251664384" behindDoc="1" locked="0" layoutInCell="1" allowOverlap="1" wp14:anchorId="12CCB6AF" wp14:editId="04C844D6">
             <wp:simplePos x="0" y="0"/>
             <wp:positionH relativeFrom="column">
               <wp:posOffset>188926</wp:posOffset>
@@ -4695,12 +6510,13 @@
       <w:r>
         <w:rPr>
           <w:rFonts w:cs="DaunPenh"/>
+          <w:noProof/>
           <w:sz w:val="32"/>
           <w:szCs w:val="52"/>
           <w:lang w:bidi="km-KH"/>
         </w:rPr>
         <w:drawing>
-          <wp:anchor distT="0" distB="0" distL="114300" distR="114300" simplePos="0" relativeHeight="251666432" behindDoc="1" locked="0" layoutInCell="1" allowOverlap="1" wp14:anchorId="59BB37B6" wp14:editId="3559B3DC">
+          <wp:anchor distT="0" distB="0" distL="114300" distR="114300" simplePos="0" relativeHeight="251665408" behindDoc="1" locked="0" layoutInCell="1" allowOverlap="1" wp14:anchorId="59BB37B6" wp14:editId="12058416">
             <wp:simplePos x="0" y="0"/>
             <wp:positionH relativeFrom="column">
               <wp:posOffset>188595</wp:posOffset>
@@ -4961,13 +6777,14 @@
       <w:r>
         <w:rPr>
           <w:rFonts w:cs="DaunPenh"/>
+          <w:noProof/>
           <w:sz w:val="32"/>
           <w:szCs w:val="52"/>
           <w:cs/>
           <w:lang w:bidi="km-KH"/>
         </w:rPr>
         <w:drawing>
-          <wp:anchor distT="0" distB="0" distL="114300" distR="114300" simplePos="0" relativeHeight="251667456" behindDoc="1" locked="0" layoutInCell="1" allowOverlap="1" wp14:anchorId="0628F70A" wp14:editId="18723D8E">
+          <wp:anchor distT="0" distB="0" distL="114300" distR="114300" simplePos="0" relativeHeight="251666432" behindDoc="1" locked="0" layoutInCell="1" allowOverlap="1" wp14:anchorId="0628F70A" wp14:editId="78A8F843">
             <wp:simplePos x="0" y="0"/>
             <wp:positionH relativeFrom="column">
               <wp:posOffset>490634</wp:posOffset>
@@ -5026,7 +6843,7 @@
     <w:p>
       <w:pPr>
         <w:rPr>
-          <w:rFonts w:cs="DaunPenh" w:hint="cs"/>
+          <w:rFonts w:cs="DaunPenh"/>
           <w:sz w:val="32"/>
           <w:szCs w:val="52"/>
           <w:lang w:bidi="km-KH"/>
@@ -5305,13 +7122,14 @@
       <w:r>
         <w:rPr>
           <w:rFonts w:cs="DaunPenh"/>
+          <w:noProof/>
           <w:sz w:val="32"/>
           <w:szCs w:val="52"/>
           <w:cs/>
           <w:lang w:bidi="km-KH"/>
         </w:rPr>
         <w:drawing>
-          <wp:anchor distT="0" distB="0" distL="114300" distR="114300" simplePos="0" relativeHeight="251668480" behindDoc="1" locked="0" layoutInCell="1" allowOverlap="1" wp14:anchorId="7B0ACDA2" wp14:editId="0F9A2296">
+          <wp:anchor distT="0" distB="0" distL="114300" distR="114300" simplePos="0" relativeHeight="251667456" behindDoc="1" locked="0" layoutInCell="1" allowOverlap="1" wp14:anchorId="7B0ACDA2" wp14:editId="05490BFE">
             <wp:simplePos x="0" y="0"/>
             <wp:positionH relativeFrom="column">
               <wp:posOffset>490746</wp:posOffset>
@@ -5370,7 +7188,7 @@
     <w:p>
       <w:pPr>
         <w:rPr>
-          <w:rFonts w:cs="DaunPenh" w:hint="cs"/>
+          <w:rFonts w:cs="DaunPenh"/>
           <w:sz w:val="32"/>
           <w:szCs w:val="52"/>
           <w:cs/>
@@ -5574,11 +7392,12 @@
       </w:pPr>
       <w:r>
         <w:rPr>
+          <w:noProof/>
           <w:lang w:bidi="km-KH"/>
         </w:rPr>
         <w:lastRenderedPageBreak/>
         <w:drawing>
-          <wp:anchor distT="0" distB="0" distL="114300" distR="114300" simplePos="0" relativeHeight="251669504" behindDoc="1" locked="0" layoutInCell="1" allowOverlap="1" wp14:anchorId="3FFC38AC" wp14:editId="0D261772">
+          <wp:anchor distT="0" distB="0" distL="114300" distR="114300" simplePos="0" relativeHeight="251668480" behindDoc="1" locked="0" layoutInCell="1" allowOverlap="1" wp14:anchorId="3FFC38AC" wp14:editId="5E5DC73E">
             <wp:simplePos x="0" y="0"/>
             <wp:positionH relativeFrom="column">
               <wp:posOffset>-1905</wp:posOffset>
@@ -5634,8 +7453,39 @@
           <w:szCs w:val="52"/>
           <w:lang w:bidi="km-KH"/>
         </w:rPr>
-        <w:t>inside the pom.xml for the palatform-common :</w:t>
-      </w:r>
+        <w:t xml:space="preserve">inside the pom.xml for the </w:t>
+      </w:r>
+      <w:proofErr w:type="spellStart"/>
+      <w:r>
+        <w:rPr>
+          <w:rFonts w:cs="DaunPenh"/>
+          <w:sz w:val="32"/>
+          <w:szCs w:val="52"/>
+          <w:lang w:bidi="km-KH"/>
+        </w:rPr>
+        <w:t>palatform</w:t>
+      </w:r>
+      <w:proofErr w:type="spellEnd"/>
+      <w:r>
+        <w:rPr>
+          <w:rFonts w:cs="DaunPenh"/>
+          <w:sz w:val="32"/>
+          <w:szCs w:val="52"/>
+          <w:lang w:bidi="km-KH"/>
+        </w:rPr>
+        <w:t>-</w:t>
+      </w:r>
+      <w:proofErr w:type="gramStart"/>
+      <w:r>
+        <w:rPr>
+          <w:rFonts w:cs="DaunPenh"/>
+          <w:sz w:val="32"/>
+          <w:szCs w:val="52"/>
+          <w:lang w:bidi="km-KH"/>
+        </w:rPr>
+        <w:t>common :</w:t>
+      </w:r>
+      <w:proofErr w:type="gramEnd"/>
     </w:p>
     <w:p>
       <w:pPr>
@@ -5743,11 +7593,12 @@
       </w:pPr>
       <w:r>
         <w:rPr>
+          <w:noProof/>
           <w:color w:val="EE0000"/>
           <w:lang w:bidi="km-KH"/>
         </w:rPr>
         <w:drawing>
-          <wp:anchor distT="0" distB="0" distL="114300" distR="114300" simplePos="0" relativeHeight="251670528" behindDoc="1" locked="0" layoutInCell="1" allowOverlap="1" wp14:anchorId="4AF757AE" wp14:editId="6EF31D73">
+          <wp:anchor distT="0" distB="0" distL="114300" distR="114300" simplePos="0" relativeHeight="251669504" behindDoc="1" locked="0" layoutInCell="1" allowOverlap="1" wp14:anchorId="4AF757AE" wp14:editId="4EB189A9">
             <wp:simplePos x="0" y="0"/>
             <wp:positionH relativeFrom="column">
               <wp:posOffset>188236</wp:posOffset>
@@ -5846,11 +7697,19 @@
         </w:rPr>
         <w:t xml:space="preserve">&gt;&gt; </w:t>
       </w:r>
-      <w:r>
-        <w:rPr>
-          <w:lang w:bidi="km-KH"/>
-        </w:rPr>
-        <w:t>mvn clean install</w:t>
+      <w:proofErr w:type="spellStart"/>
+      <w:r>
+        <w:rPr>
+          <w:lang w:bidi="km-KH"/>
+        </w:rPr>
+        <w:t>mvn</w:t>
+      </w:r>
+      <w:proofErr w:type="spellEnd"/>
+      <w:r>
+        <w:rPr>
+          <w:lang w:bidi="km-KH"/>
+        </w:rPr>
+        <w:t xml:space="preserve"> clean install</w:t>
       </w:r>
     </w:p>
     <w:p>
@@ -5882,7 +7741,27 @@
           <w:szCs w:val="26"/>
           <w:lang w:bidi="km-KH"/>
         </w:rPr>
-        <w:t xml:space="preserve">We use the mvn clean install </w:t>
+        <w:t xml:space="preserve">We use the </w:t>
+      </w:r>
+      <w:proofErr w:type="spellStart"/>
+      <w:r>
+        <w:rPr>
+          <w:rFonts w:ascii="Khmer OS Battambang" w:hAnsi="Khmer OS Battambang" w:cs="Khmer OS Battambang"/>
+          <w:sz w:val="26"/>
+          <w:szCs w:val="26"/>
+          <w:lang w:bidi="km-KH"/>
+        </w:rPr>
+        <w:t>mvn</w:t>
+      </w:r>
+      <w:proofErr w:type="spellEnd"/>
+      <w:r>
+        <w:rPr>
+          <w:rFonts w:ascii="Khmer OS Battambang" w:hAnsi="Khmer OS Battambang" w:cs="Khmer OS Battambang"/>
+          <w:sz w:val="26"/>
+          <w:szCs w:val="26"/>
+          <w:lang w:bidi="km-KH"/>
+        </w:rPr>
+        <w:t xml:space="preserve"> clean install </w:t>
       </w:r>
       <w:r>
         <w:rPr>
@@ -5931,10 +7810,11 @@
       </w:pPr>
       <w:r>
         <w:rPr>
+          <w:noProof/>
           <w:lang w:bidi="km-KH"/>
         </w:rPr>
         <w:drawing>
-          <wp:anchor distT="0" distB="0" distL="114300" distR="114300" simplePos="0" relativeHeight="251671552" behindDoc="1" locked="0" layoutInCell="1" allowOverlap="1" wp14:anchorId="5EF3C251" wp14:editId="170F74E5">
+          <wp:anchor distT="0" distB="0" distL="114300" distR="114300" simplePos="0" relativeHeight="251670528" behindDoc="1" locked="0" layoutInCell="1" allowOverlap="1" wp14:anchorId="5EF3C251" wp14:editId="0BFB0711">
             <wp:simplePos x="0" y="0"/>
             <wp:positionH relativeFrom="column">
               <wp:posOffset>-445</wp:posOffset>
@@ -6040,10 +7920,11 @@
       </w:pPr>
       <w:r>
         <w:rPr>
+          <w:noProof/>
           <w:lang w:bidi="km-KH"/>
         </w:rPr>
         <w:drawing>
-          <wp:anchor distT="0" distB="0" distL="114300" distR="114300" simplePos="0" relativeHeight="251672576" behindDoc="1" locked="0" layoutInCell="1" allowOverlap="1" wp14:anchorId="52F2EE05" wp14:editId="72A10EE2">
+          <wp:anchor distT="0" distB="0" distL="114300" distR="114300" simplePos="0" relativeHeight="251671552" behindDoc="1" locked="0" layoutInCell="1" allowOverlap="1" wp14:anchorId="52F2EE05" wp14:editId="384AD584">
             <wp:simplePos x="0" y="0"/>
             <wp:positionH relativeFrom="column">
               <wp:posOffset>61374</wp:posOffset>
@@ -6175,10 +8056,11 @@
       </w:pPr>
       <w:r>
         <w:rPr>
+          <w:noProof/>
           <w:lang w:bidi="km-KH"/>
         </w:rPr>
         <w:drawing>
-          <wp:anchor distT="0" distB="0" distL="114300" distR="114300" simplePos="0" relativeHeight="251674624" behindDoc="1" locked="0" layoutInCell="1" allowOverlap="1" wp14:anchorId="16CACD58" wp14:editId="65DB4026">
+          <wp:anchor distT="0" distB="0" distL="114300" distR="114300" simplePos="0" relativeHeight="251673600" behindDoc="1" locked="0" layoutInCell="1" allowOverlap="1" wp14:anchorId="16CACD58" wp14:editId="2BA5EF25">
             <wp:simplePos x="0" y="0"/>
             <wp:positionH relativeFrom="column">
               <wp:posOffset>-2235</wp:posOffset>
@@ -6390,8 +8272,18 @@
           <w:szCs w:val="32"/>
         </w:rPr>
         <w:tab/>
+      </w:r>
+      <w:proofErr w:type="gramStart"/>
+      <w:r>
+        <w:rPr>
+          <w:rFonts w:ascii="Consolas" w:hAnsi="Consolas"/>
+          <w:color w:val="000000"/>
+          <w:sz w:val="32"/>
+          <w:szCs w:val="32"/>
+        </w:rPr>
         <w:t>&lt;</w:t>
       </w:r>
+      <w:proofErr w:type="spellStart"/>
       <w:r>
         <w:rPr>
           <w:rFonts w:ascii="Consolas" w:hAnsi="Consolas"/>
@@ -6401,6 +8293,7 @@
         </w:rPr>
         <w:t>groupId</w:t>
       </w:r>
+      <w:proofErr w:type="spellEnd"/>
       <w:r>
         <w:rPr>
           <w:rFonts w:ascii="Consolas" w:hAnsi="Consolas"/>
@@ -6408,8 +8301,30 @@
           <w:sz w:val="32"/>
           <w:szCs w:val="32"/>
         </w:rPr>
-        <w:t>&gt;com.pisethjavaschool.platform&lt;/</w:t>
-      </w:r>
+        <w:t>&gt;</w:t>
+      </w:r>
+      <w:proofErr w:type="spellStart"/>
+      <w:r>
+        <w:rPr>
+          <w:rFonts w:ascii="Consolas" w:hAnsi="Consolas"/>
+          <w:color w:val="000000"/>
+          <w:sz w:val="32"/>
+          <w:szCs w:val="32"/>
+        </w:rPr>
+        <w:t>com.pisethjavaschool.platform</w:t>
+      </w:r>
+      <w:proofErr w:type="spellEnd"/>
+      <w:proofErr w:type="gramEnd"/>
+      <w:r>
+        <w:rPr>
+          <w:rFonts w:ascii="Consolas" w:hAnsi="Consolas"/>
+          <w:color w:val="000000"/>
+          <w:sz w:val="32"/>
+          <w:szCs w:val="32"/>
+        </w:rPr>
+        <w:t>&lt;/</w:t>
+      </w:r>
+      <w:proofErr w:type="spellStart"/>
       <w:r>
         <w:rPr>
           <w:rFonts w:ascii="Consolas" w:hAnsi="Consolas"/>
@@ -6419,6 +8334,7 @@
         </w:rPr>
         <w:t>groupId</w:t>
       </w:r>
+      <w:proofErr w:type="spellEnd"/>
       <w:r>
         <w:rPr>
           <w:rFonts w:ascii="Consolas" w:hAnsi="Consolas"/>
@@ -6469,6 +8385,7 @@
         <w:tab/>
         <w:t>&lt;</w:t>
       </w:r>
+      <w:proofErr w:type="spellStart"/>
       <w:r>
         <w:rPr>
           <w:rFonts w:ascii="Consolas" w:hAnsi="Consolas"/>
@@ -6478,6 +8395,7 @@
         </w:rPr>
         <w:t>artifactId</w:t>
       </w:r>
+      <w:proofErr w:type="spellEnd"/>
       <w:r>
         <w:rPr>
           <w:rFonts w:ascii="Consolas" w:hAnsi="Consolas"/>
@@ -6487,6 +8405,7 @@
         </w:rPr>
         <w:t>&gt;platform-common&lt;/</w:t>
       </w:r>
+      <w:proofErr w:type="spellStart"/>
       <w:r>
         <w:rPr>
           <w:rFonts w:ascii="Consolas" w:hAnsi="Consolas"/>
@@ -6496,6 +8415,7 @@
         </w:rPr>
         <w:t>artifactId</w:t>
       </w:r>
+      <w:proofErr w:type="spellEnd"/>
       <w:r>
         <w:rPr>
           <w:rFonts w:ascii="Consolas" w:hAnsi="Consolas"/>
@@ -6641,10 +8561,11 @@
       </w:pPr>
       <w:r>
         <w:rPr>
+          <w:noProof/>
           <w:lang w:bidi="km-KH"/>
         </w:rPr>
         <w:drawing>
-          <wp:anchor distT="0" distB="0" distL="114300" distR="114300" simplePos="0" relativeHeight="251673600" behindDoc="1" locked="0" layoutInCell="1" allowOverlap="1" wp14:anchorId="5B0C6D4B" wp14:editId="6E1990F7">
+          <wp:anchor distT="0" distB="0" distL="114300" distR="114300" simplePos="0" relativeHeight="251672576" behindDoc="1" locked="0" layoutInCell="1" allowOverlap="1" wp14:anchorId="5B0C6D4B" wp14:editId="29EE0797">
             <wp:simplePos x="0" y="0"/>
             <wp:positionH relativeFrom="column">
               <wp:posOffset>204829</wp:posOffset>
@@ -6795,7 +8716,19 @@
         <w:rPr>
           <w:lang w:bidi="km-KH"/>
         </w:rPr>
-        <w:t>In the class we can import team from our package</w:t>
+        <w:t xml:space="preserve">In the class we can import </w:t>
+      </w:r>
+      <w:r>
+        <w:rPr>
+          <w:lang w:bidi="km-KH"/>
+        </w:rPr>
+        <w:t>teams</w:t>
+      </w:r>
+      <w:r>
+        <w:rPr>
+          <w:lang w:bidi="km-KH"/>
+        </w:rPr>
+        <w:t xml:space="preserve"> from our package</w:t>
       </w:r>
       <w:r>
         <w:rPr>
@@ -6829,7 +8762,2084 @@
         <w:tabs>
           <w:tab w:val="left" w:pos="9316"/>
         </w:tabs>
-        <w:rPr>
+        <w:jc w:val="center"/>
+        <w:rPr>
+          <w:color w:val="EE0000"/>
+          <w:lang w:bidi="km-KH"/>
+        </w:rPr>
+      </w:pPr>
+      <w:r>
+        <w:rPr>
+          <w:color w:val="EE0000"/>
+          <w:lang w:bidi="km-KH"/>
+        </w:rPr>
+        <w:lastRenderedPageBreak/>
+        <w:t>Import Exception</w:t>
+      </w:r>
+    </w:p>
+    <w:p>
+      <w:pPr>
+        <w:tabs>
+          <w:tab w:val="left" w:pos="9316"/>
+        </w:tabs>
+        <w:jc w:val="center"/>
+        <w:rPr>
+          <w:color w:val="EE0000"/>
+          <w:sz w:val="34"/>
+          <w:szCs w:val="34"/>
+          <w:lang w:bidi="km-KH"/>
+        </w:rPr>
+      </w:pPr>
+    </w:p>
+    <w:p>
+      <w:pPr>
+        <w:pStyle w:val="ListParagraph"/>
+        <w:numPr>
+          <w:ilvl w:val="0"/>
+          <w:numId w:val="4"/>
+        </w:numPr>
+        <w:tabs>
+          <w:tab w:val="left" w:pos="9316"/>
+        </w:tabs>
+        <w:rPr>
+          <w:sz w:val="32"/>
+          <w:szCs w:val="32"/>
+          <w:lang w:bidi="km-KH"/>
+        </w:rPr>
+      </w:pPr>
+      <w:r>
+        <w:rPr>
+          <w:sz w:val="32"/>
+          <w:szCs w:val="32"/>
+          <w:lang w:bidi="km-KH"/>
+        </w:rPr>
+        <w:t xml:space="preserve"> Add </w:t>
+      </w:r>
+      <w:r>
+        <w:rPr>
+          <w:sz w:val="32"/>
+          <w:szCs w:val="32"/>
+          <w:lang w:bidi="km-KH"/>
+        </w:rPr>
+        <w:t xml:space="preserve">platform exception </w:t>
+      </w:r>
+    </w:p>
+    <w:p>
+      <w:pPr>
+        <w:tabs>
+          <w:tab w:val="left" w:pos="9316"/>
+        </w:tabs>
+        <w:rPr>
+          <w:sz w:val="16"/>
+          <w:szCs w:val="16"/>
+          <w:lang w:bidi="km-KH"/>
+        </w:rPr>
+      </w:pPr>
+    </w:p>
+    <w:p>
+      <w:pPr>
+        <w:pStyle w:val="ListParagraph"/>
+        <w:numPr>
+          <w:ilvl w:val="0"/>
+          <w:numId w:val="1"/>
+        </w:numPr>
+        <w:rPr>
+          <w:rFonts w:ascii="Khmer OS Battambang" w:hAnsi="Khmer OS Battambang" w:cs="Khmer OS Battambang"/>
+          <w:sz w:val="24"/>
+          <w:szCs w:val="24"/>
+          <w:lang w:bidi="km-KH"/>
+        </w:rPr>
+      </w:pPr>
+      <w:r>
+        <w:rPr>
+          <w:rFonts w:ascii="Khmer OS Battambang" w:hAnsi="Khmer OS Battambang" w:cs="Khmer OS Battambang"/>
+          <w:sz w:val="24"/>
+          <w:szCs w:val="24"/>
+          <w:lang w:bidi="km-KH"/>
+        </w:rPr>
+        <w:t>Import</w:t>
+      </w:r>
+      <w:r>
+        <w:rPr>
+          <w:rFonts w:ascii="Khmer OS Battambang" w:hAnsi="Khmer OS Battambang" w:cs="Khmer OS Battambang"/>
+          <w:sz w:val="24"/>
+          <w:szCs w:val="24"/>
+          <w:lang w:bidi="km-KH"/>
+        </w:rPr>
+        <w:t xml:space="preserve"> exception</w:t>
+      </w:r>
+      <w:r>
+        <w:rPr>
+          <w:rFonts w:ascii="Khmer OS Battambang" w:hAnsi="Khmer OS Battambang" w:cs="Khmer OS Battambang"/>
+          <w:sz w:val="24"/>
+          <w:szCs w:val="24"/>
+          <w:lang w:bidi="km-KH"/>
+        </w:rPr>
+        <w:t xml:space="preserve"> to </w:t>
+      </w:r>
+      <w:r>
+        <w:rPr>
+          <w:rFonts w:ascii="Khmer OS Battambang" w:hAnsi="Khmer OS Battambang" w:cs="Khmer OS Battambang"/>
+          <w:sz w:val="24"/>
+          <w:szCs w:val="24"/>
+          <w:lang w:bidi="km-KH"/>
+        </w:rPr>
+        <w:t>STS</w:t>
+      </w:r>
+      <w:r>
+        <w:rPr>
+          <w:rFonts w:ascii="Khmer OS Battambang" w:hAnsi="Khmer OS Battambang" w:cs="Khmer OS Battambang"/>
+          <w:sz w:val="24"/>
+          <w:szCs w:val="24"/>
+          <w:lang w:bidi="km-KH"/>
+        </w:rPr>
+        <w:t xml:space="preserve">: </w:t>
+      </w:r>
+      <w:r>
+        <w:rPr>
+          <w:rFonts w:ascii="Khmer OS Battambang" w:hAnsi="Khmer OS Battambang" w:cs="Khmer OS Battambang"/>
+          <w:sz w:val="24"/>
+          <w:szCs w:val="24"/>
+          <w:cs/>
+          <w:lang w:bidi="km-KH"/>
+        </w:rPr>
+        <w:t xml:space="preserve">ដើម្បីធ្វើការ </w:t>
+      </w:r>
+      <w:r>
+        <w:rPr>
+          <w:rFonts w:ascii="Khmer OS Battambang" w:hAnsi="Khmer OS Battambang" w:cs="Khmer OS Battambang"/>
+          <w:sz w:val="24"/>
+          <w:szCs w:val="24"/>
+          <w:lang w:bidi="km-KH"/>
+        </w:rPr>
+        <w:t>compiler creates jar file to the .me (our local repository)</w:t>
+      </w:r>
+      <w:r>
+        <w:rPr>
+          <w:rFonts w:ascii="Khmer OS Battambang" w:hAnsi="Khmer OS Battambang" w:cs="Khmer OS Battambang"/>
+          <w:sz w:val="24"/>
+          <w:szCs w:val="24"/>
+          <w:lang w:bidi="km-KH"/>
+        </w:rPr>
+        <w:t>.</w:t>
+      </w:r>
+      <w:r>
+        <w:rPr>
+          <w:rFonts w:ascii="Khmer OS Battambang" w:hAnsi="Khmer OS Battambang" w:cs="Khmer OS Battambang"/>
+          <w:sz w:val="24"/>
+          <w:szCs w:val="24"/>
+          <w:lang w:bidi="km-KH"/>
+        </w:rPr>
+        <w:t xml:space="preserve"> And </w:t>
+      </w:r>
+      <w:proofErr w:type="gramStart"/>
+      <w:r>
+        <w:rPr>
+          <w:rFonts w:ascii="Khmer OS Battambang" w:hAnsi="Khmer OS Battambang" w:cs="Khmer OS Battambang"/>
+          <w:sz w:val="24"/>
+          <w:szCs w:val="24"/>
+          <w:lang w:bidi="km-KH"/>
+        </w:rPr>
+        <w:t>Import</w:t>
+      </w:r>
+      <w:proofErr w:type="gramEnd"/>
+      <w:r>
+        <w:rPr>
+          <w:rFonts w:ascii="Khmer OS Battambang" w:hAnsi="Khmer OS Battambang" w:cs="Khmer OS Battambang"/>
+          <w:sz w:val="24"/>
+          <w:szCs w:val="24"/>
+          <w:lang w:bidi="km-KH"/>
+        </w:rPr>
+        <w:t xml:space="preserve"> </w:t>
+      </w:r>
+      <w:proofErr w:type="spellStart"/>
+      <w:proofErr w:type="gramStart"/>
+      <w:r>
+        <w:rPr>
+          <w:rFonts w:ascii="Khmer OS Battambang" w:hAnsi="Khmer OS Battambang" w:cs="Khmer OS Battambang"/>
+          <w:sz w:val="24"/>
+          <w:szCs w:val="24"/>
+          <w:lang w:bidi="km-KH"/>
+        </w:rPr>
+        <w:t>openapi</w:t>
+      </w:r>
+      <w:proofErr w:type="spellEnd"/>
+      <w:r>
+        <w:rPr>
+          <w:rFonts w:ascii="Khmer OS Battambang" w:hAnsi="Khmer OS Battambang" w:cs="Khmer OS Battambang"/>
+          <w:sz w:val="24"/>
+          <w:szCs w:val="24"/>
+          <w:lang w:bidi="km-KH"/>
+        </w:rPr>
+        <w:t xml:space="preserve"> to</w:t>
+      </w:r>
+      <w:proofErr w:type="gramEnd"/>
+      <w:r>
+        <w:rPr>
+          <w:rFonts w:ascii="Khmer OS Battambang" w:hAnsi="Khmer OS Battambang" w:cs="Khmer OS Battambang"/>
+          <w:sz w:val="24"/>
+          <w:szCs w:val="24"/>
+          <w:lang w:bidi="km-KH"/>
+        </w:rPr>
+        <w:t xml:space="preserve"> STS</w:t>
+      </w:r>
+      <w:r>
+        <w:rPr>
+          <w:rFonts w:ascii="Khmer OS Battambang" w:hAnsi="Khmer OS Battambang" w:cs="Khmer OS Battambang"/>
+          <w:sz w:val="24"/>
+          <w:szCs w:val="24"/>
+          <w:lang w:bidi="km-KH"/>
+        </w:rPr>
+        <w:t xml:space="preserve">. </w:t>
+      </w:r>
+    </w:p>
+    <w:p>
+      <w:pPr>
+        <w:tabs>
+          <w:tab w:val="left" w:pos="6273"/>
+        </w:tabs>
+        <w:rPr>
+          <w:rFonts w:ascii="Khmer OS Battambang" w:hAnsi="Khmer OS Battambang" w:cs="Khmer OS Battambang"/>
+          <w:sz w:val="24"/>
+          <w:szCs w:val="24"/>
+          <w:lang w:bidi="km-KH"/>
+        </w:rPr>
+      </w:pPr>
+      <w:r>
+        <w:rPr>
+          <w:rFonts w:ascii="Khmer OS Battambang" w:hAnsi="Khmer OS Battambang" w:cs="Khmer OS Battambang"/>
+          <w:noProof/>
+          <w:sz w:val="24"/>
+          <w:szCs w:val="24"/>
+          <w:lang w:bidi="km-KH"/>
+        </w:rPr>
+        <mc:AlternateContent>
+          <mc:Choice Requires="wpg">
+            <w:drawing>
+              <wp:anchor distT="0" distB="0" distL="114300" distR="114300" simplePos="0" relativeHeight="251676672" behindDoc="1" locked="0" layoutInCell="1" allowOverlap="1" wp14:anchorId="0B7075CD" wp14:editId="7A91B456">
+                <wp:simplePos x="0" y="0"/>
+                <wp:positionH relativeFrom="column">
+                  <wp:posOffset>276032</wp:posOffset>
+                </wp:positionH>
+                <wp:positionV relativeFrom="paragraph">
+                  <wp:posOffset>166701</wp:posOffset>
+                </wp:positionV>
+                <wp:extent cx="6058894" cy="3234605"/>
+                <wp:effectExtent l="0" t="0" r="0" b="4445"/>
+                <wp:wrapNone/>
+                <wp:docPr id="219483268" name="Group 1"/>
+                <wp:cNvGraphicFramePr/>
+                <a:graphic xmlns:a="http://schemas.openxmlformats.org/drawingml/2006/main">
+                  <a:graphicData uri="http://schemas.microsoft.com/office/word/2010/wordprocessingGroup">
+                    <wpg:wgp>
+                      <wpg:cNvGrpSpPr/>
+                      <wpg:grpSpPr>
+                        <a:xfrm>
+                          <a:off x="0" y="0"/>
+                          <a:ext cx="6058894" cy="3234605"/>
+                          <a:chOff x="0" y="0"/>
+                          <a:chExt cx="6582851" cy="3514090"/>
+                        </a:xfrm>
+                      </wpg:grpSpPr>
+                      <pic:pic xmlns:pic="http://schemas.openxmlformats.org/drawingml/2006/picture">
+                        <pic:nvPicPr>
+                          <pic:cNvPr id="1813321413" name="Picture 1"/>
+                          <pic:cNvPicPr>
+                            <a:picLocks noChangeAspect="1"/>
+                          </pic:cNvPicPr>
+                        </pic:nvPicPr>
+                        <pic:blipFill>
+                          <a:blip r:embed="rId22">
+                            <a:extLst>
+                              <a:ext uri="{28A0092B-C50C-407E-A947-70E740481C1C}">
+                                <a14:useLocalDpi xmlns:a14="http://schemas.microsoft.com/office/drawing/2010/main" val="0"/>
+                              </a:ext>
+                            </a:extLst>
+                          </a:blip>
+                          <a:stretch>
+                            <a:fillRect/>
+                          </a:stretch>
+                        </pic:blipFill>
+                        <pic:spPr>
+                          <a:xfrm>
+                            <a:off x="0" y="0"/>
+                            <a:ext cx="3362960" cy="3514090"/>
+                          </a:xfrm>
+                          <a:prstGeom prst="rect">
+                            <a:avLst/>
+                          </a:prstGeom>
+                        </pic:spPr>
+                      </pic:pic>
+                      <pic:pic xmlns:pic="http://schemas.openxmlformats.org/drawingml/2006/picture">
+                        <pic:nvPicPr>
+                          <pic:cNvPr id="873558555" name="Picture 1"/>
+                          <pic:cNvPicPr>
+                            <a:picLocks noChangeAspect="1"/>
+                          </pic:cNvPicPr>
+                        </pic:nvPicPr>
+                        <pic:blipFill>
+                          <a:blip r:embed="rId23">
+                            <a:extLst>
+                              <a:ext uri="{28A0092B-C50C-407E-A947-70E740481C1C}">
+                                <a14:useLocalDpi xmlns:a14="http://schemas.microsoft.com/office/drawing/2010/main" val="0"/>
+                              </a:ext>
+                            </a:extLst>
+                          </a:blip>
+                          <a:stretch>
+                            <a:fillRect/>
+                          </a:stretch>
+                        </pic:blipFill>
+                        <pic:spPr>
+                          <a:xfrm>
+                            <a:off x="3363401" y="0"/>
+                            <a:ext cx="3219450" cy="1939925"/>
+                          </a:xfrm>
+                          <a:prstGeom prst="rect">
+                            <a:avLst/>
+                          </a:prstGeom>
+                        </pic:spPr>
+                      </pic:pic>
+                    </wpg:wgp>
+                  </a:graphicData>
+                </a:graphic>
+                <wp14:sizeRelH relativeFrom="margin">
+                  <wp14:pctWidth>0</wp14:pctWidth>
+                </wp14:sizeRelH>
+                <wp14:sizeRelV relativeFrom="margin">
+                  <wp14:pctHeight>0</wp14:pctHeight>
+                </wp14:sizeRelV>
+              </wp:anchor>
+            </w:drawing>
+          </mc:Choice>
+          <mc:Fallback>
+            <w:pict>
+              <v:group w14:anchorId="6467F587" id="Group 1" o:spid="_x0000_s1026" style="position:absolute;margin-left:21.75pt;margin-top:13.15pt;width:477.1pt;height:254.7pt;z-index:-251639808;mso-width-relative:margin;mso-height-relative:margin" coordsize="65828,35140" o:gfxdata="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">
+                <v:shapetype id="_x0000_t75" coordsize="21600,21600" o:spt="75" o:preferrelative="t" path="m@4@5l@4@11@9@11@9@5xe" filled="f" stroked="f">
+                  <v:stroke joinstyle="miter"/>
+                  <v:formulas>
+                    <v:f eqn="if lineDrawn pixelLineWidth 0"/>
+                    <v:f eqn="sum @0 1 0"/>
+                    <v:f eqn="sum 0 0 @1"/>
+                    <v:f eqn="prod @2 1 2"/>
+                    <v:f eqn="prod @3 21600 pixelWidth"/>
+                    <v:f eqn="prod @3 21600 pixelHeight"/>
+                    <v:f eqn="sum @0 0 1"/>
+                    <v:f eqn="prod @6 1 2"/>
+                    <v:f eqn="prod @7 21600 pixelWidth"/>
+                    <v:f eqn="sum @8 21600 0"/>
+                    <v:f eqn="prod @7 21600 pixelHeight"/>
+                    <v:f eqn="sum @10 21600 0"/>
+                  </v:formulas>
+                  <v:path o:extrusionok="f" gradientshapeok="t" o:connecttype="rect"/>
+                  <o:lock v:ext="edit" aspectratio="t"/>
+                </v:shapetype>
+                <v:shape id="Picture 1" o:spid="_x0000_s1027" type="#_x0000_t75" style="position:absolute;width:33629;height:35140;visibility:visible;mso-wrap-style:square" o:gfxdata="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">
+                  <v:imagedata r:id="rId24" o:title=""/>
+                </v:shape>
+                <v:shape id="Picture 1" o:spid="_x0000_s1028" type="#_x0000_t75" style="position:absolute;left:33634;width:32194;height:19399;visibility:visible;mso-wrap-style:square" o:gfxdata="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">
+                  <v:imagedata r:id="rId25" o:title=""/>
+                </v:shape>
+              </v:group>
+            </w:pict>
+          </mc:Fallback>
+        </mc:AlternateContent>
+      </w:r>
+      <w:r>
+        <w:rPr>
+          <w:rFonts w:ascii="Khmer OS Battambang" w:hAnsi="Khmer OS Battambang" w:cs="Khmer OS Battambang"/>
+          <w:sz w:val="24"/>
+          <w:szCs w:val="24"/>
+          <w:lang w:bidi="km-KH"/>
+        </w:rPr>
+        <w:tab/>
+      </w:r>
+    </w:p>
+    <w:p>
+      <w:pPr>
+        <w:rPr>
+          <w:rFonts w:ascii="Khmer OS Battambang" w:hAnsi="Khmer OS Battambang" w:cs="Khmer OS Battambang"/>
+          <w:sz w:val="24"/>
+          <w:szCs w:val="24"/>
+          <w:lang w:bidi="km-KH"/>
+        </w:rPr>
+      </w:pPr>
+    </w:p>
+    <w:p>
+      <w:pPr>
+        <w:rPr>
+          <w:rFonts w:ascii="Khmer OS Battambang" w:hAnsi="Khmer OS Battambang" w:cs="Khmer OS Battambang"/>
+          <w:sz w:val="24"/>
+          <w:szCs w:val="24"/>
+          <w:lang w:bidi="km-KH"/>
+        </w:rPr>
+      </w:pPr>
+    </w:p>
+    <w:p>
+      <w:pPr>
+        <w:rPr>
+          <w:rFonts w:ascii="Khmer OS Battambang" w:hAnsi="Khmer OS Battambang" w:cs="Khmer OS Battambang"/>
+          <w:sz w:val="24"/>
+          <w:szCs w:val="24"/>
+          <w:lang w:bidi="km-KH"/>
+        </w:rPr>
+      </w:pPr>
+    </w:p>
+    <w:p>
+      <w:pPr>
+        <w:rPr>
+          <w:rFonts w:ascii="Khmer OS Battambang" w:hAnsi="Khmer OS Battambang" w:cs="Khmer OS Battambang"/>
+          <w:sz w:val="24"/>
+          <w:szCs w:val="24"/>
+          <w:lang w:bidi="km-KH"/>
+        </w:rPr>
+      </w:pPr>
+    </w:p>
+    <w:p>
+      <w:pPr>
+        <w:rPr>
+          <w:rFonts w:ascii="Khmer OS Battambang" w:hAnsi="Khmer OS Battambang" w:cs="Khmer OS Battambang"/>
+          <w:sz w:val="24"/>
+          <w:szCs w:val="24"/>
+          <w:lang w:bidi="km-KH"/>
+        </w:rPr>
+      </w:pPr>
+    </w:p>
+    <w:p>
+      <w:pPr>
+        <w:rPr>
+          <w:rFonts w:ascii="Khmer OS Battambang" w:hAnsi="Khmer OS Battambang" w:cs="Khmer OS Battambang"/>
+          <w:sz w:val="24"/>
+          <w:szCs w:val="24"/>
+          <w:lang w:bidi="km-KH"/>
+        </w:rPr>
+      </w:pPr>
+    </w:p>
+    <w:p>
+      <w:pPr>
+        <w:rPr>
+          <w:rFonts w:ascii="Khmer OS Battambang" w:hAnsi="Khmer OS Battambang" w:cs="Khmer OS Battambang"/>
+          <w:sz w:val="24"/>
+          <w:szCs w:val="24"/>
+          <w:lang w:bidi="km-KH"/>
+        </w:rPr>
+      </w:pPr>
+    </w:p>
+    <w:p>
+      <w:pPr>
+        <w:rPr>
+          <w:rFonts w:ascii="Khmer OS Battambang" w:hAnsi="Khmer OS Battambang" w:cs="Khmer OS Battambang"/>
+          <w:sz w:val="24"/>
+          <w:szCs w:val="24"/>
+          <w:lang w:bidi="km-KH"/>
+        </w:rPr>
+      </w:pPr>
+    </w:p>
+    <w:p>
+      <w:pPr>
+        <w:rPr>
+          <w:rFonts w:ascii="Khmer OS Battambang" w:hAnsi="Khmer OS Battambang" w:cs="Khmer OS Battambang"/>
+          <w:sz w:val="24"/>
+          <w:szCs w:val="24"/>
+          <w:lang w:bidi="km-KH"/>
+        </w:rPr>
+      </w:pPr>
+    </w:p>
+    <w:p>
+      <w:pPr>
+        <w:rPr>
+          <w:rFonts w:ascii="Khmer OS Battambang" w:hAnsi="Khmer OS Battambang" w:cs="Khmer OS Battambang"/>
+          <w:sz w:val="24"/>
+          <w:szCs w:val="24"/>
+          <w:lang w:bidi="km-KH"/>
+        </w:rPr>
+      </w:pPr>
+    </w:p>
+    <w:p>
+      <w:pPr>
+        <w:rPr>
+          <w:rFonts w:ascii="Khmer OS Battambang" w:hAnsi="Khmer OS Battambang" w:cs="Khmer OS Battambang"/>
+          <w:sz w:val="24"/>
+          <w:szCs w:val="24"/>
+          <w:lang w:bidi="km-KH"/>
+        </w:rPr>
+      </w:pPr>
+    </w:p>
+    <w:p>
+      <w:pPr>
+        <w:rPr>
+          <w:rFonts w:ascii="Khmer OS Battambang" w:hAnsi="Khmer OS Battambang" w:cs="Khmer OS Battambang"/>
+          <w:sz w:val="24"/>
+          <w:szCs w:val="24"/>
+          <w:lang w:bidi="km-KH"/>
+        </w:rPr>
+      </w:pPr>
+    </w:p>
+    <w:p>
+      <w:pPr>
+        <w:pStyle w:val="ListParagraph"/>
+        <w:numPr>
+          <w:ilvl w:val="0"/>
+          <w:numId w:val="1"/>
+        </w:numPr>
+        <w:rPr>
+          <w:rFonts w:ascii="Khmer OS Battambang" w:hAnsi="Khmer OS Battambang" w:cs="Khmer OS Battambang"/>
+          <w:sz w:val="24"/>
+          <w:szCs w:val="24"/>
+          <w:lang w:bidi="km-KH"/>
+        </w:rPr>
+      </w:pPr>
+      <w:r>
+        <w:rPr>
+          <w:rFonts w:ascii="Khmer OS Battambang" w:hAnsi="Khmer OS Battambang" w:cs="Khmer OS Battambang"/>
+          <w:sz w:val="24"/>
+          <w:szCs w:val="24"/>
+          <w:lang w:bidi="km-KH"/>
+        </w:rPr>
+        <w:t>In the pom.xml (parent)</w:t>
+      </w:r>
+      <w:r>
+        <w:rPr>
+          <w:rFonts w:ascii="Khmer OS Battambang" w:hAnsi="Khmer OS Battambang" w:cs="Khmer OS Battambang"/>
+          <w:sz w:val="24"/>
+          <w:szCs w:val="24"/>
+          <w:lang w:bidi="km-KH"/>
+        </w:rPr>
+        <w:t xml:space="preserve">: </w:t>
+      </w:r>
+      <w:r>
+        <w:rPr>
+          <w:rFonts w:ascii="Khmer OS Battambang" w:hAnsi="Khmer OS Battambang" w:cs="Khmer OS Battambang" w:hint="cs"/>
+          <w:sz w:val="24"/>
+          <w:szCs w:val="24"/>
+          <w:cs/>
+          <w:lang w:bidi="km-KH"/>
+        </w:rPr>
+        <w:t xml:space="preserve">ដើម្បីអោយវាយក </w:t>
+      </w:r>
+      <w:r>
+        <w:rPr>
+          <w:rFonts w:ascii="Khmer OS Battambang" w:hAnsi="Khmer OS Battambang" w:cs="Khmer OS Battambang"/>
+          <w:sz w:val="24"/>
+          <w:szCs w:val="24"/>
+          <w:lang w:bidi="km-KH"/>
+        </w:rPr>
+        <w:t xml:space="preserve">dependency from parent class </w:t>
+      </w:r>
+    </w:p>
+    <w:p>
+      <w:pPr>
+        <w:rPr>
+          <w:rFonts w:ascii="Khmer OS Battambang" w:hAnsi="Khmer OS Battambang" w:cs="Khmer OS Battambang"/>
+          <w:sz w:val="24"/>
+          <w:szCs w:val="24"/>
+          <w:lang w:bidi="km-KH"/>
+        </w:rPr>
+      </w:pPr>
+      <w:r>
+        <w:rPr>
+          <w:rFonts w:ascii="Khmer OS Battambang" w:hAnsi="Khmer OS Battambang" w:cs="Khmer OS Battambang"/>
+          <w:sz w:val="24"/>
+          <w:szCs w:val="24"/>
+          <w:lang w:bidi="km-KH"/>
+        </w:rPr>
+        <w:drawing>
+          <wp:anchor distT="0" distB="0" distL="114300" distR="114300" simplePos="0" relativeHeight="251677696" behindDoc="1" locked="0" layoutInCell="1" allowOverlap="1" wp14:anchorId="627A3118" wp14:editId="553E3D17">
+            <wp:simplePos x="0" y="0"/>
+            <wp:positionH relativeFrom="column">
+              <wp:posOffset>355903</wp:posOffset>
+            </wp:positionH>
+            <wp:positionV relativeFrom="paragraph">
+              <wp:posOffset>112174</wp:posOffset>
+            </wp:positionV>
+            <wp:extent cx="3689737" cy="1025718"/>
+            <wp:effectExtent l="0" t="0" r="6350" b="3175"/>
+            <wp:wrapNone/>
+            <wp:docPr id="1208612278" name="Picture 1"/>
+            <wp:cNvGraphicFramePr>
+              <a:graphicFrameLocks xmlns:a="http://schemas.openxmlformats.org/drawingml/2006/main" noChangeAspect="1"/>
+            </wp:cNvGraphicFramePr>
+            <a:graphic xmlns:a="http://schemas.openxmlformats.org/drawingml/2006/main">
+              <a:graphicData uri="http://schemas.openxmlformats.org/drawingml/2006/picture">
+                <pic:pic xmlns:pic="http://schemas.openxmlformats.org/drawingml/2006/picture">
+                  <pic:nvPicPr>
+                    <pic:cNvPr id="1208612278" name=""/>
+                    <pic:cNvPicPr/>
+                  </pic:nvPicPr>
+                  <pic:blipFill>
+                    <a:blip r:embed="rId26">
+                      <a:extLst>
+                        <a:ext uri="{28A0092B-C50C-407E-A947-70E740481C1C}">
+                          <a14:useLocalDpi xmlns:a14="http://schemas.microsoft.com/office/drawing/2010/main" val="0"/>
+                        </a:ext>
+                      </a:extLst>
+                    </a:blip>
+                    <a:stretch>
+                      <a:fillRect/>
+                    </a:stretch>
+                  </pic:blipFill>
+                  <pic:spPr>
+                    <a:xfrm>
+                      <a:off x="0" y="0"/>
+                      <a:ext cx="3689737" cy="1025718"/>
+                    </a:xfrm>
+                    <a:prstGeom prst="rect">
+                      <a:avLst/>
+                    </a:prstGeom>
+                  </pic:spPr>
+                </pic:pic>
+              </a:graphicData>
+            </a:graphic>
+            <wp14:sizeRelH relativeFrom="margin">
+              <wp14:pctWidth>0</wp14:pctWidth>
+            </wp14:sizeRelH>
+            <wp14:sizeRelV relativeFrom="margin">
+              <wp14:pctHeight>0</wp14:pctHeight>
+            </wp14:sizeRelV>
+          </wp:anchor>
+        </w:drawing>
+      </w:r>
+    </w:p>
+    <w:p>
+      <w:pPr>
+        <w:rPr>
+          <w:rFonts w:ascii="Khmer OS Battambang" w:hAnsi="Khmer OS Battambang" w:cs="Khmer OS Battambang"/>
+          <w:sz w:val="24"/>
+          <w:szCs w:val="24"/>
+          <w:lang w:bidi="km-KH"/>
+        </w:rPr>
+      </w:pPr>
+    </w:p>
+    <w:p>
+      <w:pPr>
+        <w:rPr>
+          <w:rFonts w:ascii="Khmer OS Battambang" w:hAnsi="Khmer OS Battambang" w:cs="Khmer OS Battambang"/>
+          <w:sz w:val="24"/>
+          <w:szCs w:val="24"/>
+          <w:lang w:bidi="km-KH"/>
+        </w:rPr>
+      </w:pPr>
+    </w:p>
+    <w:p>
+      <w:pPr>
+        <w:rPr>
+          <w:rFonts w:ascii="Khmer OS Battambang" w:hAnsi="Khmer OS Battambang" w:cs="Khmer OS Battambang"/>
+          <w:sz w:val="24"/>
+          <w:szCs w:val="24"/>
+          <w:lang w:bidi="km-KH"/>
+        </w:rPr>
+      </w:pPr>
+    </w:p>
+    <w:p>
+      <w:pPr>
+        <w:pStyle w:val="ListParagraph"/>
+        <w:numPr>
+          <w:ilvl w:val="0"/>
+          <w:numId w:val="3"/>
+        </w:numPr>
+        <w:rPr>
+          <w:rFonts w:ascii="Khmer OS Battambang" w:hAnsi="Khmer OS Battambang" w:cs="Khmer OS Battambang"/>
+          <w:sz w:val="24"/>
+          <w:szCs w:val="24"/>
+          <w:lang w:bidi="km-KH"/>
+        </w:rPr>
+      </w:pPr>
+      <w:r>
+        <w:rPr>
+          <w:rFonts w:ascii="Khmer OS Battambang" w:hAnsi="Khmer OS Battambang" w:cs="Khmer OS Battambang"/>
+          <w:sz w:val="24"/>
+          <w:szCs w:val="24"/>
+          <w:lang w:bidi="km-KH"/>
+        </w:rPr>
+        <w:t xml:space="preserve">Where we want to use the </w:t>
+      </w:r>
+      <w:r>
+        <w:rPr>
+          <w:rFonts w:ascii="Khmer OS Battambang" w:hAnsi="Khmer OS Battambang" w:cs="Khmer OS Battambang"/>
+          <w:sz w:val="24"/>
+          <w:szCs w:val="24"/>
+          <w:lang w:bidi="km-KH"/>
+        </w:rPr>
+        <w:t>library,</w:t>
+      </w:r>
+      <w:r>
+        <w:rPr>
+          <w:rFonts w:ascii="Khmer OS Battambang" w:hAnsi="Khmer OS Battambang" w:cs="Khmer OS Battambang"/>
+          <w:sz w:val="24"/>
+          <w:szCs w:val="24"/>
+          <w:lang w:bidi="km-KH"/>
+        </w:rPr>
+        <w:t xml:space="preserve"> </w:t>
+      </w:r>
+      <w:r>
+        <w:rPr>
+          <w:rFonts w:ascii="Khmer OS Battambang" w:hAnsi="Khmer OS Battambang" w:cs="Khmer OS Battambang"/>
+          <w:sz w:val="24"/>
+          <w:szCs w:val="24"/>
+          <w:lang w:bidi="km-KH"/>
+        </w:rPr>
+        <w:t xml:space="preserve">we can add the dependency  </w:t>
+      </w:r>
+    </w:p>
+    <w:p>
+      <w:pPr>
+        <w:rPr>
+          <w:rFonts w:ascii="Khmer OS Battambang" w:hAnsi="Khmer OS Battambang" w:cs="Khmer OS Battambang"/>
+          <w:sz w:val="24"/>
+          <w:szCs w:val="24"/>
+          <w:lang w:bidi="km-KH"/>
+        </w:rPr>
+      </w:pPr>
+      <w:r>
+        <w:rPr>
+          <w:rFonts w:ascii="Khmer OS Battambang" w:hAnsi="Khmer OS Battambang" w:cs="Khmer OS Battambang"/>
+          <w:sz w:val="24"/>
+          <w:szCs w:val="24"/>
+          <w:lang w:bidi="km-KH"/>
+        </w:rPr>
+        <w:drawing>
+          <wp:anchor distT="0" distB="0" distL="114300" distR="114300" simplePos="0" relativeHeight="251678720" behindDoc="1" locked="0" layoutInCell="1" allowOverlap="1" wp14:anchorId="09869699" wp14:editId="511BCEA9">
+            <wp:simplePos x="0" y="0"/>
+            <wp:positionH relativeFrom="column">
+              <wp:posOffset>506095</wp:posOffset>
+            </wp:positionH>
+            <wp:positionV relativeFrom="paragraph">
+              <wp:posOffset>11430</wp:posOffset>
+            </wp:positionV>
+            <wp:extent cx="4078605" cy="3008630"/>
+            <wp:effectExtent l="0" t="0" r="0" b="1270"/>
+            <wp:wrapNone/>
+            <wp:docPr id="292962264" name="Picture 1"/>
+            <wp:cNvGraphicFramePr>
+              <a:graphicFrameLocks xmlns:a="http://schemas.openxmlformats.org/drawingml/2006/main" noChangeAspect="1"/>
+            </wp:cNvGraphicFramePr>
+            <a:graphic xmlns:a="http://schemas.openxmlformats.org/drawingml/2006/main">
+              <a:graphicData uri="http://schemas.openxmlformats.org/drawingml/2006/picture">
+                <pic:pic xmlns:pic="http://schemas.openxmlformats.org/drawingml/2006/picture">
+                  <pic:nvPicPr>
+                    <pic:cNvPr id="292962264" name=""/>
+                    <pic:cNvPicPr/>
+                  </pic:nvPicPr>
+                  <pic:blipFill>
+                    <a:blip r:embed="rId27">
+                      <a:extLst>
+                        <a:ext uri="{28A0092B-C50C-407E-A947-70E740481C1C}">
+                          <a14:useLocalDpi xmlns:a14="http://schemas.microsoft.com/office/drawing/2010/main" val="0"/>
+                        </a:ext>
+                      </a:extLst>
+                    </a:blip>
+                    <a:stretch>
+                      <a:fillRect/>
+                    </a:stretch>
+                  </pic:blipFill>
+                  <pic:spPr>
+                    <a:xfrm>
+                      <a:off x="0" y="0"/>
+                      <a:ext cx="4078605" cy="3008630"/>
+                    </a:xfrm>
+                    <a:prstGeom prst="rect">
+                      <a:avLst/>
+                    </a:prstGeom>
+                  </pic:spPr>
+                </pic:pic>
+              </a:graphicData>
+            </a:graphic>
+            <wp14:sizeRelH relativeFrom="margin">
+              <wp14:pctWidth>0</wp14:pctWidth>
+            </wp14:sizeRelH>
+            <wp14:sizeRelV relativeFrom="margin">
+              <wp14:pctHeight>0</wp14:pctHeight>
+            </wp14:sizeRelV>
+          </wp:anchor>
+        </w:drawing>
+      </w:r>
+    </w:p>
+    <w:p>
+      <w:pPr>
+        <w:rPr>
+          <w:rFonts w:ascii="Khmer OS Battambang" w:hAnsi="Khmer OS Battambang" w:cs="Khmer OS Battambang"/>
+          <w:sz w:val="24"/>
+          <w:szCs w:val="24"/>
+          <w:lang w:bidi="km-KH"/>
+        </w:rPr>
+      </w:pPr>
+    </w:p>
+    <w:p>
+      <w:pPr>
+        <w:rPr>
+          <w:rFonts w:ascii="Khmer OS Battambang" w:hAnsi="Khmer OS Battambang" w:cs="Khmer OS Battambang"/>
+          <w:sz w:val="24"/>
+          <w:szCs w:val="24"/>
+          <w:lang w:bidi="km-KH"/>
+        </w:rPr>
+      </w:pPr>
+    </w:p>
+    <w:p>
+      <w:pPr>
+        <w:rPr>
+          <w:rFonts w:ascii="Khmer OS Battambang" w:hAnsi="Khmer OS Battambang" w:cs="Khmer OS Battambang"/>
+          <w:sz w:val="24"/>
+          <w:szCs w:val="24"/>
+          <w:lang w:bidi="km-KH"/>
+        </w:rPr>
+      </w:pPr>
+    </w:p>
+    <w:p>
+      <w:pPr>
+        <w:rPr>
+          <w:rFonts w:ascii="Khmer OS Battambang" w:hAnsi="Khmer OS Battambang" w:cs="Khmer OS Battambang"/>
+          <w:sz w:val="24"/>
+          <w:szCs w:val="24"/>
+          <w:lang w:bidi="km-KH"/>
+        </w:rPr>
+      </w:pPr>
+    </w:p>
+    <w:p>
+      <w:pPr>
+        <w:rPr>
+          <w:rFonts w:ascii="Khmer OS Battambang" w:hAnsi="Khmer OS Battambang" w:cs="Khmer OS Battambang"/>
+          <w:sz w:val="24"/>
+          <w:szCs w:val="24"/>
+          <w:lang w:bidi="km-KH"/>
+        </w:rPr>
+      </w:pPr>
+    </w:p>
+    <w:p>
+      <w:pPr>
+        <w:rPr>
+          <w:rFonts w:ascii="Khmer OS Battambang" w:hAnsi="Khmer OS Battambang" w:cs="Khmer OS Battambang"/>
+          <w:sz w:val="24"/>
+          <w:szCs w:val="24"/>
+          <w:lang w:bidi="km-KH"/>
+        </w:rPr>
+      </w:pPr>
+    </w:p>
+    <w:p>
+      <w:pPr>
+        <w:rPr>
+          <w:rFonts w:ascii="Khmer OS Battambang" w:hAnsi="Khmer OS Battambang" w:cs="Khmer OS Battambang"/>
+          <w:sz w:val="24"/>
+          <w:szCs w:val="24"/>
+          <w:lang w:bidi="km-KH"/>
+        </w:rPr>
+      </w:pPr>
+    </w:p>
+    <w:p>
+      <w:pPr>
+        <w:rPr>
+          <w:rFonts w:ascii="Khmer OS Battambang" w:hAnsi="Khmer OS Battambang" w:cs="Khmer OS Battambang"/>
+          <w:sz w:val="24"/>
+          <w:szCs w:val="24"/>
+          <w:lang w:bidi="km-KH"/>
+        </w:rPr>
+      </w:pPr>
+    </w:p>
+    <w:p>
+      <w:pPr>
+        <w:rPr>
+          <w:rFonts w:ascii="Khmer OS Battambang" w:hAnsi="Khmer OS Battambang" w:cs="Khmer OS Battambang"/>
+          <w:sz w:val="24"/>
+          <w:szCs w:val="24"/>
+          <w:lang w:bidi="km-KH"/>
+        </w:rPr>
+      </w:pPr>
+    </w:p>
+    <w:p>
+      <w:pPr>
+        <w:pStyle w:val="ListParagraph"/>
+        <w:numPr>
+          <w:ilvl w:val="0"/>
+          <w:numId w:val="1"/>
+        </w:numPr>
+        <w:rPr>
+          <w:rFonts w:ascii="Khmer OS Battambang" w:hAnsi="Khmer OS Battambang" w:cs="Khmer OS Battambang"/>
+          <w:sz w:val="24"/>
+          <w:szCs w:val="24"/>
+          <w:lang w:bidi="km-KH"/>
+        </w:rPr>
+      </w:pPr>
+      <w:r>
+        <w:rPr>
+          <w:rFonts w:ascii="Khmer OS Battambang" w:hAnsi="Khmer OS Battambang" w:cs="Khmer OS Battambang"/>
+          <w:sz w:val="24"/>
+          <w:szCs w:val="24"/>
+          <w:lang w:bidi="km-KH"/>
+        </w:rPr>
+        <w:lastRenderedPageBreak/>
+        <w:t xml:space="preserve">Testing </w:t>
+      </w:r>
+      <w:proofErr w:type="spellStart"/>
+      <w:r>
+        <w:rPr>
+          <w:rFonts w:ascii="Khmer OS Battambang" w:hAnsi="Khmer OS Battambang" w:cs="Khmer OS Battambang"/>
+          <w:sz w:val="24"/>
+          <w:szCs w:val="24"/>
+          <w:lang w:bidi="km-KH"/>
+        </w:rPr>
+        <w:t>api</w:t>
+      </w:r>
+      <w:proofErr w:type="spellEnd"/>
+      <w:r>
+        <w:rPr>
+          <w:rFonts w:ascii="Khmer OS Battambang" w:hAnsi="Khmer OS Battambang" w:cs="Khmer OS Battambang"/>
+          <w:sz w:val="24"/>
+          <w:szCs w:val="24"/>
+          <w:lang w:bidi="km-KH"/>
+        </w:rPr>
+        <w:t xml:space="preserve"> class </w:t>
+      </w:r>
+    </w:p>
+    <w:p>
+      <w:pPr>
+        <w:rPr>
+          <w:rFonts w:ascii="Khmer OS Battambang" w:hAnsi="Khmer OS Battambang" w:cs="Khmer OS Battambang"/>
+          <w:sz w:val="24"/>
+          <w:szCs w:val="24"/>
+          <w:lang w:bidi="km-KH"/>
+        </w:rPr>
+      </w:pPr>
+      <w:r>
+        <w:rPr>
+          <w:rFonts w:ascii="Khmer OS Battambang" w:hAnsi="Khmer OS Battambang" w:cs="Khmer OS Battambang"/>
+          <w:sz w:val="24"/>
+          <w:szCs w:val="24"/>
+          <w:lang w:bidi="km-KH"/>
+        </w:rPr>
+        <w:drawing>
+          <wp:anchor distT="0" distB="0" distL="114300" distR="114300" simplePos="0" relativeHeight="251679744" behindDoc="1" locked="0" layoutInCell="1" allowOverlap="1" wp14:anchorId="161F9166" wp14:editId="61EB8245">
+            <wp:simplePos x="0" y="0"/>
+            <wp:positionH relativeFrom="column">
+              <wp:posOffset>-2236</wp:posOffset>
+            </wp:positionH>
+            <wp:positionV relativeFrom="paragraph">
+              <wp:posOffset>-1739</wp:posOffset>
+            </wp:positionV>
+            <wp:extent cx="6840855" cy="2350770"/>
+            <wp:effectExtent l="0" t="0" r="0" b="0"/>
+            <wp:wrapNone/>
+            <wp:docPr id="245516970" name="Picture 1"/>
+            <wp:cNvGraphicFramePr>
+              <a:graphicFrameLocks xmlns:a="http://schemas.openxmlformats.org/drawingml/2006/main" noChangeAspect="1"/>
+            </wp:cNvGraphicFramePr>
+            <a:graphic xmlns:a="http://schemas.openxmlformats.org/drawingml/2006/main">
+              <a:graphicData uri="http://schemas.openxmlformats.org/drawingml/2006/picture">
+                <pic:pic xmlns:pic="http://schemas.openxmlformats.org/drawingml/2006/picture">
+                  <pic:nvPicPr>
+                    <pic:cNvPr id="245516970" name=""/>
+                    <pic:cNvPicPr/>
+                  </pic:nvPicPr>
+                  <pic:blipFill>
+                    <a:blip r:embed="rId28">
+                      <a:extLst>
+                        <a:ext uri="{28A0092B-C50C-407E-A947-70E740481C1C}">
+                          <a14:useLocalDpi xmlns:a14="http://schemas.microsoft.com/office/drawing/2010/main" val="0"/>
+                        </a:ext>
+                      </a:extLst>
+                    </a:blip>
+                    <a:stretch>
+                      <a:fillRect/>
+                    </a:stretch>
+                  </pic:blipFill>
+                  <pic:spPr>
+                    <a:xfrm>
+                      <a:off x="0" y="0"/>
+                      <a:ext cx="6840855" cy="2350770"/>
+                    </a:xfrm>
+                    <a:prstGeom prst="rect">
+                      <a:avLst/>
+                    </a:prstGeom>
+                  </pic:spPr>
+                </pic:pic>
+              </a:graphicData>
+            </a:graphic>
+          </wp:anchor>
+        </w:drawing>
+      </w:r>
+    </w:p>
+    <w:p>
+      <w:pPr>
+        <w:rPr>
+          <w:rFonts w:ascii="Khmer OS Battambang" w:hAnsi="Khmer OS Battambang" w:cs="Khmer OS Battambang"/>
+          <w:sz w:val="24"/>
+          <w:szCs w:val="24"/>
+          <w:lang w:bidi="km-KH"/>
+        </w:rPr>
+      </w:pPr>
+    </w:p>
+    <w:p>
+      <w:pPr>
+        <w:rPr>
+          <w:rFonts w:ascii="Khmer OS Battambang" w:hAnsi="Khmer OS Battambang" w:cs="Khmer OS Battambang"/>
+          <w:sz w:val="24"/>
+          <w:szCs w:val="24"/>
+          <w:lang w:bidi="km-KH"/>
+        </w:rPr>
+      </w:pPr>
+    </w:p>
+    <w:p>
+      <w:pPr>
+        <w:rPr>
+          <w:rFonts w:ascii="Khmer OS Battambang" w:hAnsi="Khmer OS Battambang" w:cs="Khmer OS Battambang"/>
+          <w:sz w:val="24"/>
+          <w:szCs w:val="24"/>
+          <w:lang w:bidi="km-KH"/>
+        </w:rPr>
+      </w:pPr>
+    </w:p>
+    <w:p>
+      <w:pPr>
+        <w:rPr>
+          <w:rFonts w:ascii="Khmer OS Battambang" w:hAnsi="Khmer OS Battambang" w:cs="Khmer OS Battambang"/>
+          <w:sz w:val="24"/>
+          <w:szCs w:val="24"/>
+          <w:lang w:bidi="km-KH"/>
+        </w:rPr>
+      </w:pPr>
+    </w:p>
+    <w:p>
+      <w:pPr>
+        <w:rPr>
+          <w:rFonts w:ascii="Khmer OS Battambang" w:hAnsi="Khmer OS Battambang" w:cs="Khmer OS Battambang"/>
+          <w:sz w:val="24"/>
+          <w:szCs w:val="24"/>
+          <w:lang w:bidi="km-KH"/>
+        </w:rPr>
+      </w:pPr>
+    </w:p>
+    <w:p>
+      <w:pPr>
+        <w:rPr>
+          <w:rFonts w:ascii="Khmer OS Battambang" w:hAnsi="Khmer OS Battambang" w:cs="Khmer OS Battambang"/>
+          <w:sz w:val="24"/>
+          <w:szCs w:val="24"/>
+          <w:lang w:bidi="km-KH"/>
+        </w:rPr>
+      </w:pPr>
+    </w:p>
+    <w:p>
+      <w:pPr>
+        <w:rPr>
+          <w:rFonts w:ascii="Khmer OS Battambang" w:hAnsi="Khmer OS Battambang" w:cs="Khmer OS Battambang"/>
+          <w:sz w:val="24"/>
+          <w:szCs w:val="24"/>
+          <w:lang w:bidi="km-KH"/>
+        </w:rPr>
+      </w:pPr>
+    </w:p>
+    <w:p>
+      <w:pPr>
+        <w:rPr>
+          <w:rFonts w:ascii="Khmer OS Battambang" w:hAnsi="Khmer OS Battambang" w:cs="Khmer OS Battambang"/>
+          <w:sz w:val="24"/>
+          <w:szCs w:val="24"/>
+          <w:lang w:bidi="km-KH"/>
+        </w:rPr>
+      </w:pPr>
+    </w:p>
+    <w:p>
+      <w:pPr>
+        <w:pStyle w:val="ListParagraph"/>
+        <w:numPr>
+          <w:ilvl w:val="0"/>
+          <w:numId w:val="1"/>
+        </w:numPr>
+        <w:rPr>
+          <w:rFonts w:ascii="Khmer OS Battambang" w:hAnsi="Khmer OS Battambang" w:cs="Khmer OS Battambang"/>
+          <w:sz w:val="24"/>
+          <w:szCs w:val="24"/>
+          <w:lang w:bidi="km-KH"/>
+        </w:rPr>
+      </w:pPr>
+      <w:r>
+        <w:rPr>
+          <w:rFonts w:ascii="Khmer OS Battambang" w:hAnsi="Khmer OS Battambang" w:cs="Khmer OS Battambang"/>
+          <w:sz w:val="24"/>
+          <w:szCs w:val="24"/>
+          <w:lang w:bidi="km-KH"/>
+        </w:rPr>
+        <w:t xml:space="preserve">We can check the implementation from the </w:t>
+      </w:r>
+      <w:proofErr w:type="spellStart"/>
+      <w:r>
+        <w:rPr>
+          <w:rFonts w:ascii="Khmer OS Battambang" w:hAnsi="Khmer OS Battambang" w:cs="Khmer OS Battambang"/>
+          <w:sz w:val="24"/>
+          <w:szCs w:val="24"/>
+          <w:lang w:bidi="km-KH"/>
+        </w:rPr>
+        <w:t>getById</w:t>
+      </w:r>
+      <w:proofErr w:type="spellEnd"/>
+      <w:r>
+        <w:rPr>
+          <w:rFonts w:ascii="Khmer OS Battambang" w:hAnsi="Khmer OS Battambang" w:cs="Khmer OS Battambang"/>
+          <w:sz w:val="24"/>
+          <w:szCs w:val="24"/>
+          <w:lang w:bidi="km-KH"/>
+        </w:rPr>
+        <w:t xml:space="preserve"> </w:t>
+      </w:r>
+    </w:p>
+    <w:p>
+      <w:pPr>
+        <w:rPr>
+          <w:rFonts w:ascii="Khmer OS Battambang" w:hAnsi="Khmer OS Battambang" w:cs="Khmer OS Battambang"/>
+          <w:sz w:val="24"/>
+          <w:szCs w:val="24"/>
+          <w:lang w:bidi="km-KH"/>
+        </w:rPr>
+      </w:pPr>
+      <w:r>
+        <w:rPr>
+          <w:rFonts w:ascii="Khmer OS Battambang" w:hAnsi="Khmer OS Battambang" w:cs="Khmer OS Battambang"/>
+          <w:sz w:val="24"/>
+          <w:szCs w:val="24"/>
+          <w:lang w:bidi="km-KH"/>
+        </w:rPr>
+        <w:drawing>
+          <wp:anchor distT="0" distB="0" distL="114300" distR="114300" simplePos="0" relativeHeight="251680768" behindDoc="1" locked="0" layoutInCell="1" allowOverlap="1" wp14:anchorId="72B1C589" wp14:editId="22E8F9B1">
+            <wp:simplePos x="0" y="0"/>
+            <wp:positionH relativeFrom="column">
+              <wp:posOffset>149170</wp:posOffset>
+            </wp:positionH>
+            <wp:positionV relativeFrom="paragraph">
+              <wp:posOffset>132384</wp:posOffset>
+            </wp:positionV>
+            <wp:extent cx="4351400" cy="3127127"/>
+            <wp:effectExtent l="0" t="0" r="0" b="0"/>
+            <wp:wrapNone/>
+            <wp:docPr id="99304838" name="Picture 1"/>
+            <wp:cNvGraphicFramePr>
+              <a:graphicFrameLocks xmlns:a="http://schemas.openxmlformats.org/drawingml/2006/main" noChangeAspect="1"/>
+            </wp:cNvGraphicFramePr>
+            <a:graphic xmlns:a="http://schemas.openxmlformats.org/drawingml/2006/main">
+              <a:graphicData uri="http://schemas.openxmlformats.org/drawingml/2006/picture">
+                <pic:pic xmlns:pic="http://schemas.openxmlformats.org/drawingml/2006/picture">
+                  <pic:nvPicPr>
+                    <pic:cNvPr id="99304838" name=""/>
+                    <pic:cNvPicPr/>
+                  </pic:nvPicPr>
+                  <pic:blipFill>
+                    <a:blip r:embed="rId29">
+                      <a:extLst>
+                        <a:ext uri="{28A0092B-C50C-407E-A947-70E740481C1C}">
+                          <a14:useLocalDpi xmlns:a14="http://schemas.microsoft.com/office/drawing/2010/main" val="0"/>
+                        </a:ext>
+                      </a:extLst>
+                    </a:blip>
+                    <a:stretch>
+                      <a:fillRect/>
+                    </a:stretch>
+                  </pic:blipFill>
+                  <pic:spPr>
+                    <a:xfrm>
+                      <a:off x="0" y="0"/>
+                      <a:ext cx="4351400" cy="3127127"/>
+                    </a:xfrm>
+                    <a:prstGeom prst="rect">
+                      <a:avLst/>
+                    </a:prstGeom>
+                  </pic:spPr>
+                </pic:pic>
+              </a:graphicData>
+            </a:graphic>
+            <wp14:sizeRelH relativeFrom="margin">
+              <wp14:pctWidth>0</wp14:pctWidth>
+            </wp14:sizeRelH>
+            <wp14:sizeRelV relativeFrom="margin">
+              <wp14:pctHeight>0</wp14:pctHeight>
+            </wp14:sizeRelV>
+          </wp:anchor>
+        </w:drawing>
+      </w:r>
+    </w:p>
+    <w:p>
+      <w:pPr>
+        <w:rPr>
+          <w:rFonts w:ascii="Khmer OS Battambang" w:hAnsi="Khmer OS Battambang" w:cs="Khmer OS Battambang"/>
+          <w:sz w:val="24"/>
+          <w:szCs w:val="24"/>
+          <w:lang w:bidi="km-KH"/>
+        </w:rPr>
+      </w:pPr>
+    </w:p>
+    <w:p>
+      <w:pPr>
+        <w:rPr>
+          <w:rFonts w:ascii="Khmer OS Battambang" w:hAnsi="Khmer OS Battambang" w:cs="Khmer OS Battambang"/>
+          <w:sz w:val="24"/>
+          <w:szCs w:val="24"/>
+          <w:lang w:bidi="km-KH"/>
+        </w:rPr>
+      </w:pPr>
+    </w:p>
+    <w:p>
+      <w:pPr>
+        <w:rPr>
+          <w:rFonts w:ascii="Khmer OS Battambang" w:hAnsi="Khmer OS Battambang" w:cs="Khmer OS Battambang"/>
+          <w:sz w:val="24"/>
+          <w:szCs w:val="24"/>
+          <w:lang w:bidi="km-KH"/>
+        </w:rPr>
+      </w:pPr>
+    </w:p>
+    <w:p>
+      <w:pPr>
+        <w:rPr>
+          <w:rFonts w:ascii="Khmer OS Battambang" w:hAnsi="Khmer OS Battambang" w:cs="Khmer OS Battambang"/>
+          <w:sz w:val="24"/>
+          <w:szCs w:val="24"/>
+          <w:lang w:bidi="km-KH"/>
+        </w:rPr>
+      </w:pPr>
+    </w:p>
+    <w:p>
+      <w:pPr>
+        <w:rPr>
+          <w:rFonts w:ascii="Khmer OS Battambang" w:hAnsi="Khmer OS Battambang" w:cs="Khmer OS Battambang"/>
+          <w:sz w:val="24"/>
+          <w:szCs w:val="24"/>
+          <w:lang w:bidi="km-KH"/>
+        </w:rPr>
+      </w:pPr>
+    </w:p>
+    <w:p>
+      <w:pPr>
+        <w:rPr>
+          <w:rFonts w:ascii="Khmer OS Battambang" w:hAnsi="Khmer OS Battambang" w:cs="Khmer OS Battambang"/>
+          <w:sz w:val="24"/>
+          <w:szCs w:val="24"/>
+          <w:lang w:bidi="km-KH"/>
+        </w:rPr>
+      </w:pPr>
+    </w:p>
+    <w:p>
+      <w:pPr>
+        <w:rPr>
+          <w:rFonts w:ascii="Khmer OS Battambang" w:hAnsi="Khmer OS Battambang" w:cs="Khmer OS Battambang"/>
+          <w:sz w:val="24"/>
+          <w:szCs w:val="24"/>
+          <w:lang w:bidi="km-KH"/>
+        </w:rPr>
+      </w:pPr>
+    </w:p>
+    <w:p>
+      <w:pPr>
+        <w:rPr>
+          <w:rFonts w:ascii="Khmer OS Battambang" w:hAnsi="Khmer OS Battambang" w:cs="Khmer OS Battambang"/>
+          <w:sz w:val="24"/>
+          <w:szCs w:val="24"/>
+          <w:lang w:bidi="km-KH"/>
+        </w:rPr>
+      </w:pPr>
+    </w:p>
+    <w:p>
+      <w:pPr>
+        <w:rPr>
+          <w:rFonts w:ascii="Khmer OS Battambang" w:hAnsi="Khmer OS Battambang" w:cs="Khmer OS Battambang"/>
+          <w:sz w:val="24"/>
+          <w:szCs w:val="24"/>
+          <w:lang w:bidi="km-KH"/>
+        </w:rPr>
+      </w:pPr>
+    </w:p>
+    <w:p>
+      <w:pPr>
+        <w:rPr>
+          <w:rFonts w:ascii="Khmer OS Battambang" w:hAnsi="Khmer OS Battambang" w:cs="Khmer OS Battambang"/>
+          <w:sz w:val="24"/>
+          <w:szCs w:val="24"/>
+          <w:lang w:bidi="km-KH"/>
+        </w:rPr>
+      </w:pPr>
+    </w:p>
+    <w:p>
+      <w:pPr>
+        <w:rPr>
+          <w:rFonts w:ascii="Khmer OS Battambang" w:hAnsi="Khmer OS Battambang" w:cs="Khmer OS Battambang"/>
+          <w:sz w:val="24"/>
+          <w:szCs w:val="24"/>
+          <w:lang w:bidi="km-KH"/>
+        </w:rPr>
+      </w:pPr>
+    </w:p>
+    <w:p>
+      <w:pPr>
+        <w:ind w:firstLine="720"/>
+        <w:rPr>
+          <w:rFonts w:ascii="Khmer OS Battambang" w:hAnsi="Khmer OS Battambang" w:cs="Khmer OS Battambang" w:hint="cs"/>
+          <w:noProof/>
+          <w:sz w:val="24"/>
+          <w:szCs w:val="24"/>
+          <w:cs/>
+          <w:lang w:bidi="km-KH"/>
+        </w:rPr>
+      </w:pPr>
+      <w:r>
+        <w:rPr>
+          <w:rFonts w:ascii="Khmer OS Battambang" w:hAnsi="Khmer OS Battambang" w:cs="Khmer OS Battambang" w:hint="cs"/>
+          <w:sz w:val="24"/>
+          <w:szCs w:val="24"/>
+          <w:cs/>
+          <w:lang w:bidi="km-KH"/>
+        </w:rPr>
+        <w:t xml:space="preserve">កន្លែងនឹងមានន័យថា វាចាប់យក </w:t>
+      </w:r>
+      <w:r>
+        <w:rPr>
+          <w:rFonts w:ascii="Khmer OS Battambang" w:hAnsi="Khmer OS Battambang" w:cs="Khmer OS Battambang"/>
+          <w:sz w:val="24"/>
+          <w:szCs w:val="24"/>
+          <w:lang w:bidi="km-KH"/>
+        </w:rPr>
+        <w:t xml:space="preserve">Package from their local package </w:t>
+      </w:r>
+      <w:r>
+        <w:rPr>
+          <w:rFonts w:ascii="Khmer OS Battambang" w:hAnsi="Khmer OS Battambang" w:cs="Khmer OS Battambang"/>
+          <w:noProof/>
+          <w:sz w:val="24"/>
+          <w:szCs w:val="24"/>
+          <w:lang w:bidi="km-KH"/>
+        </w:rPr>
+        <w:sym w:font="Wingdings" w:char="F0E8"/>
+      </w:r>
+      <w:r>
+        <w:rPr>
+          <w:rFonts w:ascii="Khmer OS Battambang" w:hAnsi="Khmer OS Battambang" w:cs="Khmer OS Battambang"/>
+          <w:noProof/>
+          <w:sz w:val="24"/>
+          <w:szCs w:val="24"/>
+          <w:lang w:bidi="km-KH"/>
+        </w:rPr>
+        <w:t xml:space="preserve"> so we can deleted it the whold exception from the class. </w:t>
+      </w:r>
+      <w:r>
+        <w:rPr>
+          <w:rFonts w:ascii="Khmer OS Battambang" w:hAnsi="Khmer OS Battambang" w:cs="Khmer OS Battambang" w:hint="cs"/>
+          <w:noProof/>
+          <w:sz w:val="24"/>
+          <w:szCs w:val="24"/>
+          <w:cs/>
+          <w:lang w:bidi="km-KH"/>
+        </w:rPr>
+        <w:t xml:space="preserve">យើងប្តូរ </w:t>
+      </w:r>
+      <w:r>
+        <w:rPr>
+          <w:rFonts w:ascii="Khmer OS Battambang" w:hAnsi="Khmer OS Battambang" w:cs="Khmer OS Battambang"/>
+          <w:noProof/>
+          <w:sz w:val="24"/>
+          <w:szCs w:val="24"/>
+          <w:lang w:bidi="km-KH"/>
+        </w:rPr>
+        <w:t xml:space="preserve">Package </w:t>
+      </w:r>
+      <w:r>
+        <w:rPr>
+          <w:rFonts w:ascii="Khmer OS Battambang" w:hAnsi="Khmer OS Battambang" w:cs="Khmer OS Battambang" w:hint="cs"/>
+          <w:noProof/>
+          <w:sz w:val="24"/>
+          <w:szCs w:val="24"/>
+          <w:cs/>
+          <w:lang w:bidi="km-KH"/>
+        </w:rPr>
+        <w:t xml:space="preserve">វាដាក់ទៅកាន់ </w:t>
+      </w:r>
+      <w:r>
+        <w:rPr>
+          <w:rFonts w:ascii="Khmer OS Battambang" w:hAnsi="Khmer OS Battambang" w:cs="Khmer OS Battambang"/>
+          <w:noProof/>
+          <w:sz w:val="24"/>
+          <w:szCs w:val="24"/>
+          <w:lang w:bidi="km-KH"/>
+        </w:rPr>
+        <w:t xml:space="preserve">Pacakge flatform </w:t>
+      </w:r>
+      <w:r>
+        <w:rPr>
+          <w:rFonts w:ascii="Khmer OS Battambang" w:hAnsi="Khmer OS Battambang" w:cs="Khmer OS Battambang" w:hint="cs"/>
+          <w:noProof/>
+          <w:sz w:val="24"/>
+          <w:szCs w:val="24"/>
+          <w:cs/>
+          <w:lang w:bidi="km-KH"/>
+        </w:rPr>
+        <w:t>យើងវិញ។</w:t>
+      </w:r>
+    </w:p>
+    <w:p>
+      <w:pPr>
+        <w:ind w:firstLine="720"/>
+        <w:rPr>
+          <w:rFonts w:ascii="Khmer OS Battambang" w:hAnsi="Khmer OS Battambang" w:cs="Khmer OS Battambang"/>
+          <w:noProof/>
+          <w:sz w:val="24"/>
+          <w:szCs w:val="24"/>
+          <w:lang w:bidi="km-KH"/>
+        </w:rPr>
+      </w:pPr>
+      <w:r>
+        <w:rPr>
+          <w:rFonts w:ascii="Khmer OS Battambang" w:hAnsi="Khmer OS Battambang" w:cs="Khmer OS Battambang"/>
+          <w:noProof/>
+          <w:sz w:val="24"/>
+          <w:szCs w:val="24"/>
+          <w:lang w:bidi="km-KH"/>
+        </w:rPr>
+        <w:drawing>
+          <wp:anchor distT="0" distB="0" distL="114300" distR="114300" simplePos="0" relativeHeight="251681792" behindDoc="1" locked="0" layoutInCell="1" allowOverlap="1" wp14:anchorId="5B78577F" wp14:editId="0396CA2A">
+            <wp:simplePos x="0" y="0"/>
+            <wp:positionH relativeFrom="column">
+              <wp:posOffset>100965</wp:posOffset>
+            </wp:positionH>
+            <wp:positionV relativeFrom="paragraph">
+              <wp:posOffset>86194</wp:posOffset>
+            </wp:positionV>
+            <wp:extent cx="5104737" cy="2601887"/>
+            <wp:effectExtent l="0" t="0" r="1270" b="8255"/>
+            <wp:wrapNone/>
+            <wp:docPr id="542831364" name="Picture 1"/>
+            <wp:cNvGraphicFramePr>
+              <a:graphicFrameLocks xmlns:a="http://schemas.openxmlformats.org/drawingml/2006/main" noChangeAspect="1"/>
+            </wp:cNvGraphicFramePr>
+            <a:graphic xmlns:a="http://schemas.openxmlformats.org/drawingml/2006/main">
+              <a:graphicData uri="http://schemas.openxmlformats.org/drawingml/2006/picture">
+                <pic:pic xmlns:pic="http://schemas.openxmlformats.org/drawingml/2006/picture">
+                  <pic:nvPicPr>
+                    <pic:cNvPr id="542831364" name=""/>
+                    <pic:cNvPicPr/>
+                  </pic:nvPicPr>
+                  <pic:blipFill>
+                    <a:blip r:embed="rId30">
+                      <a:extLst>
+                        <a:ext uri="{28A0092B-C50C-407E-A947-70E740481C1C}">
+                          <a14:useLocalDpi xmlns:a14="http://schemas.microsoft.com/office/drawing/2010/main" val="0"/>
+                        </a:ext>
+                      </a:extLst>
+                    </a:blip>
+                    <a:stretch>
+                      <a:fillRect/>
+                    </a:stretch>
+                  </pic:blipFill>
+                  <pic:spPr>
+                    <a:xfrm>
+                      <a:off x="0" y="0"/>
+                      <a:ext cx="5104737" cy="2601887"/>
+                    </a:xfrm>
+                    <a:prstGeom prst="rect">
+                      <a:avLst/>
+                    </a:prstGeom>
+                  </pic:spPr>
+                </pic:pic>
+              </a:graphicData>
+            </a:graphic>
+            <wp14:sizeRelH relativeFrom="margin">
+              <wp14:pctWidth>0</wp14:pctWidth>
+            </wp14:sizeRelH>
+            <wp14:sizeRelV relativeFrom="margin">
+              <wp14:pctHeight>0</wp14:pctHeight>
+            </wp14:sizeRelV>
+          </wp:anchor>
+        </w:drawing>
+      </w:r>
+    </w:p>
+    <w:p>
+      <w:pPr>
+        <w:ind w:firstLine="720"/>
+        <w:rPr>
+          <w:rFonts w:ascii="Khmer OS Battambang" w:hAnsi="Khmer OS Battambang" w:cs="Khmer OS Battambang" w:hint="cs"/>
+          <w:sz w:val="24"/>
+          <w:szCs w:val="24"/>
+          <w:lang w:bidi="km-KH"/>
+        </w:rPr>
+      </w:pPr>
+    </w:p>
+    <w:p>
+      <w:pPr>
+        <w:rPr>
+          <w:rFonts w:ascii="Khmer OS Battambang" w:hAnsi="Khmer OS Battambang" w:cs="Khmer OS Battambang"/>
+          <w:sz w:val="24"/>
+          <w:szCs w:val="24"/>
+          <w:lang w:bidi="km-KH"/>
+        </w:rPr>
+      </w:pPr>
+    </w:p>
+    <w:p>
+      <w:pPr>
+        <w:rPr>
+          <w:rFonts w:ascii="Khmer OS Battambang" w:hAnsi="Khmer OS Battambang" w:cs="Khmer OS Battambang"/>
+          <w:sz w:val="24"/>
+          <w:szCs w:val="24"/>
+          <w:lang w:bidi="km-KH"/>
+        </w:rPr>
+      </w:pPr>
+    </w:p>
+    <w:p>
+      <w:pPr>
+        <w:rPr>
+          <w:rFonts w:ascii="Khmer OS Battambang" w:hAnsi="Khmer OS Battambang" w:cs="Khmer OS Battambang"/>
+          <w:sz w:val="24"/>
+          <w:szCs w:val="24"/>
+          <w:lang w:bidi="km-KH"/>
+        </w:rPr>
+      </w:pPr>
+    </w:p>
+    <w:p>
+      <w:pPr>
+        <w:rPr>
+          <w:rFonts w:ascii="Khmer OS Battambang" w:hAnsi="Khmer OS Battambang" w:cs="Khmer OS Battambang"/>
+          <w:sz w:val="24"/>
+          <w:szCs w:val="24"/>
+          <w:lang w:bidi="km-KH"/>
+        </w:rPr>
+      </w:pPr>
+    </w:p>
+    <w:p>
+      <w:pPr>
+        <w:rPr>
+          <w:rFonts w:ascii="Khmer OS Battambang" w:hAnsi="Khmer OS Battambang" w:cs="Khmer OS Battambang"/>
+          <w:sz w:val="24"/>
+          <w:szCs w:val="24"/>
+          <w:lang w:bidi="km-KH"/>
+        </w:rPr>
+      </w:pPr>
+    </w:p>
+    <w:p>
+      <w:pPr>
+        <w:rPr>
+          <w:rFonts w:ascii="Khmer OS Battambang" w:hAnsi="Khmer OS Battambang" w:cs="Khmer OS Battambang"/>
+          <w:sz w:val="24"/>
+          <w:szCs w:val="24"/>
+          <w:lang w:bidi="km-KH"/>
+        </w:rPr>
+      </w:pPr>
+    </w:p>
+    <w:p>
+      <w:pPr>
+        <w:rPr>
+          <w:rFonts w:ascii="Khmer OS Battambang" w:hAnsi="Khmer OS Battambang" w:cs="Khmer OS Battambang"/>
+          <w:sz w:val="24"/>
+          <w:szCs w:val="24"/>
+          <w:lang w:bidi="km-KH"/>
+        </w:rPr>
+      </w:pPr>
+    </w:p>
+    <w:p>
+      <w:pPr>
+        <w:pStyle w:val="ListParagraph"/>
+        <w:numPr>
+          <w:ilvl w:val="0"/>
+          <w:numId w:val="1"/>
+        </w:numPr>
+        <w:rPr>
+          <w:rFonts w:ascii="Khmer OS Battambang" w:hAnsi="Khmer OS Battambang" w:cs="Khmer OS Battambang"/>
+          <w:sz w:val="24"/>
+          <w:szCs w:val="24"/>
+          <w:lang w:bidi="km-KH"/>
+        </w:rPr>
+      </w:pPr>
+      <w:r>
+        <w:rPr>
+          <w:rFonts w:ascii="Khmer OS Battambang" w:hAnsi="Khmer OS Battambang" w:cs="Khmer OS Battambang"/>
+          <w:sz w:val="24"/>
+          <w:szCs w:val="24"/>
+          <w:lang w:bidi="km-KH"/>
+        </w:rPr>
+        <w:lastRenderedPageBreak/>
+        <w:t xml:space="preserve">Replace swager from our flatform </w:t>
+      </w:r>
+    </w:p>
+    <w:p>
+      <w:pPr>
+        <w:rPr>
+          <w:rFonts w:ascii="Khmer OS Battambang" w:hAnsi="Khmer OS Battambang" w:cs="Khmer OS Battambang"/>
+          <w:sz w:val="24"/>
+          <w:szCs w:val="24"/>
+          <w:lang w:bidi="km-KH"/>
+        </w:rPr>
+      </w:pPr>
+      <w:r>
+        <w:rPr>
+          <w:rFonts w:ascii="Khmer OS Battambang" w:hAnsi="Khmer OS Battambang" w:cs="Khmer OS Battambang"/>
+          <w:sz w:val="24"/>
+          <w:szCs w:val="24"/>
+          <w:lang w:bidi="km-KH"/>
+        </w:rPr>
+        <w:drawing>
+          <wp:anchor distT="0" distB="0" distL="114300" distR="114300" simplePos="0" relativeHeight="251682816" behindDoc="1" locked="0" layoutInCell="1" allowOverlap="1" wp14:anchorId="74D6B856" wp14:editId="1B9B9E00">
+            <wp:simplePos x="0" y="0"/>
+            <wp:positionH relativeFrom="column">
+              <wp:posOffset>5715</wp:posOffset>
+            </wp:positionH>
+            <wp:positionV relativeFrom="paragraph">
+              <wp:posOffset>61871</wp:posOffset>
+            </wp:positionV>
+            <wp:extent cx="6781601" cy="1940118"/>
+            <wp:effectExtent l="0" t="0" r="635" b="3175"/>
+            <wp:wrapNone/>
+            <wp:docPr id="1065362847" name="Picture 1"/>
+            <wp:cNvGraphicFramePr>
+              <a:graphicFrameLocks xmlns:a="http://schemas.openxmlformats.org/drawingml/2006/main" noChangeAspect="1"/>
+            </wp:cNvGraphicFramePr>
+            <a:graphic xmlns:a="http://schemas.openxmlformats.org/drawingml/2006/main">
+              <a:graphicData uri="http://schemas.openxmlformats.org/drawingml/2006/picture">
+                <pic:pic xmlns:pic="http://schemas.openxmlformats.org/drawingml/2006/picture">
+                  <pic:nvPicPr>
+                    <pic:cNvPr id="1065362847" name=""/>
+                    <pic:cNvPicPr/>
+                  </pic:nvPicPr>
+                  <pic:blipFill>
+                    <a:blip r:embed="rId31" cstate="print">
+                      <a:extLst>
+                        <a:ext uri="{28A0092B-C50C-407E-A947-70E740481C1C}">
+                          <a14:useLocalDpi xmlns:a14="http://schemas.microsoft.com/office/drawing/2010/main" val="0"/>
+                        </a:ext>
+                      </a:extLst>
+                    </a:blip>
+                    <a:stretch>
+                      <a:fillRect/>
+                    </a:stretch>
+                  </pic:blipFill>
+                  <pic:spPr>
+                    <a:xfrm>
+                      <a:off x="0" y="0"/>
+                      <a:ext cx="6815538" cy="1949827"/>
+                    </a:xfrm>
+                    <a:prstGeom prst="rect">
+                      <a:avLst/>
+                    </a:prstGeom>
+                  </pic:spPr>
+                </pic:pic>
+              </a:graphicData>
+            </a:graphic>
+            <wp14:sizeRelH relativeFrom="margin">
+              <wp14:pctWidth>0</wp14:pctWidth>
+            </wp14:sizeRelH>
+            <wp14:sizeRelV relativeFrom="margin">
+              <wp14:pctHeight>0</wp14:pctHeight>
+            </wp14:sizeRelV>
+          </wp:anchor>
+        </w:drawing>
+      </w:r>
+    </w:p>
+    <w:p>
+      <w:pPr>
+        <w:rPr>
+          <w:rFonts w:ascii="Khmer OS Battambang" w:hAnsi="Khmer OS Battambang" w:cs="Khmer OS Battambang"/>
+          <w:sz w:val="24"/>
+          <w:szCs w:val="24"/>
+          <w:lang w:bidi="km-KH"/>
+        </w:rPr>
+      </w:pPr>
+    </w:p>
+    <w:p>
+      <w:pPr>
+        <w:rPr>
+          <w:rFonts w:ascii="Khmer OS Battambang" w:hAnsi="Khmer OS Battambang" w:cs="Khmer OS Battambang"/>
+          <w:sz w:val="24"/>
+          <w:szCs w:val="24"/>
+          <w:lang w:bidi="km-KH"/>
+        </w:rPr>
+      </w:pPr>
+    </w:p>
+    <w:p>
+      <w:pPr>
+        <w:rPr>
+          <w:rFonts w:ascii="Khmer OS Battambang" w:hAnsi="Khmer OS Battambang" w:cs="Khmer OS Battambang"/>
+          <w:sz w:val="24"/>
+          <w:szCs w:val="24"/>
+          <w:lang w:bidi="km-KH"/>
+        </w:rPr>
+      </w:pPr>
+    </w:p>
+    <w:p>
+      <w:pPr>
+        <w:rPr>
+          <w:rFonts w:ascii="Khmer OS Battambang" w:hAnsi="Khmer OS Battambang" w:cs="Khmer OS Battambang"/>
+          <w:sz w:val="24"/>
+          <w:szCs w:val="24"/>
+          <w:lang w:bidi="km-KH"/>
+        </w:rPr>
+      </w:pPr>
+    </w:p>
+    <w:p>
+      <w:pPr>
+        <w:rPr>
+          <w:rFonts w:ascii="Khmer OS Battambang" w:hAnsi="Khmer OS Battambang" w:cs="Khmer OS Battambang"/>
+          <w:sz w:val="24"/>
+          <w:szCs w:val="24"/>
+          <w:lang w:bidi="km-KH"/>
+        </w:rPr>
+      </w:pPr>
+    </w:p>
+    <w:p>
+      <w:pPr>
+        <w:rPr>
+          <w:rFonts w:ascii="Khmer OS Battambang" w:hAnsi="Khmer OS Battambang" w:cs="Khmer OS Battambang"/>
+          <w:sz w:val="24"/>
+          <w:szCs w:val="24"/>
+          <w:lang w:bidi="km-KH"/>
+        </w:rPr>
+      </w:pPr>
+    </w:p>
+    <w:p>
+      <w:pPr>
+        <w:rPr>
+          <w:rFonts w:ascii="Khmer OS Battambang" w:hAnsi="Khmer OS Battambang" w:cs="Khmer OS Battambang"/>
+          <w:sz w:val="24"/>
+          <w:szCs w:val="24"/>
+          <w:lang w:bidi="km-KH"/>
+        </w:rPr>
+      </w:pPr>
+    </w:p>
+    <w:p>
+      <w:pPr>
+        <w:pStyle w:val="ListParagraph"/>
+        <w:numPr>
+          <w:ilvl w:val="0"/>
+          <w:numId w:val="1"/>
+        </w:numPr>
+        <w:rPr>
+          <w:rFonts w:ascii="Khmer OS Battambang" w:hAnsi="Khmer OS Battambang" w:cs="Khmer OS Battambang"/>
+          <w:sz w:val="24"/>
+          <w:szCs w:val="24"/>
+          <w:lang w:bidi="km-KH"/>
+        </w:rPr>
+      </w:pPr>
+      <w:r>
+        <w:rPr>
+          <w:rFonts w:ascii="Khmer OS Battambang" w:hAnsi="Khmer OS Battambang" w:cs="Khmer OS Battambang"/>
+          <w:sz w:val="24"/>
+          <w:szCs w:val="24"/>
+          <w:lang w:bidi="km-KH"/>
+        </w:rPr>
+        <w:t xml:space="preserve">We just add the dependencies from the platform </w:t>
+      </w:r>
+      <w:proofErr w:type="gramStart"/>
+      <w:r>
+        <w:rPr>
+          <w:rFonts w:ascii="Khmer OS Battambang" w:hAnsi="Khmer OS Battambang" w:cs="Khmer OS Battambang"/>
+          <w:sz w:val="24"/>
+          <w:szCs w:val="24"/>
+          <w:lang w:bidi="km-KH"/>
+        </w:rPr>
+        <w:t>tov ban</w:t>
+      </w:r>
+      <w:proofErr w:type="gramEnd"/>
+      <w:r>
+        <w:rPr>
+          <w:rFonts w:ascii="Khmer OS Battambang" w:hAnsi="Khmer OS Battambang" w:cs="Khmer OS Battambang"/>
+          <w:sz w:val="24"/>
+          <w:szCs w:val="24"/>
+          <w:lang w:bidi="km-KH"/>
+        </w:rPr>
+        <w:t xml:space="preserve"> hery </w:t>
+      </w:r>
+    </w:p>
+    <w:p>
+      <w:pPr>
+        <w:rPr>
+          <w:rFonts w:ascii="Khmer OS Battambang" w:hAnsi="Khmer OS Battambang" w:cs="Khmer OS Battambang"/>
+          <w:sz w:val="24"/>
+          <w:szCs w:val="24"/>
+          <w:lang w:bidi="km-KH"/>
+        </w:rPr>
+      </w:pPr>
+      <w:r>
+        <w:rPr>
+          <w:rFonts w:ascii="Khmer OS Battambang" w:hAnsi="Khmer OS Battambang" w:cs="Khmer OS Battambang"/>
+          <w:sz w:val="24"/>
+          <w:szCs w:val="24"/>
+          <w:lang w:bidi="km-KH"/>
+        </w:rPr>
+        <w:drawing>
+          <wp:anchor distT="0" distB="0" distL="114300" distR="114300" simplePos="0" relativeHeight="251683840" behindDoc="1" locked="0" layoutInCell="1" allowOverlap="1" wp14:anchorId="5DE8E0F9" wp14:editId="243510F9">
+            <wp:simplePos x="0" y="0"/>
+            <wp:positionH relativeFrom="column">
+              <wp:posOffset>85355</wp:posOffset>
+            </wp:positionH>
+            <wp:positionV relativeFrom="paragraph">
+              <wp:posOffset>100247</wp:posOffset>
+            </wp:positionV>
+            <wp:extent cx="4550215" cy="3212327"/>
+            <wp:effectExtent l="0" t="0" r="3175" b="7620"/>
+            <wp:wrapNone/>
+            <wp:docPr id="823906921" name="Picture 1"/>
+            <wp:cNvGraphicFramePr>
+              <a:graphicFrameLocks xmlns:a="http://schemas.openxmlformats.org/drawingml/2006/main" noChangeAspect="1"/>
+            </wp:cNvGraphicFramePr>
+            <a:graphic xmlns:a="http://schemas.openxmlformats.org/drawingml/2006/main">
+              <a:graphicData uri="http://schemas.openxmlformats.org/drawingml/2006/picture">
+                <pic:pic xmlns:pic="http://schemas.openxmlformats.org/drawingml/2006/picture">
+                  <pic:nvPicPr>
+                    <pic:cNvPr id="823906921" name=""/>
+                    <pic:cNvPicPr/>
+                  </pic:nvPicPr>
+                  <pic:blipFill>
+                    <a:blip r:embed="rId32">
+                      <a:extLst>
+                        <a:ext uri="{28A0092B-C50C-407E-A947-70E740481C1C}">
+                          <a14:useLocalDpi xmlns:a14="http://schemas.microsoft.com/office/drawing/2010/main" val="0"/>
+                        </a:ext>
+                      </a:extLst>
+                    </a:blip>
+                    <a:stretch>
+                      <a:fillRect/>
+                    </a:stretch>
+                  </pic:blipFill>
+                  <pic:spPr>
+                    <a:xfrm>
+                      <a:off x="0" y="0"/>
+                      <a:ext cx="4550215" cy="3212327"/>
+                    </a:xfrm>
+                    <a:prstGeom prst="rect">
+                      <a:avLst/>
+                    </a:prstGeom>
+                  </pic:spPr>
+                </pic:pic>
+              </a:graphicData>
+            </a:graphic>
+            <wp14:sizeRelH relativeFrom="margin">
+              <wp14:pctWidth>0</wp14:pctWidth>
+            </wp14:sizeRelH>
+            <wp14:sizeRelV relativeFrom="margin">
+              <wp14:pctHeight>0</wp14:pctHeight>
+            </wp14:sizeRelV>
+          </wp:anchor>
+        </w:drawing>
+      </w:r>
+    </w:p>
+    <w:p>
+      <w:pPr>
+        <w:rPr>
+          <w:rFonts w:ascii="Khmer OS Battambang" w:hAnsi="Khmer OS Battambang" w:cs="Khmer OS Battambang"/>
+          <w:sz w:val="24"/>
+          <w:szCs w:val="24"/>
+          <w:lang w:bidi="km-KH"/>
+        </w:rPr>
+      </w:pPr>
+    </w:p>
+    <w:p>
+      <w:pPr>
+        <w:rPr>
+          <w:rFonts w:ascii="Khmer OS Battambang" w:hAnsi="Khmer OS Battambang" w:cs="Khmer OS Battambang"/>
+          <w:sz w:val="24"/>
+          <w:szCs w:val="24"/>
+          <w:lang w:bidi="km-KH"/>
+        </w:rPr>
+      </w:pPr>
+    </w:p>
+    <w:p>
+      <w:pPr>
+        <w:rPr>
+          <w:rFonts w:ascii="Khmer OS Battambang" w:hAnsi="Khmer OS Battambang" w:cs="Khmer OS Battambang"/>
+          <w:sz w:val="24"/>
+          <w:szCs w:val="24"/>
+          <w:lang w:bidi="km-KH"/>
+        </w:rPr>
+      </w:pPr>
+    </w:p>
+    <w:p>
+      <w:pPr>
+        <w:rPr>
+          <w:rFonts w:ascii="Khmer OS Battambang" w:hAnsi="Khmer OS Battambang" w:cs="Khmer OS Battambang"/>
+          <w:sz w:val="24"/>
+          <w:szCs w:val="24"/>
+          <w:lang w:bidi="km-KH"/>
+        </w:rPr>
+      </w:pPr>
+    </w:p>
+    <w:p>
+      <w:pPr>
+        <w:rPr>
+          <w:rFonts w:ascii="Khmer OS Battambang" w:hAnsi="Khmer OS Battambang" w:cs="Khmer OS Battambang"/>
+          <w:sz w:val="24"/>
+          <w:szCs w:val="24"/>
+          <w:lang w:bidi="km-KH"/>
+        </w:rPr>
+      </w:pPr>
+    </w:p>
+    <w:p>
+      <w:pPr>
+        <w:rPr>
+          <w:rFonts w:ascii="Khmer OS Battambang" w:hAnsi="Khmer OS Battambang" w:cs="Khmer OS Battambang"/>
+          <w:sz w:val="24"/>
+          <w:szCs w:val="24"/>
+          <w:lang w:bidi="km-KH"/>
+        </w:rPr>
+      </w:pPr>
+    </w:p>
+    <w:p>
+      <w:pPr>
+        <w:rPr>
+          <w:rFonts w:ascii="Khmer OS Battambang" w:hAnsi="Khmer OS Battambang" w:cs="Khmer OS Battambang"/>
+          <w:sz w:val="24"/>
+          <w:szCs w:val="24"/>
+          <w:lang w:bidi="km-KH"/>
+        </w:rPr>
+      </w:pPr>
+    </w:p>
+    <w:p>
+      <w:pPr>
+        <w:rPr>
+          <w:rFonts w:ascii="Khmer OS Battambang" w:hAnsi="Khmer OS Battambang" w:cs="Khmer OS Battambang"/>
+          <w:sz w:val="24"/>
+          <w:szCs w:val="24"/>
+          <w:lang w:bidi="km-KH"/>
+        </w:rPr>
+      </w:pPr>
+    </w:p>
+    <w:p>
+      <w:pPr>
+        <w:rPr>
+          <w:rFonts w:ascii="Khmer OS Battambang" w:hAnsi="Khmer OS Battambang" w:cs="Khmer OS Battambang"/>
+          <w:sz w:val="24"/>
+          <w:szCs w:val="24"/>
+          <w:lang w:bidi="km-KH"/>
+        </w:rPr>
+      </w:pPr>
+    </w:p>
+    <w:p>
+      <w:pPr>
+        <w:rPr>
+          <w:rFonts w:ascii="Khmer OS Battambang" w:hAnsi="Khmer OS Battambang" w:cs="Khmer OS Battambang"/>
+          <w:sz w:val="24"/>
+          <w:szCs w:val="24"/>
+          <w:lang w:bidi="km-KH"/>
+        </w:rPr>
+      </w:pPr>
+    </w:p>
+    <w:p>
+      <w:pPr>
+        <w:rPr>
+          <w:rFonts w:ascii="Khmer OS Battambang" w:hAnsi="Khmer OS Battambang" w:cs="Khmer OS Battambang"/>
+          <w:sz w:val="24"/>
+          <w:szCs w:val="24"/>
+          <w:lang w:bidi="km-KH"/>
+        </w:rPr>
+      </w:pPr>
+    </w:p>
+    <w:p>
+      <w:pPr>
+        <w:pStyle w:val="ListParagraph"/>
+        <w:numPr>
+          <w:ilvl w:val="0"/>
+          <w:numId w:val="3"/>
+        </w:numPr>
+        <w:rPr>
+          <w:rFonts w:ascii="Khmer OS Battambang" w:hAnsi="Khmer OS Battambang" w:cs="Khmer OS Battambang"/>
+          <w:sz w:val="24"/>
+          <w:szCs w:val="24"/>
+          <w:lang w:bidi="km-KH"/>
+        </w:rPr>
+      </w:pPr>
+      <w:r>
+        <w:rPr>
+          <w:rFonts w:ascii="Khmer OS Battambang" w:hAnsi="Khmer OS Battambang" w:cs="Khmer OS Battambang"/>
+          <w:sz w:val="24"/>
+          <w:szCs w:val="24"/>
+          <w:lang w:bidi="km-KH"/>
+        </w:rPr>
+        <w:t xml:space="preserve">Then it will </w:t>
+      </w:r>
+      <w:proofErr w:type="gramStart"/>
+      <w:r>
+        <w:rPr>
+          <w:rFonts w:ascii="Khmer OS Battambang" w:hAnsi="Khmer OS Battambang" w:cs="Khmer OS Battambang"/>
+          <w:sz w:val="24"/>
+          <w:szCs w:val="24"/>
+          <w:lang w:bidi="km-KH"/>
+        </w:rPr>
+        <w:t>working</w:t>
+      </w:r>
+      <w:proofErr w:type="gramEnd"/>
+      <w:r>
+        <w:rPr>
+          <w:rFonts w:ascii="Khmer OS Battambang" w:hAnsi="Khmer OS Battambang" w:cs="Khmer OS Battambang"/>
+          <w:sz w:val="24"/>
+          <w:szCs w:val="24"/>
+          <w:lang w:bidi="km-KH"/>
+        </w:rPr>
+        <w:t xml:space="preserve"> for </w:t>
+      </w:r>
+      <w:proofErr w:type="spellStart"/>
+      <w:r>
+        <w:rPr>
+          <w:rFonts w:ascii="Khmer OS Battambang" w:hAnsi="Khmer OS Battambang" w:cs="Khmer OS Battambang"/>
+          <w:sz w:val="24"/>
+          <w:szCs w:val="24"/>
+          <w:lang w:bidi="km-KH"/>
+        </w:rPr>
+        <w:t>thw</w:t>
+      </w:r>
+      <w:proofErr w:type="spellEnd"/>
+      <w:r>
+        <w:rPr>
+          <w:rFonts w:ascii="Khmer OS Battambang" w:hAnsi="Khmer OS Battambang" w:cs="Khmer OS Battambang"/>
+          <w:sz w:val="24"/>
+          <w:szCs w:val="24"/>
+          <w:lang w:bidi="km-KH"/>
+        </w:rPr>
+        <w:t xml:space="preserve"> </w:t>
+      </w:r>
+      <w:proofErr w:type="spellStart"/>
+      <w:r>
+        <w:rPr>
+          <w:rFonts w:ascii="Khmer OS Battambang" w:hAnsi="Khmer OS Battambang" w:cs="Khmer OS Battambang"/>
+          <w:sz w:val="24"/>
+          <w:szCs w:val="24"/>
+          <w:lang w:bidi="km-KH"/>
+        </w:rPr>
+        <w:t>openapi</w:t>
+      </w:r>
+      <w:proofErr w:type="spellEnd"/>
+      <w:r>
+        <w:rPr>
+          <w:rFonts w:ascii="Khmer OS Battambang" w:hAnsi="Khmer OS Battambang" w:cs="Khmer OS Battambang"/>
+          <w:sz w:val="24"/>
+          <w:szCs w:val="24"/>
+          <w:lang w:bidi="km-KH"/>
+        </w:rPr>
+        <w:t xml:space="preserve"> swager</w:t>
+      </w:r>
+    </w:p>
+    <w:p>
+      <w:pPr>
+        <w:ind w:left="360"/>
+        <w:rPr>
+          <w:rFonts w:ascii="Khmer OS Battambang" w:hAnsi="Khmer OS Battambang" w:cs="Khmer OS Battambang"/>
+          <w:sz w:val="24"/>
+          <w:szCs w:val="24"/>
+          <w:lang w:bidi="km-KH"/>
+        </w:rPr>
+      </w:pPr>
+    </w:p>
+    <w:p>
+      <w:pPr>
+        <w:rPr>
+          <w:rFonts w:ascii="Khmer OS Battambang" w:hAnsi="Khmer OS Battambang" w:cs="Khmer OS Battambang"/>
+          <w:sz w:val="24"/>
+          <w:szCs w:val="24"/>
+          <w:lang w:bidi="km-KH"/>
+        </w:rPr>
+      </w:pPr>
+    </w:p>
+    <w:p>
+      <w:pPr>
+        <w:rPr>
+          <w:rFonts w:ascii="Khmer OS Battambang" w:hAnsi="Khmer OS Battambang" w:cs="Khmer OS Battambang"/>
+          <w:sz w:val="24"/>
+          <w:szCs w:val="24"/>
+          <w:lang w:bidi="km-KH"/>
+        </w:rPr>
+      </w:pPr>
+    </w:p>
+    <w:p>
+      <w:pPr>
+        <w:rPr>
+          <w:rFonts w:ascii="Khmer OS Battambang" w:hAnsi="Khmer OS Battambang" w:cs="Khmer OS Battambang"/>
+          <w:sz w:val="24"/>
+          <w:szCs w:val="24"/>
           <w:lang w:bidi="km-KH"/>
         </w:rPr>
       </w:pPr>
@@ -6847,10 +10857,10 @@
 <file path=word/numbering.xml><?xml version="1.0" encoding="utf-8"?>
 <w:numbering xmlns:wpc="http://schemas.microsoft.com/office/word/2010/wordprocessingCanvas" xmlns:cx="http://schemas.microsoft.com/office/drawing/2014/chartex" xmlns:cx1="http://schemas.microsoft.com/office/drawing/2015/9/8/chartex" xmlns:cx2="http://schemas.microsoft.com/office/drawing/2015/10/21/chartex" xmlns:cx3="http://schemas.microsoft.com/office/drawing/2016/5/9/chartex" xmlns:cx4="http://schemas.microsoft.com/office/drawing/2016/5/10/chartex" xmlns:cx5="http://schemas.microsoft.com/office/drawing/2016/5/11/chartex" xmlns:cx6="http://schemas.microsoft.com/office/drawing/2016/5/12/chartex" xmlns:cx7="http://schemas.microsoft.com/office/drawing/2016/5/13/chartex" xmlns:cx8="http://schemas.microsoft.com/office/drawing/2016/5/14/chartex" xmlns:mc="http://schemas.openxmlformats.org/markup-compatibility/2006" xmlns:aink="http://schemas.microsoft.com/office/drawing/2016/ink" xmlns:am3d="http://schemas.microsoft.com/office/drawing/2017/model3d" xmlns:o="urn:schemas-microsoft-com:office:office" xmlns:oel="http://schemas.microsoft.com/office/2019/extlst" xmlns:r="http://schemas.openxmlformats.org/officeDocument/2006/relationships" xmlns:m="http://schemas.openxmlformats.org/officeDocument/2006/math" xmlns:v="urn:schemas-microsoft-com:vml" xmlns:wp14="http://schemas.microsoft.com/office/word/2010/wordprocessingDrawing" xmlns:wp="http://schemas.openxmlformats.org/drawingml/2006/wordprocessingDrawing" xmlns:w10="urn:schemas-microsoft-com:office:word" xmlns:w="http://schemas.openxmlformats.org/wordprocessingml/2006/main" xmlns:w14="http://schemas.microsoft.com/office/word/2010/wordml" xmlns:w15="http://schemas.microsoft.com/office/word/2012/wordml" xmlns:w16cex="http://schemas.microsoft.com/office/word/2018/wordml/cex" xmlns:w16cid="http://schemas.microsoft.com/office/word/2016/wordml/cid" xmlns:w16="http://schemas.microsoft.com/office/word/2018/wordml" xmlns:w16du="http://schemas.microsoft.com/office/word/2023/wordml/word16du" xmlns:w16sdtdh="http://schemas.microsoft.com/office/word/2020/wordml/sdtdatahash" xmlns:w16sdtfl="http://schemas.microsoft.com/office/word/2024/wordml/sdtformatlock" xmlns:w16se="http://schemas.microsoft.com/office/word/2015/wordml/symex" xmlns:wpg="http://schemas.microsoft.com/office/word/2010/wordprocessingGroup" xmlns:wpi="http://schemas.microsoft.com/office/word/2010/wordprocessingInk" xmlns:wne="http://schemas.microsoft.com/office/word/2006/wordml" xmlns:wps="http://schemas.microsoft.com/office/word/2010/wordprocessingShape" mc:Ignorable="w14 w15 w16se w16cid w16 w16cex w16sdtdh w16sdtfl w16du wp14">
   <w:abstractNum w:abstractNumId="0" w15:restartNumberingAfterBreak="0">
-    <w:nsid w:val="47524B2F"/>
+    <w:nsid w:val="28DD567F"/>
     <w:multiLevelType w:val="hybridMultilevel"/>
-    <w:tmpl w:val="EE18CB1A"/>
-    <w:lvl w:ilvl="0" w:tplc="1E7E4D90">
+    <w:tmpl w:val="A0E28468"/>
+    <w:lvl w:ilvl="0" w:tplc="8D706BD0">
       <w:start w:val="1"/>
       <w:numFmt w:val="decimal"/>
       <w:lvlText w:val="%1-"/>
@@ -6936,6 +10946,95 @@
     </w:lvl>
   </w:abstractNum>
   <w:abstractNum w:abstractNumId="1" w15:restartNumberingAfterBreak="0">
+    <w:nsid w:val="47524B2F"/>
+    <w:multiLevelType w:val="hybridMultilevel"/>
+    <w:tmpl w:val="EE18CB1A"/>
+    <w:lvl w:ilvl="0" w:tplc="1E7E4D90">
+      <w:start w:val="1"/>
+      <w:numFmt w:val="decimal"/>
+      <w:lvlText w:val="%1-"/>
+      <w:lvlJc w:val="left"/>
+      <w:pPr>
+        <w:ind w:left="720" w:hanging="360"/>
+      </w:pPr>
+      <w:rPr>
+        <w:rFonts w:hint="default"/>
+      </w:rPr>
+    </w:lvl>
+    <w:lvl w:ilvl="1" w:tplc="04090019" w:tentative="1">
+      <w:start w:val="1"/>
+      <w:numFmt w:val="lowerLetter"/>
+      <w:lvlText w:val="%2."/>
+      <w:lvlJc w:val="left"/>
+      <w:pPr>
+        <w:ind w:left="1440" w:hanging="360"/>
+      </w:pPr>
+    </w:lvl>
+    <w:lvl w:ilvl="2" w:tplc="0409001B" w:tentative="1">
+      <w:start w:val="1"/>
+      <w:numFmt w:val="lowerRoman"/>
+      <w:lvlText w:val="%3."/>
+      <w:lvlJc w:val="right"/>
+      <w:pPr>
+        <w:ind w:left="2160" w:hanging="180"/>
+      </w:pPr>
+    </w:lvl>
+    <w:lvl w:ilvl="3" w:tplc="0409000F" w:tentative="1">
+      <w:start w:val="1"/>
+      <w:numFmt w:val="decimal"/>
+      <w:lvlText w:val="%4."/>
+      <w:lvlJc w:val="left"/>
+      <w:pPr>
+        <w:ind w:left="2880" w:hanging="360"/>
+      </w:pPr>
+    </w:lvl>
+    <w:lvl w:ilvl="4" w:tplc="04090019" w:tentative="1">
+      <w:start w:val="1"/>
+      <w:numFmt w:val="lowerLetter"/>
+      <w:lvlText w:val="%5."/>
+      <w:lvlJc w:val="left"/>
+      <w:pPr>
+        <w:ind w:left="3600" w:hanging="360"/>
+      </w:pPr>
+    </w:lvl>
+    <w:lvl w:ilvl="5" w:tplc="0409001B" w:tentative="1">
+      <w:start w:val="1"/>
+      <w:numFmt w:val="lowerRoman"/>
+      <w:lvlText w:val="%6."/>
+      <w:lvlJc w:val="right"/>
+      <w:pPr>
+        <w:ind w:left="4320" w:hanging="180"/>
+      </w:pPr>
+    </w:lvl>
+    <w:lvl w:ilvl="6" w:tplc="0409000F" w:tentative="1">
+      <w:start w:val="1"/>
+      <w:numFmt w:val="decimal"/>
+      <w:lvlText w:val="%7."/>
+      <w:lvlJc w:val="left"/>
+      <w:pPr>
+        <w:ind w:left="5040" w:hanging="360"/>
+      </w:pPr>
+    </w:lvl>
+    <w:lvl w:ilvl="7" w:tplc="04090019" w:tentative="1">
+      <w:start w:val="1"/>
+      <w:numFmt w:val="lowerLetter"/>
+      <w:lvlText w:val="%8."/>
+      <w:lvlJc w:val="left"/>
+      <w:pPr>
+        <w:ind w:left="5760" w:hanging="360"/>
+      </w:pPr>
+    </w:lvl>
+    <w:lvl w:ilvl="8" w:tplc="0409001B" w:tentative="1">
+      <w:start w:val="1"/>
+      <w:numFmt w:val="lowerRoman"/>
+      <w:lvlText w:val="%9."/>
+      <w:lvlJc w:val="right"/>
+      <w:pPr>
+        <w:ind w:left="6480" w:hanging="180"/>
+      </w:pPr>
+    </w:lvl>
+  </w:abstractNum>
+  <w:abstractNum w:abstractNumId="2" w15:restartNumberingAfterBreak="0">
     <w:nsid w:val="6167753B"/>
     <w:multiLevelType w:val="hybridMultilevel"/>
     <w:tmpl w:val="711C9D14"/>
@@ -7048,7 +11147,7 @@
       </w:rPr>
     </w:lvl>
   </w:abstractNum>
-  <w:abstractNum w:abstractNumId="2" w15:restartNumberingAfterBreak="0">
+  <w:abstractNum w:abstractNumId="3" w15:restartNumberingAfterBreak="0">
     <w:nsid w:val="6C1F2E1F"/>
     <w:multiLevelType w:val="hybridMultilevel"/>
     <w:tmpl w:val="E3AA759A"/>
@@ -7161,13 +11260,16 @@
     </w:lvl>
   </w:abstractNum>
   <w:num w:numId="1" w16cid:durableId="345793242">
+    <w:abstractNumId w:val="3"/>
+  </w:num>
+  <w:num w:numId="2" w16cid:durableId="1119447333">
+    <w:abstractNumId w:val="1"/>
+  </w:num>
+  <w:num w:numId="3" w16cid:durableId="1151485449">
     <w:abstractNumId w:val="2"/>
   </w:num>
-  <w:num w:numId="2" w16cid:durableId="1119447333">
+  <w:num w:numId="4" w16cid:durableId="1372462303">
     <w:abstractNumId w:val="0"/>
-  </w:num>
-  <w:num w:numId="3" w16cid:durableId="1151485449">
-    <w:abstractNumId w:val="1"/>
   </w:num>
 </w:numbering>
 </file>
@@ -7762,6 +11864,7 @@
   <w:style w:type="character" w:default="1" w:styleId="DefaultParagraphFont">
     <w:name w:val="Default Paragraph Font"/>
     <w:uiPriority w:val="1"/>
+    <w:semiHidden/>
     <w:unhideWhenUsed/>
   </w:style>
   <w:style w:type="table" w:default="1" w:styleId="TableNormal">
